--- a/Курс 4/САвПД/ИД23-1_Маслов_АН_САвПД_Аудиторная работа.docx
+++ b/Курс 4/САвПД/ИД23-1_Маслов_АН_САвПД_Аудиторная работа.docx
@@ -375,20 +375,99 @@
     <w:p>
       <w:pPr>
         <w:pStyle w:val="Default"/>
+        <w:jc w:val="center"/>
+        <w:rPr>
+          <w:bCs/>
+          <w:color w:val="auto"/>
+          <w:sz w:val="28"/>
+          <w:szCs w:val="28"/>
+        </w:rPr>
+      </w:pPr>
+      <w:r>
+        <w:rPr>
+          <w:bCs/>
+          <w:color w:val="auto"/>
+          <w:sz w:val="28"/>
+          <w:szCs w:val="28"/>
+        </w:rPr>
+        <w:t>«</w:t>
+      </w:r>
+      <w:r>
+        <w:rPr>
+          <w:bCs/>
+          <w:color w:val="auto"/>
+          <w:sz w:val="28"/>
+          <w:szCs w:val="28"/>
+        </w:rPr>
+        <w:t>Отношение людей к ИИ в разработке</w:t>
+      </w:r>
+      <w:r>
+        <w:rPr>
+          <w:bCs/>
+          <w:color w:val="auto"/>
+          <w:sz w:val="28"/>
+          <w:szCs w:val="28"/>
+        </w:rPr>
+        <w:t>»</w:t>
+      </w:r>
+    </w:p>
+    <w:p>
+      <w:pPr>
+        <w:pStyle w:val="Default"/>
+        <w:jc w:val="center"/>
         <w:rPr>
           <w:sz w:val="36"/>
           <w:szCs w:val="36"/>
         </w:rPr>
       </w:pPr>
-      <w:r>
-        <w:rPr>
-          <w:b/>
-          <w:bCs/>
+    </w:p>
+    <w:p>
+      <w:pPr>
+        <w:pStyle w:val="Default"/>
+        <w:jc w:val="center"/>
+        <w:rPr>
+          <w:b/>
+          <w:bCs/>
+          <w:sz w:val="28"/>
+          <w:szCs w:val="28"/>
+        </w:rPr>
+      </w:pPr>
+      <w:r>
+        <w:rPr>
+          <w:b/>
+          <w:bCs/>
+          <w:sz w:val="28"/>
+          <w:szCs w:val="28"/>
+        </w:rPr>
+        <w:t>(</w:t>
+      </w:r>
+      <w:r>
+        <w:rPr>
+          <w:b/>
+          <w:bCs/>
+          <w:sz w:val="28"/>
+          <w:szCs w:val="28"/>
+        </w:rPr>
+        <w:t>Аудиторная работа</w:t>
+      </w:r>
+      <w:r>
+        <w:rPr>
+          <w:b/>
+          <w:bCs/>
+          <w:sz w:val="28"/>
+          <w:szCs w:val="28"/>
+        </w:rPr>
+        <w:t>)</w:t>
+      </w:r>
+    </w:p>
+    <w:p>
+      <w:pPr>
+        <w:pStyle w:val="Default"/>
+        <w:rPr>
           <w:sz w:val="36"/>
           <w:szCs w:val="36"/>
         </w:rPr>
-        <w:t>__________________________________________________</w:t>
-      </w:r>
+      </w:pPr>
     </w:p>
     <w:p>
       <w:pPr>
@@ -402,45 +481,6 @@
     <w:p>
       <w:pPr>
         <w:pStyle w:val="Default"/>
-        <w:jc w:val="center"/>
-        <w:rPr>
-          <w:b/>
-          <w:bCs/>
-          <w:sz w:val="28"/>
-          <w:szCs w:val="28"/>
-        </w:rPr>
-      </w:pPr>
-      <w:r>
-        <w:rPr>
-          <w:b/>
-          <w:bCs/>
-          <w:sz w:val="28"/>
-          <w:szCs w:val="28"/>
-        </w:rPr>
-        <w:t>(</w:t>
-      </w:r>
-      <w:r>
-        <w:rPr>
-          <w:b/>
-          <w:bCs/>
-          <w:sz w:val="28"/>
-          <w:szCs w:val="28"/>
-        </w:rPr>
-        <w:t>Аудиторная работа</w:t>
-      </w:r>
-      <w:r>
-        <w:rPr>
-          <w:b/>
-          <w:bCs/>
-          <w:sz w:val="28"/>
-          <w:szCs w:val="28"/>
-        </w:rPr>
-        <w:t>)</w:t>
-      </w:r>
-    </w:p>
-    <w:p>
-      <w:pPr>
-        <w:pStyle w:val="Default"/>
         <w:rPr>
           <w:sz w:val="36"/>
           <w:szCs w:val="36"/>
@@ -450,24 +490,48 @@
     <w:p>
       <w:pPr>
         <w:pStyle w:val="Default"/>
-        <w:rPr>
-          <w:sz w:val="36"/>
-          <w:szCs w:val="36"/>
-        </w:rPr>
-      </w:pPr>
-    </w:p>
-    <w:p>
-      <w:pPr>
-        <w:pStyle w:val="Default"/>
-        <w:rPr>
-          <w:sz w:val="36"/>
-          <w:szCs w:val="36"/>
-        </w:rPr>
-      </w:pPr>
-    </w:p>
-    <w:p>
-      <w:pPr>
-        <w:pStyle w:val="Default"/>
+        <w:ind w:left="3540" w:right="560" w:firstLine="708"/>
+        <w:jc w:val="center"/>
+        <w:rPr>
+          <w:sz w:val="28"/>
+          <w:szCs w:val="28"/>
+        </w:rPr>
+      </w:pPr>
+      <w:r>
+        <w:rPr>
+          <w:sz w:val="28"/>
+          <w:szCs w:val="28"/>
+        </w:rPr>
+        <w:t xml:space="preserve">                 </w:t>
+      </w:r>
+      <w:r>
+        <w:rPr>
+          <w:sz w:val="28"/>
+          <w:szCs w:val="28"/>
+        </w:rPr>
+        <w:t>Выполнил:</w:t>
+      </w:r>
+      <w:r>
+        <w:rPr>
+          <w:sz w:val="28"/>
+          <w:szCs w:val="28"/>
+        </w:rPr>
+        <w:t xml:space="preserve"> Маслов </w:t>
+      </w:r>
+      <w:proofErr w:type="gramStart"/>
+      <w:r>
+        <w:rPr>
+          <w:sz w:val="28"/>
+          <w:szCs w:val="28"/>
+        </w:rPr>
+        <w:t>А.Н.</w:t>
+      </w:r>
+      <w:proofErr w:type="gramEnd"/>
+    </w:p>
+    <w:p>
+      <w:pPr>
+        <w:pStyle w:val="Default"/>
+        <w:ind w:firstLine="3402"/>
         <w:jc w:val="right"/>
         <w:rPr>
           <w:sz w:val="28"/>
@@ -479,24 +543,21 @@
           <w:sz w:val="28"/>
           <w:szCs w:val="28"/>
         </w:rPr>
-        <w:t>Выполнил: ФИО __________</w:t>
-      </w:r>
-    </w:p>
-    <w:p>
-      <w:pPr>
-        <w:pStyle w:val="Default"/>
-        <w:jc w:val="right"/>
-        <w:rPr>
-          <w:sz w:val="28"/>
-          <w:szCs w:val="28"/>
-        </w:rPr>
-      </w:pPr>
+        <w:t xml:space="preserve">                      </w:t>
+      </w:r>
       <w:r>
         <w:rPr>
           <w:sz w:val="28"/>
           <w:szCs w:val="28"/>
         </w:rPr>
         <w:t>Группа</w:t>
+      </w:r>
+      <w:r>
+        <w:rPr>
+          <w:sz w:val="28"/>
+          <w:szCs w:val="28"/>
+        </w:rPr>
+        <w:t xml:space="preserve"> ИД23-1</w:t>
       </w:r>
       <w:r>
         <w:rPr>
@@ -763,19 +824,59 @@
         </w:rPr>
         <w:t xml:space="preserve">исследуемой ситуации </w:t>
       </w:r>
-      <w:r>
-        <w:rPr>
-          <w:b/>
-          <w:color w:val="auto"/>
-          <w:sz w:val="28"/>
-          <w:szCs w:val="28"/>
-        </w:rPr>
-        <w:br/>
-      </w:r>
-    </w:p>
-    <w:p>
-      <w:pPr>
-        <w:pStyle w:val="Default"/>
+    </w:p>
+    <w:p>
+      <w:pPr>
+        <w:pStyle w:val="Default"/>
+        <w:spacing w:line="360" w:lineRule="auto"/>
+        <w:ind w:firstLine="709"/>
+        <w:jc w:val="both"/>
+        <w:rPr>
+          <w:sz w:val="28"/>
+          <w:szCs w:val="28"/>
+        </w:rPr>
+      </w:pPr>
+      <w:r>
+        <w:rPr>
+          <w:sz w:val="28"/>
+          <w:szCs w:val="28"/>
+        </w:rPr>
+        <w:t>Исследуемая ситуация — применение ИИ в разработке программного обеспечения после 2023–2026 годов. Первоначально ИИ пытались использовать прежде всего для ускорения написания кода:</w:t>
+      </w:r>
+      <w:r>
+        <w:rPr>
+          <w:sz w:val="28"/>
+          <w:szCs w:val="28"/>
+        </w:rPr>
+        <w:t xml:space="preserve"> агенты</w:t>
+      </w:r>
+      <w:r>
+        <w:rPr>
+          <w:sz w:val="28"/>
+          <w:szCs w:val="28"/>
+        </w:rPr>
+        <w:t>, генерация функций, автодополнение. Однако данные 2024–2025 годов показали, что локальное ускорение кодинга не даёт ожидаемого эффекта: падает стабильность поставки, растёт тех</w:t>
+      </w:r>
+      <w:r>
+        <w:rPr>
+          <w:sz w:val="28"/>
+          <w:szCs w:val="28"/>
+        </w:rPr>
+        <w:t xml:space="preserve">нический </w:t>
+      </w:r>
+      <w:r>
+        <w:rPr>
+          <w:sz w:val="28"/>
+          <w:szCs w:val="28"/>
+        </w:rPr>
+        <w:t>долг, дублирование кода и число уязвимостей, а субъективное ощущение продуктивности расходится с реальностью. Главная ошибка — оптимизация одного узкого участка конвейера, тогда как узкое место находится не в скорости написания кода.</w:t>
+      </w:r>
+    </w:p>
+    <w:p>
+      <w:pPr>
+        <w:pStyle w:val="Default"/>
+        <w:spacing w:line="360" w:lineRule="auto"/>
+        <w:ind w:firstLine="709"/>
         <w:jc w:val="both"/>
         <w:rPr>
           <w:i/>
@@ -785,14 +886,1994 @@
           <w:szCs w:val="28"/>
         </w:rPr>
       </w:pPr>
-    </w:p>
-    <w:p>
-      <w:pPr>
-        <w:pStyle w:val="Default"/>
+      <w:r>
+        <w:rPr>
+          <w:sz w:val="28"/>
+          <w:szCs w:val="28"/>
+        </w:rPr>
+        <w:t xml:space="preserve">Поэтому основная область применения ИИ — интеллектуальный слой производства ПО, то есть сквозная система, которая перестраивает весь цикл поставки: работу с требованиями и спецификациями, управление контекстом, генерацию кода как одну из операций, тестирование, ревью, проверку безопасности, верификацию, </w:t>
+      </w:r>
+      <w:proofErr w:type="spellStart"/>
+      <w:r>
+        <w:rPr>
+          <w:sz w:val="28"/>
+          <w:szCs w:val="28"/>
+        </w:rPr>
+        <w:t>оркестрацию</w:t>
+      </w:r>
+      <w:proofErr w:type="spellEnd"/>
+      <w:r>
+        <w:rPr>
+          <w:sz w:val="28"/>
+          <w:szCs w:val="28"/>
+        </w:rPr>
+        <w:t xml:space="preserve"> людей и агентов, публикацию в прод. ИИ должен использоваться не как отдельный инструмент-помощник, а как часть организационно-инженерной системы, где агенты берут на себя объём и рутину, а человек выступает архитектором и оркестратором. Ключевой акцент: ценность создаёт не сама модель, а обвязка вокруг неё — процессы, платформа, верификация и слаженность команд. Именно там ИИ даёт измеримый эффект, а не в изолированном ускорении кодинга.</w:t>
+      </w:r>
+    </w:p>
+    <w:p>
+      <w:pPr>
+        <w:pStyle w:val="Default"/>
+        <w:rPr>
+          <w:i/>
+          <w:iCs/>
+          <w:color w:val="auto"/>
+          <w:sz w:val="28"/>
+          <w:szCs w:val="28"/>
+        </w:rPr>
+      </w:pPr>
+    </w:p>
+    <w:p>
+      <w:pPr>
+        <w:rPr>
+          <w:sz w:val="28"/>
+          <w:szCs w:val="28"/>
+        </w:rPr>
+      </w:pPr>
+      <w:r>
+        <w:rPr>
+          <w:sz w:val="28"/>
+          <w:szCs w:val="28"/>
+        </w:rPr>
+        <w:br w:type="page"/>
+      </w:r>
+    </w:p>
+    <w:p>
+      <w:pPr>
+        <w:pStyle w:val="Default"/>
+        <w:spacing w:after="200"/>
+        <w:rPr>
+          <w:b/>
+          <w:color w:val="0070C0"/>
+          <w:sz w:val="28"/>
+          <w:szCs w:val="28"/>
+        </w:rPr>
+      </w:pPr>
+      <w:r>
+        <w:rPr>
+          <w:b/>
+          <w:color w:val="0070C0"/>
+          <w:sz w:val="28"/>
+          <w:szCs w:val="28"/>
+        </w:rPr>
+        <w:lastRenderedPageBreak/>
+        <w:t>2</w:t>
+      </w:r>
+      <w:r>
+        <w:rPr>
+          <w:b/>
+          <w:color w:val="0070C0"/>
+          <w:sz w:val="28"/>
+          <w:szCs w:val="28"/>
+        </w:rPr>
+        <w:t xml:space="preserve">. </w:t>
+      </w:r>
+      <w:r>
+        <w:rPr>
+          <w:b/>
+          <w:color w:val="0070C0"/>
+          <w:sz w:val="28"/>
+          <w:szCs w:val="28"/>
+        </w:rPr>
+        <w:t>Определение системы</w:t>
+      </w:r>
+    </w:p>
+    <w:p>
+      <w:pPr>
+        <w:pStyle w:val="Default"/>
+        <w:spacing w:after="200"/>
+        <w:rPr>
+          <w:b/>
+          <w:color w:val="auto"/>
+          <w:sz w:val="28"/>
+          <w:szCs w:val="28"/>
+        </w:rPr>
+      </w:pPr>
+      <w:r>
+        <w:rPr>
+          <w:b/>
+          <w:color w:val="auto"/>
+          <w:sz w:val="28"/>
+          <w:szCs w:val="28"/>
+        </w:rPr>
+        <w:t xml:space="preserve">2.1 </w:t>
+      </w:r>
+      <w:r>
+        <w:rPr>
+          <w:b/>
+          <w:color w:val="auto"/>
+          <w:sz w:val="28"/>
+          <w:szCs w:val="28"/>
+        </w:rPr>
+        <w:t>П</w:t>
+      </w:r>
+      <w:r>
+        <w:rPr>
+          <w:b/>
+          <w:color w:val="auto"/>
+          <w:sz w:val="28"/>
+          <w:szCs w:val="28"/>
+        </w:rPr>
+        <w:t>о</w:t>
+      </w:r>
+      <w:r>
+        <w:rPr>
+          <w:b/>
+          <w:color w:val="auto"/>
+          <w:sz w:val="28"/>
+          <w:szCs w:val="28"/>
+        </w:rPr>
+        <w:t xml:space="preserve">строить </w:t>
+      </w:r>
+      <w:r>
+        <w:rPr>
+          <w:b/>
+          <w:color w:val="auto"/>
+          <w:sz w:val="28"/>
+          <w:szCs w:val="28"/>
+        </w:rPr>
+        <w:t>модел</w:t>
+      </w:r>
+      <w:r>
+        <w:rPr>
+          <w:b/>
+          <w:color w:val="auto"/>
+          <w:sz w:val="28"/>
+          <w:szCs w:val="28"/>
+        </w:rPr>
+        <w:t>ь</w:t>
+      </w:r>
+      <w:r>
+        <w:rPr>
+          <w:b/>
+          <w:color w:val="auto"/>
+          <w:sz w:val="28"/>
+          <w:szCs w:val="28"/>
+        </w:rPr>
+        <w:t xml:space="preserve"> «</w:t>
+      </w:r>
+      <w:r>
+        <w:rPr>
+          <w:b/>
+          <w:color w:val="auto"/>
+          <w:sz w:val="28"/>
+          <w:szCs w:val="28"/>
+        </w:rPr>
+        <w:t>О</w:t>
+      </w:r>
+      <w:r>
+        <w:rPr>
+          <w:b/>
+          <w:color w:val="auto"/>
+          <w:sz w:val="28"/>
+          <w:szCs w:val="28"/>
+        </w:rPr>
+        <w:t>бразная схема» (</w:t>
+      </w:r>
+      <w:r>
+        <w:rPr>
+          <w:b/>
+          <w:color w:val="auto"/>
+          <w:sz w:val="28"/>
+          <w:szCs w:val="28"/>
+          <w:lang w:val="en-US"/>
+        </w:rPr>
+        <w:t>rich</w:t>
+      </w:r>
+      <w:r>
+        <w:rPr>
+          <w:b/>
+          <w:color w:val="auto"/>
+          <w:sz w:val="28"/>
+          <w:szCs w:val="28"/>
+        </w:rPr>
+        <w:t xml:space="preserve"> </w:t>
+      </w:r>
+      <w:r>
+        <w:rPr>
+          <w:b/>
+          <w:color w:val="auto"/>
+          <w:sz w:val="28"/>
+          <w:szCs w:val="28"/>
+          <w:lang w:val="en-US"/>
+        </w:rPr>
+        <w:t>picture</w:t>
+      </w:r>
+      <w:r>
+        <w:rPr>
+          <w:b/>
+          <w:color w:val="auto"/>
+          <w:sz w:val="28"/>
+          <w:szCs w:val="28"/>
+        </w:rPr>
+        <w:t>)</w:t>
+      </w:r>
+      <w:r>
+        <w:rPr>
+          <w:b/>
+          <w:color w:val="auto"/>
+          <w:sz w:val="28"/>
+          <w:szCs w:val="28"/>
+        </w:rPr>
+        <w:t xml:space="preserve"> </w:t>
+      </w:r>
+      <w:r>
+        <w:rPr>
+          <w:b/>
+          <w:color w:val="auto"/>
+          <w:sz w:val="28"/>
+          <w:szCs w:val="28"/>
+        </w:rPr>
+        <w:t>исследуемой ситуации.</w:t>
+      </w:r>
+    </w:p>
+    <w:p>
+      <w:pPr>
+        <w:pStyle w:val="Default"/>
+        <w:spacing w:after="200"/>
+        <w:jc w:val="center"/>
+        <w:rPr>
+          <w:b/>
+          <w:color w:val="auto"/>
+          <w:sz w:val="28"/>
+          <w:szCs w:val="28"/>
+        </w:rPr>
+      </w:pPr>
+      <w:r>
+        <w:rPr>
+          <w:noProof/>
+        </w:rPr>
+        <w:drawing>
+          <wp:inline distT="0" distB="0" distL="0" distR="0" wp14:anchorId="26DA1E47" wp14:editId="39B0AAB2">
+            <wp:extent cx="4860506" cy="4655820"/>
+            <wp:effectExtent l="0" t="0" r="0" b="0"/>
+            <wp:docPr id="42024898" name="Рисунок 1"/>
+            <wp:cNvGraphicFramePr>
+              <a:graphicFrameLocks xmlns:a="http://schemas.openxmlformats.org/drawingml/2006/main" noChangeAspect="1"/>
+            </wp:cNvGraphicFramePr>
+            <a:graphic xmlns:a="http://schemas.openxmlformats.org/drawingml/2006/main">
+              <a:graphicData uri="http://schemas.openxmlformats.org/drawingml/2006/picture">
+                <pic:pic xmlns:pic="http://schemas.openxmlformats.org/drawingml/2006/picture">
+                  <pic:nvPicPr>
+                    <pic:cNvPr id="0" name="Picture 1"/>
+                    <pic:cNvPicPr>
+                      <a:picLocks noChangeAspect="1" noChangeArrowheads="1"/>
+                    </pic:cNvPicPr>
+                  </pic:nvPicPr>
+                  <pic:blipFill>
+                    <a:blip r:embed="rId8" cstate="print">
+                      <a:extLst>
+                        <a:ext uri="{28A0092B-C50C-407E-A947-70E740481C1C}">
+                          <a14:useLocalDpi xmlns:a14="http://schemas.microsoft.com/office/drawing/2010/main" val="0"/>
+                        </a:ext>
+                      </a:extLst>
+                    </a:blip>
+                    <a:srcRect/>
+                    <a:stretch>
+                      <a:fillRect/>
+                    </a:stretch>
+                  </pic:blipFill>
+                  <pic:spPr bwMode="auto">
+                    <a:xfrm>
+                      <a:off x="0" y="0"/>
+                      <a:ext cx="4866319" cy="4661388"/>
+                    </a:xfrm>
+                    <a:prstGeom prst="rect">
+                      <a:avLst/>
+                    </a:prstGeom>
+                    <a:noFill/>
+                    <a:ln>
+                      <a:noFill/>
+                    </a:ln>
+                  </pic:spPr>
+                </pic:pic>
+              </a:graphicData>
+            </a:graphic>
+          </wp:inline>
+        </w:drawing>
+      </w:r>
+    </w:p>
+    <w:p>
+      <w:pPr>
+        <w:pStyle w:val="Default"/>
+        <w:jc w:val="center"/>
+        <w:rPr>
+          <w:b/>
+          <w:color w:val="004E9A"/>
+        </w:rPr>
+      </w:pPr>
+      <w:r>
+        <w:rPr>
+          <w:b/>
+          <w:color w:val="004E9A"/>
+        </w:rPr>
+        <w:t xml:space="preserve">Рис. </w:t>
+      </w:r>
+      <w:r>
+        <w:rPr>
+          <w:b/>
+          <w:color w:val="004E9A"/>
+        </w:rPr>
+        <w:t>1</w:t>
+      </w:r>
+      <w:r>
+        <w:rPr>
+          <w:b/>
+          <w:color w:val="004E9A"/>
+        </w:rPr>
+        <w:t>. Модель «</w:t>
+      </w:r>
+      <w:r>
+        <w:rPr>
+          <w:b/>
+          <w:color w:val="004E9A"/>
+        </w:rPr>
+        <w:t>Образная схема</w:t>
+      </w:r>
+      <w:r>
+        <w:rPr>
+          <w:b/>
+          <w:color w:val="004E9A"/>
+        </w:rPr>
+        <w:t>» системы «</w:t>
+      </w:r>
+      <w:r>
+        <w:rPr>
+          <w:b/>
+          <w:color w:val="004E9A"/>
+        </w:rPr>
+        <w:t>Отношение людей к ИИ в разработке</w:t>
+      </w:r>
+      <w:r>
+        <w:rPr>
+          <w:b/>
+          <w:color w:val="004E9A"/>
+        </w:rPr>
+        <w:t>»</w:t>
+      </w:r>
+    </w:p>
+    <w:p>
+      <w:pPr>
+        <w:pStyle w:val="Default"/>
+        <w:jc w:val="center"/>
+        <w:rPr>
+          <w:b/>
+          <w:color w:val="004E9A"/>
+        </w:rPr>
+      </w:pPr>
+    </w:p>
+    <w:p>
+      <w:pPr>
+        <w:pStyle w:val="Default"/>
+        <w:spacing w:after="200"/>
+        <w:rPr>
+          <w:b/>
+          <w:color w:val="auto"/>
+          <w:sz w:val="28"/>
+          <w:szCs w:val="28"/>
+        </w:rPr>
+      </w:pPr>
+      <w:r>
+        <w:rPr>
+          <w:b/>
+          <w:color w:val="auto"/>
+          <w:sz w:val="28"/>
+          <w:szCs w:val="28"/>
+        </w:rPr>
+        <w:t xml:space="preserve">2.2 Построить </w:t>
+      </w:r>
+      <w:r>
+        <w:rPr>
+          <w:b/>
+          <w:color w:val="auto"/>
+          <w:sz w:val="28"/>
+          <w:szCs w:val="28"/>
+        </w:rPr>
+        <w:t>модел</w:t>
+      </w:r>
+      <w:r>
+        <w:rPr>
+          <w:b/>
+          <w:color w:val="auto"/>
+          <w:sz w:val="28"/>
+          <w:szCs w:val="28"/>
+        </w:rPr>
+        <w:t>ь «</w:t>
+      </w:r>
+      <w:r>
+        <w:rPr>
+          <w:b/>
+          <w:color w:val="auto"/>
+          <w:sz w:val="28"/>
+          <w:szCs w:val="28"/>
+        </w:rPr>
+        <w:t>И</w:t>
+      </w:r>
+      <w:r>
+        <w:rPr>
+          <w:b/>
+          <w:color w:val="auto"/>
+          <w:sz w:val="28"/>
+          <w:szCs w:val="28"/>
+        </w:rPr>
+        <w:t>нтеллект–карта</w:t>
+      </w:r>
+      <w:r>
+        <w:rPr>
+          <w:b/>
+          <w:color w:val="auto"/>
+          <w:sz w:val="28"/>
+          <w:szCs w:val="28"/>
+        </w:rPr>
+        <w:t>» (</w:t>
+      </w:r>
+      <w:r>
+        <w:rPr>
+          <w:b/>
+          <w:color w:val="auto"/>
+          <w:sz w:val="28"/>
+          <w:szCs w:val="28"/>
+          <w:lang w:val="en-US"/>
+        </w:rPr>
+        <w:t>mind</w:t>
+      </w:r>
+      <w:r>
+        <w:rPr>
+          <w:b/>
+          <w:color w:val="auto"/>
+          <w:sz w:val="28"/>
+          <w:szCs w:val="28"/>
+        </w:rPr>
+        <w:t xml:space="preserve"> </w:t>
+      </w:r>
+      <w:r>
+        <w:rPr>
+          <w:b/>
+          <w:color w:val="auto"/>
+          <w:sz w:val="28"/>
+          <w:szCs w:val="28"/>
+          <w:lang w:val="en-US"/>
+        </w:rPr>
+        <w:t>map</w:t>
+      </w:r>
+      <w:r>
+        <w:rPr>
+          <w:b/>
+          <w:color w:val="auto"/>
+          <w:sz w:val="28"/>
+          <w:szCs w:val="28"/>
+        </w:rPr>
+        <w:t xml:space="preserve">) </w:t>
+      </w:r>
+      <w:r>
+        <w:rPr>
+          <w:b/>
+          <w:color w:val="auto"/>
+          <w:sz w:val="28"/>
+          <w:szCs w:val="28"/>
+        </w:rPr>
+        <w:t>исследуемой ситуации.</w:t>
+      </w:r>
+    </w:p>
+    <w:p>
+      <w:pPr>
+        <w:pStyle w:val="Default"/>
+        <w:spacing w:after="200"/>
+        <w:rPr>
+          <w:b/>
+          <w:color w:val="auto"/>
+          <w:sz w:val="28"/>
+          <w:szCs w:val="28"/>
+        </w:rPr>
+      </w:pPr>
+      <w:r>
+        <w:rPr>
+          <w:noProof/>
+        </w:rPr>
+        <w:drawing>
+          <wp:inline distT="0" distB="0" distL="0" distR="0" wp14:anchorId="4DDF5B54" wp14:editId="44598784">
+            <wp:extent cx="5760085" cy="2076450"/>
+            <wp:effectExtent l="0" t="0" r="0" b="0"/>
+            <wp:docPr id="1948555866" name="Рисунок 2"/>
+            <wp:cNvGraphicFramePr>
+              <a:graphicFrameLocks xmlns:a="http://schemas.openxmlformats.org/drawingml/2006/main" noChangeAspect="1"/>
+            </wp:cNvGraphicFramePr>
+            <a:graphic xmlns:a="http://schemas.openxmlformats.org/drawingml/2006/main">
+              <a:graphicData uri="http://schemas.openxmlformats.org/drawingml/2006/picture">
+                <pic:pic xmlns:pic="http://schemas.openxmlformats.org/drawingml/2006/picture">
+                  <pic:nvPicPr>
+                    <pic:cNvPr id="0" name="Picture 3"/>
+                    <pic:cNvPicPr>
+                      <a:picLocks noChangeAspect="1" noChangeArrowheads="1"/>
+                    </pic:cNvPicPr>
+                  </pic:nvPicPr>
+                  <pic:blipFill>
+                    <a:blip r:embed="rId9" cstate="print">
+                      <a:extLst>
+                        <a:ext uri="{28A0092B-C50C-407E-A947-70E740481C1C}">
+                          <a14:useLocalDpi xmlns:a14="http://schemas.microsoft.com/office/drawing/2010/main" val="0"/>
+                        </a:ext>
+                      </a:extLst>
+                    </a:blip>
+                    <a:srcRect/>
+                    <a:stretch>
+                      <a:fillRect/>
+                    </a:stretch>
+                  </pic:blipFill>
+                  <pic:spPr bwMode="auto">
+                    <a:xfrm>
+                      <a:off x="0" y="0"/>
+                      <a:ext cx="5760085" cy="2076450"/>
+                    </a:xfrm>
+                    <a:prstGeom prst="rect">
+                      <a:avLst/>
+                    </a:prstGeom>
+                    <a:noFill/>
+                    <a:ln>
+                      <a:noFill/>
+                    </a:ln>
+                  </pic:spPr>
+                </pic:pic>
+              </a:graphicData>
+            </a:graphic>
+          </wp:inline>
+        </w:drawing>
+      </w:r>
+    </w:p>
+    <w:p>
+      <w:pPr>
+        <w:pStyle w:val="Default"/>
+        <w:jc w:val="center"/>
+        <w:rPr>
+          <w:b/>
+          <w:color w:val="004E9A"/>
+        </w:rPr>
+      </w:pPr>
+      <w:r>
+        <w:rPr>
+          <w:b/>
+          <w:color w:val="004E9A"/>
+        </w:rPr>
+        <w:t>Рис.</w:t>
+      </w:r>
+      <w:r>
+        <w:rPr>
+          <w:b/>
+          <w:color w:val="004E9A"/>
+        </w:rPr>
+        <w:t xml:space="preserve"> 2</w:t>
+      </w:r>
+      <w:r>
+        <w:rPr>
+          <w:b/>
+          <w:color w:val="004E9A"/>
+        </w:rPr>
+        <w:t>. Модель «</w:t>
+      </w:r>
+      <w:r>
+        <w:rPr>
+          <w:b/>
+          <w:color w:val="004E9A"/>
+        </w:rPr>
+        <w:t>Образная схема</w:t>
+      </w:r>
+      <w:r>
+        <w:rPr>
+          <w:b/>
+          <w:color w:val="004E9A"/>
+        </w:rPr>
+        <w:t>» системы «</w:t>
+      </w:r>
+      <w:r>
+        <w:rPr>
+          <w:b/>
+          <w:color w:val="004E9A"/>
+        </w:rPr>
+        <w:t>Отношение людей к ИИ в разработке</w:t>
+      </w:r>
+      <w:r>
+        <w:rPr>
+          <w:b/>
+          <w:color w:val="004E9A"/>
+        </w:rPr>
+        <w:t>»</w:t>
+      </w:r>
+    </w:p>
+    <w:p>
+      <w:pPr>
+        <w:pStyle w:val="Default"/>
+        <w:spacing w:after="200"/>
+        <w:rPr>
+          <w:b/>
+          <w:color w:val="auto"/>
+          <w:sz w:val="28"/>
+          <w:szCs w:val="28"/>
+        </w:rPr>
+      </w:pPr>
+    </w:p>
+    <w:p>
+      <w:pPr>
+        <w:pStyle w:val="Default"/>
+        <w:spacing w:after="200"/>
+        <w:rPr>
+          <w:b/>
+          <w:color w:val="auto"/>
+          <w:sz w:val="28"/>
+          <w:szCs w:val="28"/>
+        </w:rPr>
+      </w:pPr>
+      <w:r>
+        <w:rPr>
+          <w:b/>
+          <w:color w:val="auto"/>
+          <w:sz w:val="28"/>
+          <w:szCs w:val="28"/>
+        </w:rPr>
+        <w:lastRenderedPageBreak/>
+        <w:t>2</w:t>
+      </w:r>
+      <w:r>
+        <w:rPr>
+          <w:b/>
+          <w:color w:val="auto"/>
+          <w:sz w:val="28"/>
+          <w:szCs w:val="28"/>
+        </w:rPr>
+        <w:t xml:space="preserve">.3 </w:t>
+      </w:r>
+      <w:r>
+        <w:rPr>
+          <w:b/>
+          <w:color w:val="auto"/>
+          <w:sz w:val="28"/>
+          <w:szCs w:val="28"/>
+        </w:rPr>
+        <w:t>Опред</w:t>
+      </w:r>
+      <w:r>
+        <w:rPr>
+          <w:b/>
+          <w:color w:val="auto"/>
+          <w:sz w:val="28"/>
+          <w:szCs w:val="28"/>
+        </w:rPr>
+        <w:t>е</w:t>
+      </w:r>
+      <w:r>
+        <w:rPr>
+          <w:b/>
+          <w:color w:val="auto"/>
+          <w:sz w:val="28"/>
+          <w:szCs w:val="28"/>
+        </w:rPr>
+        <w:t>лить систему – выделить сущность в окружающем мире (или в рассматриваемой ситуации/проблемной ситуации), которая в дальнейшем будет исследоваться с системных позиций; дать название.</w:t>
+      </w:r>
+    </w:p>
+    <w:p>
+      <w:pPr>
+        <w:pStyle w:val="Default"/>
+        <w:spacing w:line="360" w:lineRule="auto"/>
+        <w:ind w:firstLine="709"/>
         <w:jc w:val="both"/>
         <w:rPr>
-          <w:b/>
-          <w:bCs/>
+          <w:bCs/>
+          <w:color w:val="auto"/>
+          <w:sz w:val="28"/>
+          <w:szCs w:val="28"/>
+        </w:rPr>
+      </w:pPr>
+      <w:r>
+        <w:rPr>
+          <w:bCs/>
+          <w:color w:val="auto"/>
+          <w:sz w:val="28"/>
+          <w:szCs w:val="28"/>
+        </w:rPr>
+        <w:t>Название</w:t>
+      </w:r>
+      <w:r>
+        <w:rPr>
+          <w:bCs/>
+          <w:color w:val="auto"/>
+          <w:sz w:val="28"/>
+          <w:szCs w:val="28"/>
+        </w:rPr>
+        <w:t xml:space="preserve">: </w:t>
+      </w:r>
+      <w:r>
+        <w:rPr>
+          <w:bCs/>
+          <w:color w:val="auto"/>
+          <w:sz w:val="28"/>
+          <w:szCs w:val="28"/>
+        </w:rPr>
+        <w:t>«</w:t>
+      </w:r>
+      <w:r>
+        <w:rPr>
+          <w:bCs/>
+          <w:color w:val="auto"/>
+          <w:sz w:val="28"/>
+          <w:szCs w:val="28"/>
+        </w:rPr>
+        <w:t>Система влияния искусственного интеллекта на профессиональную деятельность в IT-разработке</w:t>
+      </w:r>
+      <w:r>
+        <w:rPr>
+          <w:bCs/>
+          <w:color w:val="auto"/>
+          <w:sz w:val="28"/>
+          <w:szCs w:val="28"/>
+        </w:rPr>
+        <w:t>»</w:t>
+      </w:r>
+      <w:r>
+        <w:rPr>
+          <w:bCs/>
+          <w:color w:val="auto"/>
+          <w:sz w:val="28"/>
+          <w:szCs w:val="28"/>
+        </w:rPr>
+        <w:t>.</w:t>
+      </w:r>
+    </w:p>
+    <w:p>
+      <w:pPr>
+        <w:pStyle w:val="Default"/>
+        <w:spacing w:line="360" w:lineRule="auto"/>
+        <w:ind w:firstLine="709"/>
+        <w:jc w:val="both"/>
+        <w:rPr>
+          <w:bCs/>
+          <w:color w:val="auto"/>
+          <w:sz w:val="28"/>
+          <w:szCs w:val="28"/>
+        </w:rPr>
+      </w:pPr>
+      <w:r>
+        <w:rPr>
+          <w:bCs/>
+          <w:color w:val="auto"/>
+          <w:sz w:val="28"/>
+          <w:szCs w:val="28"/>
+        </w:rPr>
+        <w:t xml:space="preserve">В качестве исследуемой системы выделяется комплекс взаимосвязей, возникающих при внедрении ИИ в работу IT-специалистов. Суть системы заключается в оценке последствий этого влияния (как положительных, так и отрицательных) для человека и организации. Название </w:t>
+      </w:r>
+      <w:r>
+        <w:rPr>
+          <w:bCs/>
+          <w:color w:val="auto"/>
+          <w:sz w:val="28"/>
+          <w:szCs w:val="28"/>
+        </w:rPr>
+        <w:t>«</w:t>
+      </w:r>
+      <w:r>
+        <w:rPr>
+          <w:bCs/>
+          <w:color w:val="auto"/>
+          <w:sz w:val="28"/>
+          <w:szCs w:val="28"/>
+        </w:rPr>
+        <w:t>Система влияния искусственного интеллекта на профессиональную деятельность в IT-разработке</w:t>
+      </w:r>
+      <w:r>
+        <w:rPr>
+          <w:bCs/>
+          <w:color w:val="auto"/>
+          <w:sz w:val="28"/>
+          <w:szCs w:val="28"/>
+        </w:rPr>
+        <w:t>»</w:t>
+      </w:r>
+      <w:r>
+        <w:rPr>
+          <w:bCs/>
+          <w:color w:val="auto"/>
+          <w:sz w:val="28"/>
+          <w:szCs w:val="28"/>
+        </w:rPr>
+        <w:t xml:space="preserve"> </w:t>
+      </w:r>
+      <w:r>
+        <w:rPr>
+          <w:bCs/>
+          <w:color w:val="auto"/>
+          <w:sz w:val="28"/>
+          <w:szCs w:val="28"/>
+        </w:rPr>
+        <w:t>точнее отражает предмет исследования, так как центральным объектом на когнитивных картах выступают именно эффекты и риски, а не просто технический процесс использования инструмента</w:t>
+      </w:r>
+      <w:r>
+        <w:rPr>
+          <w:bCs/>
+          <w:color w:val="auto"/>
+          <w:sz w:val="28"/>
+          <w:szCs w:val="28"/>
+        </w:rPr>
+        <w:t>.</w:t>
+      </w:r>
+    </w:p>
+    <w:p>
+      <w:pPr>
+        <w:pStyle w:val="Default"/>
+        <w:spacing w:after="200"/>
+        <w:jc w:val="both"/>
+        <w:rPr>
+          <w:b/>
+          <w:color w:val="auto"/>
+          <w:sz w:val="28"/>
+          <w:szCs w:val="28"/>
+        </w:rPr>
+      </w:pPr>
+      <w:r>
+        <w:rPr>
+          <w:b/>
+          <w:color w:val="auto"/>
+          <w:sz w:val="28"/>
+          <w:szCs w:val="28"/>
+        </w:rPr>
+        <w:t xml:space="preserve">2.4 </w:t>
+      </w:r>
+      <w:r>
+        <w:rPr>
+          <w:b/>
+          <w:color w:val="auto"/>
+          <w:sz w:val="28"/>
+          <w:szCs w:val="28"/>
+        </w:rPr>
+        <w:t xml:space="preserve">Определить </w:t>
+      </w:r>
+      <w:proofErr w:type="spellStart"/>
+      <w:r>
+        <w:rPr>
+          <w:b/>
+          <w:color w:val="auto"/>
+          <w:sz w:val="28"/>
+          <w:szCs w:val="28"/>
+        </w:rPr>
+        <w:t>метасистему</w:t>
+      </w:r>
+      <w:proofErr w:type="spellEnd"/>
+      <w:r>
+        <w:rPr>
+          <w:b/>
+          <w:color w:val="auto"/>
+          <w:sz w:val="28"/>
+          <w:szCs w:val="28"/>
+        </w:rPr>
+        <w:t xml:space="preserve"> и окружающую среду (в окружающей среде определить системы, с которыми взаимодействует исследуемая система).</w:t>
+      </w:r>
+    </w:p>
+    <w:p>
+      <w:pPr>
+        <w:pStyle w:val="Default"/>
+        <w:spacing w:line="360" w:lineRule="auto"/>
+        <w:ind w:firstLine="709"/>
+        <w:jc w:val="both"/>
+        <w:rPr>
+          <w:bCs/>
+          <w:color w:val="auto"/>
+          <w:sz w:val="28"/>
+          <w:szCs w:val="28"/>
+          <w:lang w:val="en-US"/>
+        </w:rPr>
+      </w:pPr>
+      <w:proofErr w:type="spellStart"/>
+      <w:r>
+        <w:rPr>
+          <w:bCs/>
+          <w:color w:val="auto"/>
+          <w:sz w:val="28"/>
+          <w:szCs w:val="28"/>
+        </w:rPr>
+        <w:t>Метасистема</w:t>
+      </w:r>
+      <w:proofErr w:type="spellEnd"/>
+      <w:r>
+        <w:rPr>
+          <w:bCs/>
+          <w:color w:val="auto"/>
+          <w:sz w:val="28"/>
+          <w:szCs w:val="28"/>
+        </w:rPr>
+        <w:t xml:space="preserve">: </w:t>
+      </w:r>
+      <w:r>
+        <w:rPr>
+          <w:bCs/>
+          <w:color w:val="auto"/>
+          <w:sz w:val="28"/>
+          <w:szCs w:val="28"/>
+        </w:rPr>
+        <w:t>Индустрия разработки программного обеспечения (IT-сектор) в условиях цифровой трансформации экономики.</w:t>
+      </w:r>
+    </w:p>
+    <w:p>
+      <w:pPr>
+        <w:pStyle w:val="Default"/>
+        <w:spacing w:line="360" w:lineRule="auto"/>
+        <w:ind w:firstLine="709"/>
+        <w:jc w:val="both"/>
+        <w:rPr>
+          <w:bCs/>
+          <w:color w:val="auto"/>
+          <w:sz w:val="28"/>
+          <w:szCs w:val="28"/>
+        </w:rPr>
+      </w:pPr>
+      <w:r>
+        <w:rPr>
+          <w:bCs/>
+          <w:color w:val="auto"/>
+          <w:sz w:val="28"/>
+          <w:szCs w:val="28"/>
+        </w:rPr>
+        <w:t>Окружающая среда</w:t>
+      </w:r>
+      <w:r>
+        <w:rPr>
+          <w:bCs/>
+          <w:color w:val="auto"/>
+          <w:sz w:val="28"/>
+          <w:szCs w:val="28"/>
+        </w:rPr>
+        <w:t>:</w:t>
+      </w:r>
+    </w:p>
+    <w:p>
+      <w:pPr>
+        <w:pStyle w:val="Default"/>
+        <w:numPr>
+          <w:ilvl w:val="0"/>
+          <w:numId w:val="2"/>
+        </w:numPr>
+        <w:spacing w:line="360" w:lineRule="auto"/>
+        <w:ind w:left="0" w:firstLine="709"/>
+        <w:jc w:val="both"/>
+        <w:rPr>
+          <w:bCs/>
+          <w:color w:val="auto"/>
+          <w:sz w:val="28"/>
+          <w:szCs w:val="28"/>
+        </w:rPr>
+      </w:pPr>
+      <w:r>
+        <w:rPr>
+          <w:bCs/>
+          <w:color w:val="auto"/>
+          <w:sz w:val="28"/>
+          <w:szCs w:val="28"/>
+        </w:rPr>
+        <w:t>Бизнес-система</w:t>
+      </w:r>
+    </w:p>
+    <w:p>
+      <w:pPr>
+        <w:pStyle w:val="Default"/>
+        <w:numPr>
+          <w:ilvl w:val="0"/>
+          <w:numId w:val="2"/>
+        </w:numPr>
+        <w:spacing w:line="360" w:lineRule="auto"/>
+        <w:ind w:left="0" w:firstLine="709"/>
+        <w:jc w:val="both"/>
+        <w:rPr>
+          <w:bCs/>
+          <w:color w:val="auto"/>
+          <w:sz w:val="28"/>
+          <w:szCs w:val="28"/>
+        </w:rPr>
+      </w:pPr>
+      <w:r>
+        <w:rPr>
+          <w:bCs/>
+          <w:color w:val="auto"/>
+          <w:sz w:val="28"/>
+          <w:szCs w:val="28"/>
+        </w:rPr>
+        <w:t>Рынок труда и образования</w:t>
+      </w:r>
+    </w:p>
+    <w:p>
+      <w:pPr>
+        <w:pStyle w:val="Default"/>
+        <w:numPr>
+          <w:ilvl w:val="0"/>
+          <w:numId w:val="2"/>
+        </w:numPr>
+        <w:spacing w:line="360" w:lineRule="auto"/>
+        <w:ind w:left="0" w:firstLine="709"/>
+        <w:jc w:val="both"/>
+        <w:rPr>
+          <w:bCs/>
+          <w:color w:val="auto"/>
+          <w:sz w:val="28"/>
+          <w:szCs w:val="28"/>
+        </w:rPr>
+      </w:pPr>
+      <w:r>
+        <w:rPr>
+          <w:bCs/>
+          <w:color w:val="auto"/>
+          <w:sz w:val="28"/>
+          <w:szCs w:val="28"/>
+        </w:rPr>
+        <w:t>Правовая и регуляторная система</w:t>
+      </w:r>
+    </w:p>
+    <w:p>
+      <w:pPr>
+        <w:pStyle w:val="Default"/>
+        <w:numPr>
+          <w:ilvl w:val="0"/>
+          <w:numId w:val="2"/>
+        </w:numPr>
+        <w:spacing w:line="360" w:lineRule="auto"/>
+        <w:ind w:left="0" w:firstLine="709"/>
+        <w:jc w:val="both"/>
+        <w:rPr>
+          <w:bCs/>
+          <w:color w:val="auto"/>
+          <w:sz w:val="28"/>
+          <w:szCs w:val="28"/>
+        </w:rPr>
+      </w:pPr>
+      <w:r>
+        <w:rPr>
+          <w:bCs/>
+          <w:color w:val="auto"/>
+          <w:sz w:val="28"/>
+          <w:szCs w:val="28"/>
+        </w:rPr>
+        <w:t>Технологическая инфраструктура</w:t>
+      </w:r>
+    </w:p>
+    <w:p>
+      <w:pPr>
+        <w:pStyle w:val="Default"/>
+        <w:spacing w:after="200"/>
+        <w:rPr>
+          <w:b/>
+          <w:color w:val="auto"/>
+          <w:sz w:val="28"/>
+          <w:szCs w:val="28"/>
+        </w:rPr>
+      </w:pPr>
+      <w:r>
+        <w:rPr>
+          <w:b/>
+          <w:color w:val="auto"/>
+          <w:sz w:val="28"/>
+          <w:szCs w:val="28"/>
+        </w:rPr>
+        <w:t xml:space="preserve">2.5 </w:t>
+      </w:r>
+      <w:r>
+        <w:rPr>
+          <w:b/>
+          <w:color w:val="auto"/>
+          <w:sz w:val="28"/>
+          <w:szCs w:val="28"/>
+        </w:rPr>
+        <w:t xml:space="preserve">Определить цели, функции </w:t>
+      </w:r>
+      <w:r>
+        <w:rPr>
+          <w:b/>
+          <w:color w:val="auto"/>
+          <w:sz w:val="28"/>
+          <w:szCs w:val="28"/>
+        </w:rPr>
+        <w:t>исследуемой системы.</w:t>
+      </w:r>
+    </w:p>
+    <w:p>
+      <w:pPr>
+        <w:pStyle w:val="Default"/>
+        <w:spacing w:line="360" w:lineRule="auto"/>
+        <w:ind w:firstLine="709"/>
+        <w:jc w:val="both"/>
+        <w:rPr>
+          <w:bCs/>
+          <w:color w:val="auto"/>
+          <w:sz w:val="28"/>
+          <w:szCs w:val="28"/>
+          <w:lang w:val="en-US"/>
+        </w:rPr>
+      </w:pPr>
+      <w:r>
+        <w:rPr>
+          <w:bCs/>
+          <w:color w:val="auto"/>
+          <w:sz w:val="28"/>
+          <w:szCs w:val="28"/>
+        </w:rPr>
+        <w:t>Цели системы</w:t>
+      </w:r>
+      <w:r>
+        <w:rPr>
+          <w:bCs/>
+          <w:color w:val="auto"/>
+          <w:sz w:val="28"/>
+          <w:szCs w:val="28"/>
+        </w:rPr>
+        <w:t>:</w:t>
+      </w:r>
+    </w:p>
+    <w:p>
+      <w:pPr>
+        <w:pStyle w:val="Default"/>
+        <w:numPr>
+          <w:ilvl w:val="0"/>
+          <w:numId w:val="3"/>
+        </w:numPr>
+        <w:tabs>
+          <w:tab w:val="clear" w:pos="720"/>
+          <w:tab w:val="num" w:pos="0"/>
+        </w:tabs>
+        <w:spacing w:line="360" w:lineRule="auto"/>
+        <w:ind w:left="0" w:firstLine="709"/>
+        <w:jc w:val="both"/>
+        <w:rPr>
+          <w:sz w:val="28"/>
+          <w:szCs w:val="28"/>
+        </w:rPr>
+      </w:pPr>
+      <w:r>
+        <w:rPr>
+          <w:sz w:val="28"/>
+          <w:szCs w:val="28"/>
+        </w:rPr>
+        <w:t>Максимизация положительного синергетического эффекта: Достижение состояния, при котором человек и ИИ-агент эффективно дополняют друг друга, решая сложные задачи и ускоряя прототипирование.</w:t>
+      </w:r>
+    </w:p>
+    <w:p>
+      <w:pPr>
+        <w:pStyle w:val="Default"/>
+        <w:numPr>
+          <w:ilvl w:val="0"/>
+          <w:numId w:val="3"/>
+        </w:numPr>
+        <w:tabs>
+          <w:tab w:val="clear" w:pos="720"/>
+          <w:tab w:val="num" w:pos="0"/>
+        </w:tabs>
+        <w:spacing w:line="360" w:lineRule="auto"/>
+        <w:ind w:left="0" w:firstLine="709"/>
+        <w:jc w:val="both"/>
+        <w:rPr>
+          <w:sz w:val="28"/>
+          <w:szCs w:val="28"/>
+        </w:rPr>
+      </w:pPr>
+      <w:r>
+        <w:rPr>
+          <w:sz w:val="28"/>
+          <w:szCs w:val="28"/>
+        </w:rPr>
+        <w:t>Минимизация деструктивного влияния: Снижение негативных последствий внедрения ИИ, таких как атрофия навыков разработчиков, рост технического долга, юридические риски и карьерные угрозы.</w:t>
+      </w:r>
+    </w:p>
+    <w:p>
+      <w:pPr>
+        <w:pStyle w:val="Default"/>
+        <w:numPr>
+          <w:ilvl w:val="0"/>
+          <w:numId w:val="3"/>
+        </w:numPr>
+        <w:tabs>
+          <w:tab w:val="clear" w:pos="720"/>
+          <w:tab w:val="num" w:pos="0"/>
+        </w:tabs>
+        <w:spacing w:line="360" w:lineRule="auto"/>
+        <w:ind w:left="0" w:firstLine="709"/>
+        <w:jc w:val="both"/>
+        <w:rPr>
+          <w:sz w:val="28"/>
+          <w:szCs w:val="28"/>
+        </w:rPr>
+      </w:pPr>
+      <w:r>
+        <w:rPr>
+          <w:sz w:val="28"/>
+          <w:szCs w:val="28"/>
+        </w:rPr>
+        <w:lastRenderedPageBreak/>
+        <w:t>Поиск баланса</w:t>
+      </w:r>
+      <w:r>
+        <w:rPr>
+          <w:sz w:val="28"/>
+          <w:szCs w:val="28"/>
+        </w:rPr>
+        <w:t xml:space="preserve">: </w:t>
+      </w:r>
+      <w:r>
+        <w:rPr>
+          <w:sz w:val="28"/>
+          <w:szCs w:val="28"/>
+        </w:rPr>
+        <w:t>Определение оптимальных сценариев использования ИИ</w:t>
+      </w:r>
+      <w:r>
+        <w:rPr>
+          <w:sz w:val="28"/>
+          <w:szCs w:val="28"/>
+        </w:rPr>
+        <w:t xml:space="preserve">, </w:t>
+      </w:r>
+      <w:r>
+        <w:rPr>
+          <w:sz w:val="28"/>
+          <w:szCs w:val="28"/>
+        </w:rPr>
+        <w:t>чтобы избежать как слепого энтузиазма, так и тотального отторжения</w:t>
+      </w:r>
+      <w:r>
+        <w:rPr>
+          <w:sz w:val="28"/>
+          <w:szCs w:val="28"/>
+        </w:rPr>
+        <w:t>.</w:t>
+      </w:r>
+    </w:p>
+    <w:p>
+      <w:pPr>
+        <w:pStyle w:val="Default"/>
+        <w:spacing w:line="360" w:lineRule="auto"/>
+        <w:ind w:firstLine="709"/>
+        <w:jc w:val="both"/>
+        <w:rPr>
+          <w:bCs/>
+          <w:color w:val="auto"/>
+          <w:sz w:val="28"/>
+          <w:szCs w:val="28"/>
+          <w:lang w:val="en-US"/>
+        </w:rPr>
+      </w:pPr>
+      <w:r>
+        <w:rPr>
+          <w:bCs/>
+          <w:color w:val="auto"/>
+          <w:sz w:val="28"/>
+          <w:szCs w:val="28"/>
+        </w:rPr>
+        <w:t>Функции системы</w:t>
+      </w:r>
+      <w:r>
+        <w:rPr>
+          <w:bCs/>
+          <w:color w:val="auto"/>
+          <w:sz w:val="28"/>
+          <w:szCs w:val="28"/>
+          <w:lang w:val="en-US"/>
+        </w:rPr>
+        <w:t>:</w:t>
+      </w:r>
+    </w:p>
+    <w:p>
+      <w:pPr>
+        <w:pStyle w:val="Default"/>
+        <w:numPr>
+          <w:ilvl w:val="0"/>
+          <w:numId w:val="4"/>
+        </w:numPr>
+        <w:tabs>
+          <w:tab w:val="clear" w:pos="720"/>
+        </w:tabs>
+        <w:spacing w:line="360" w:lineRule="auto"/>
+        <w:ind w:left="0" w:firstLine="709"/>
+        <w:jc w:val="both"/>
+        <w:rPr>
+          <w:sz w:val="28"/>
+          <w:szCs w:val="28"/>
+        </w:rPr>
+      </w:pPr>
+      <w:r>
+        <w:rPr>
+          <w:sz w:val="28"/>
+          <w:szCs w:val="28"/>
+        </w:rPr>
+        <w:t>Трансформационная функция: Система изменяет саму суть профессиональной деятельности IT-специалиста. Она автоматизирует рутину (документирование, написание шаблонного кода), высвобождая время для более сложных задач.</w:t>
+      </w:r>
+    </w:p>
+    <w:p>
+      <w:pPr>
+        <w:pStyle w:val="Default"/>
+        <w:numPr>
+          <w:ilvl w:val="0"/>
+          <w:numId w:val="4"/>
+        </w:numPr>
+        <w:tabs>
+          <w:tab w:val="clear" w:pos="720"/>
+        </w:tabs>
+        <w:spacing w:line="360" w:lineRule="auto"/>
+        <w:ind w:left="0" w:firstLine="709"/>
+        <w:jc w:val="both"/>
+        <w:rPr>
+          <w:sz w:val="28"/>
+          <w:szCs w:val="28"/>
+        </w:rPr>
+      </w:pPr>
+      <w:r>
+        <w:rPr>
+          <w:sz w:val="28"/>
+          <w:szCs w:val="28"/>
+        </w:rPr>
+        <w:t>Адаптационно-обучающая функция: Система вынуждает специалистов адаптироваться, снижая барьеры для входа новичков, но одновременно создавая необходимость постоянного повышения квалификации для избежания «атрофии навыков».</w:t>
+      </w:r>
+    </w:p>
+    <w:p>
+      <w:pPr>
+        <w:pStyle w:val="Default"/>
+        <w:numPr>
+          <w:ilvl w:val="0"/>
+          <w:numId w:val="4"/>
+        </w:numPr>
+        <w:tabs>
+          <w:tab w:val="clear" w:pos="720"/>
+        </w:tabs>
+        <w:spacing w:line="360" w:lineRule="auto"/>
+        <w:ind w:left="0" w:firstLine="709"/>
+        <w:jc w:val="both"/>
+        <w:rPr>
+          <w:sz w:val="28"/>
+          <w:szCs w:val="28"/>
+        </w:rPr>
+      </w:pPr>
+      <w:r>
+        <w:rPr>
+          <w:sz w:val="28"/>
+          <w:szCs w:val="28"/>
+        </w:rPr>
+        <w:t>Риск-генерирующая функция: В процессе своего функционирования система продуцирует новые виды рисков: технологические (рост тех</w:t>
+      </w:r>
+      <w:r>
+        <w:rPr>
+          <w:sz w:val="28"/>
+          <w:szCs w:val="28"/>
+        </w:rPr>
+        <w:t xml:space="preserve">нического </w:t>
+      </w:r>
+      <w:r>
+        <w:rPr>
+          <w:sz w:val="28"/>
+          <w:szCs w:val="28"/>
+        </w:rPr>
+        <w:t>долга, галлюцинации ИИ), экономические (рост цен на инфраструктуру) и юридические (споры об авторстве кода).</w:t>
+      </w:r>
+    </w:p>
+    <w:p>
+      <w:pPr>
+        <w:pStyle w:val="Default"/>
+        <w:numPr>
+          <w:ilvl w:val="0"/>
+          <w:numId w:val="4"/>
+        </w:numPr>
+        <w:tabs>
+          <w:tab w:val="clear" w:pos="720"/>
+        </w:tabs>
+        <w:spacing w:line="360" w:lineRule="auto"/>
+        <w:ind w:left="0" w:firstLine="709"/>
+        <w:jc w:val="both"/>
+        <w:rPr>
+          <w:sz w:val="28"/>
+          <w:szCs w:val="28"/>
+        </w:rPr>
+      </w:pPr>
+      <w:r>
+        <w:rPr>
+          <w:sz w:val="28"/>
+          <w:szCs w:val="28"/>
+        </w:rPr>
+        <w:t>Оценочно-фильтрующая функция: Система переоценивает ценность человеческого труда. Она создает угрозу «обесценивания профессии» для одних специалистов и открывает новые возможности для тех, кто готов работать в синергии с ИИ.</w:t>
+      </w:r>
+    </w:p>
+    <w:p>
+      <w:pPr>
+        <w:pStyle w:val="Default"/>
+        <w:numPr>
+          <w:ilvl w:val="0"/>
+          <w:numId w:val="4"/>
+        </w:numPr>
+        <w:tabs>
+          <w:tab w:val="clear" w:pos="720"/>
+        </w:tabs>
+        <w:spacing w:line="360" w:lineRule="auto"/>
+        <w:ind w:left="0" w:firstLine="709"/>
+        <w:jc w:val="both"/>
+        <w:rPr>
+          <w:sz w:val="28"/>
+          <w:szCs w:val="28"/>
+        </w:rPr>
+      </w:pPr>
+      <w:r>
+        <w:rPr>
+          <w:sz w:val="28"/>
+          <w:szCs w:val="28"/>
+        </w:rPr>
+        <w:t>Интеграционная функция: Обеспечение взаимодействия (синергии) между человеком и искусственным интеллектом, формирование новых гибридных рабочих процессов.</w:t>
+      </w:r>
+    </w:p>
+    <w:p>
+      <w:pPr>
+        <w:pStyle w:val="Default"/>
+        <w:spacing w:after="200"/>
+        <w:rPr>
+          <w:b/>
+          <w:color w:val="auto"/>
+          <w:sz w:val="28"/>
+          <w:szCs w:val="28"/>
+          <w:lang w:val="en-US"/>
+        </w:rPr>
+      </w:pPr>
+      <w:r>
+        <w:rPr>
+          <w:b/>
+          <w:color w:val="auto"/>
+          <w:sz w:val="28"/>
+          <w:szCs w:val="28"/>
+        </w:rPr>
+        <w:t xml:space="preserve">2.6 </w:t>
+      </w:r>
+      <w:r>
+        <w:rPr>
+          <w:b/>
+          <w:color w:val="auto"/>
+          <w:sz w:val="28"/>
+          <w:szCs w:val="28"/>
+        </w:rPr>
+        <w:t>Построить модель чёрного ящика</w:t>
+      </w:r>
+      <w:r>
+        <w:rPr>
+          <w:b/>
+          <w:color w:val="auto"/>
+          <w:sz w:val="28"/>
+          <w:szCs w:val="28"/>
+        </w:rPr>
+        <w:t xml:space="preserve"> исследуемой системы.</w:t>
+      </w:r>
+    </w:p>
+    <w:p>
+      <w:pPr>
+        <w:pStyle w:val="Default"/>
+        <w:spacing w:after="200"/>
+        <w:jc w:val="center"/>
+        <w:rPr>
+          <w:b/>
+          <w:color w:val="auto"/>
+          <w:sz w:val="28"/>
+          <w:szCs w:val="28"/>
+          <w:lang w:val="en-US"/>
+        </w:rPr>
+      </w:pPr>
+    </w:p>
+    <w:p>
+      <w:pPr>
+        <w:pStyle w:val="Default"/>
+        <w:jc w:val="center"/>
+        <w:rPr>
+          <w:b/>
+          <w:color w:val="004E9A"/>
+        </w:rPr>
+      </w:pPr>
+      <w:r>
+        <w:rPr>
+          <w:noProof/>
+        </w:rPr>
+        <w:lastRenderedPageBreak/>
+        <w:drawing>
+          <wp:inline distT="0" distB="0" distL="0" distR="0" wp14:anchorId="6C4AE030" wp14:editId="41D97517">
+            <wp:extent cx="5379720" cy="3105304"/>
+            <wp:effectExtent l="0" t="0" r="0" b="0"/>
+            <wp:docPr id="1847268531" name="Рисунок 6"/>
+            <wp:cNvGraphicFramePr>
+              <a:graphicFrameLocks xmlns:a="http://schemas.openxmlformats.org/drawingml/2006/main" noChangeAspect="1"/>
+            </wp:cNvGraphicFramePr>
+            <a:graphic xmlns:a="http://schemas.openxmlformats.org/drawingml/2006/main">
+              <a:graphicData uri="http://schemas.openxmlformats.org/drawingml/2006/picture">
+                <pic:pic xmlns:pic="http://schemas.openxmlformats.org/drawingml/2006/picture">
+                  <pic:nvPicPr>
+                    <pic:cNvPr id="0" name="Picture 11"/>
+                    <pic:cNvPicPr>
+                      <a:picLocks noChangeAspect="1" noChangeArrowheads="1"/>
+                    </pic:cNvPicPr>
+                  </pic:nvPicPr>
+                  <pic:blipFill>
+                    <a:blip r:embed="rId10" cstate="print">
+                      <a:extLst>
+                        <a:ext uri="{28A0092B-C50C-407E-A947-70E740481C1C}">
+                          <a14:useLocalDpi xmlns:a14="http://schemas.microsoft.com/office/drawing/2010/main" val="0"/>
+                        </a:ext>
+                      </a:extLst>
+                    </a:blip>
+                    <a:srcRect/>
+                    <a:stretch>
+                      <a:fillRect/>
+                    </a:stretch>
+                  </pic:blipFill>
+                  <pic:spPr bwMode="auto">
+                    <a:xfrm>
+                      <a:off x="0" y="0"/>
+                      <a:ext cx="5385259" cy="3108501"/>
+                    </a:xfrm>
+                    <a:prstGeom prst="rect">
+                      <a:avLst/>
+                    </a:prstGeom>
+                    <a:noFill/>
+                    <a:ln>
+                      <a:noFill/>
+                    </a:ln>
+                  </pic:spPr>
+                </pic:pic>
+              </a:graphicData>
+            </a:graphic>
+          </wp:inline>
+        </w:drawing>
+      </w:r>
+    </w:p>
+    <w:p>
+      <w:pPr>
+        <w:pStyle w:val="Default"/>
+        <w:jc w:val="center"/>
+        <w:rPr>
+          <w:b/>
+          <w:color w:val="004E9A"/>
+        </w:rPr>
+      </w:pPr>
+      <w:r>
+        <w:rPr>
+          <w:b/>
+          <w:color w:val="004E9A"/>
+        </w:rPr>
+        <w:t xml:space="preserve">Рис. </w:t>
+      </w:r>
+      <w:r>
+        <w:rPr>
+          <w:b/>
+          <w:color w:val="004E9A"/>
+        </w:rPr>
+        <w:t>3</w:t>
+      </w:r>
+      <w:r>
+        <w:rPr>
+          <w:b/>
+          <w:color w:val="004E9A"/>
+        </w:rPr>
+        <w:t>. Модель «Чёрный ящик» системы «</w:t>
+      </w:r>
+      <w:r>
+        <w:rPr>
+          <w:b/>
+          <w:color w:val="004E9A"/>
+        </w:rPr>
+        <w:t>Система влияния искусственного интеллекта на профессиональную деятельность в IT-разработке</w:t>
+      </w:r>
+      <w:r>
+        <w:rPr>
+          <w:b/>
+          <w:color w:val="004E9A"/>
+        </w:rPr>
+        <w:t>»</w:t>
+      </w:r>
+    </w:p>
+    <w:p>
+      <w:pPr>
+        <w:pStyle w:val="Default"/>
+        <w:spacing w:after="200"/>
+        <w:rPr>
+          <w:b/>
+          <w:color w:val="auto"/>
+          <w:sz w:val="28"/>
+          <w:szCs w:val="28"/>
+        </w:rPr>
+      </w:pPr>
+    </w:p>
+    <w:p>
+      <w:pPr>
+        <w:pStyle w:val="Default"/>
+        <w:spacing w:after="200"/>
+        <w:rPr>
+          <w:b/>
+          <w:color w:val="auto"/>
+          <w:sz w:val="28"/>
+          <w:szCs w:val="28"/>
+        </w:rPr>
+      </w:pPr>
+      <w:r>
+        <w:rPr>
+          <w:b/>
+          <w:color w:val="auto"/>
+          <w:sz w:val="28"/>
+          <w:szCs w:val="28"/>
+        </w:rPr>
+        <w:t xml:space="preserve">2.7 </w:t>
+      </w:r>
+      <w:r>
+        <w:rPr>
+          <w:b/>
+          <w:color w:val="auto"/>
+          <w:sz w:val="28"/>
+          <w:szCs w:val="28"/>
+        </w:rPr>
+        <w:t>Построить модель состава</w:t>
+      </w:r>
+      <w:r>
+        <w:rPr>
+          <w:b/>
+          <w:color w:val="auto"/>
+          <w:sz w:val="28"/>
+          <w:szCs w:val="28"/>
+        </w:rPr>
+        <w:t xml:space="preserve"> исследуемой системы.</w:t>
+      </w:r>
+    </w:p>
+    <w:p>
+      <w:pPr>
+        <w:pStyle w:val="Default"/>
+        <w:spacing w:after="200"/>
+        <w:rPr>
+          <w:b/>
+          <w:color w:val="auto"/>
+          <w:sz w:val="28"/>
+          <w:szCs w:val="28"/>
+        </w:rPr>
+      </w:pPr>
+      <w:r>
+        <w:rPr>
+          <w:noProof/>
+        </w:rPr>
+        <w:drawing>
+          <wp:inline distT="0" distB="0" distL="0" distR="0" wp14:anchorId="3CB9756D" wp14:editId="6EAEC571">
+            <wp:extent cx="5760085" cy="4421505"/>
+            <wp:effectExtent l="0" t="0" r="0" b="0"/>
+            <wp:docPr id="1538872641" name="Рисунок 5"/>
+            <wp:cNvGraphicFramePr>
+              <a:graphicFrameLocks xmlns:a="http://schemas.openxmlformats.org/drawingml/2006/main" noChangeAspect="1"/>
+            </wp:cNvGraphicFramePr>
+            <a:graphic xmlns:a="http://schemas.openxmlformats.org/drawingml/2006/main">
+              <a:graphicData uri="http://schemas.openxmlformats.org/drawingml/2006/picture">
+                <pic:pic xmlns:pic="http://schemas.openxmlformats.org/drawingml/2006/picture">
+                  <pic:nvPicPr>
+                    <pic:cNvPr id="0" name="Picture 9"/>
+                    <pic:cNvPicPr>
+                      <a:picLocks noChangeAspect="1" noChangeArrowheads="1"/>
+                    </pic:cNvPicPr>
+                  </pic:nvPicPr>
+                  <pic:blipFill>
+                    <a:blip r:embed="rId11" cstate="print">
+                      <a:extLst>
+                        <a:ext uri="{28A0092B-C50C-407E-A947-70E740481C1C}">
+                          <a14:useLocalDpi xmlns:a14="http://schemas.microsoft.com/office/drawing/2010/main" val="0"/>
+                        </a:ext>
+                      </a:extLst>
+                    </a:blip>
+                    <a:srcRect/>
+                    <a:stretch>
+                      <a:fillRect/>
+                    </a:stretch>
+                  </pic:blipFill>
+                  <pic:spPr bwMode="auto">
+                    <a:xfrm>
+                      <a:off x="0" y="0"/>
+                      <a:ext cx="5760085" cy="4421505"/>
+                    </a:xfrm>
+                    <a:prstGeom prst="rect">
+                      <a:avLst/>
+                    </a:prstGeom>
+                    <a:noFill/>
+                    <a:ln>
+                      <a:noFill/>
+                    </a:ln>
+                  </pic:spPr>
+                </pic:pic>
+              </a:graphicData>
+            </a:graphic>
+          </wp:inline>
+        </w:drawing>
+      </w:r>
+    </w:p>
+    <w:p>
+      <w:pPr>
+        <w:pStyle w:val="Default"/>
+        <w:jc w:val="center"/>
+        <w:rPr>
+          <w:b/>
+          <w:color w:val="004E9A"/>
+        </w:rPr>
+      </w:pPr>
+      <w:r>
+        <w:rPr>
+          <w:b/>
+          <w:color w:val="004E9A"/>
+        </w:rPr>
+        <w:t xml:space="preserve">Рис. </w:t>
+      </w:r>
+      <w:r>
+        <w:rPr>
+          <w:b/>
+          <w:color w:val="004E9A"/>
+        </w:rPr>
+        <w:t>3</w:t>
+      </w:r>
+      <w:r>
+        <w:rPr>
+          <w:b/>
+          <w:color w:val="004E9A"/>
+        </w:rPr>
+        <w:t>. Модель «</w:t>
+      </w:r>
+      <w:r>
+        <w:rPr>
+          <w:b/>
+          <w:color w:val="004E9A"/>
+        </w:rPr>
+        <w:t>Модель состава</w:t>
+      </w:r>
+      <w:r>
+        <w:rPr>
+          <w:b/>
+          <w:color w:val="004E9A"/>
+        </w:rPr>
+        <w:t>» системы «</w:t>
+      </w:r>
+      <w:r>
+        <w:rPr>
+          <w:b/>
+          <w:color w:val="004E9A"/>
+        </w:rPr>
+        <w:t>Система влияния искусственного интеллекта на профессиональную деятельность в IT-разработке</w:t>
+      </w:r>
+      <w:r>
+        <w:rPr>
+          <w:b/>
+          <w:color w:val="004E9A"/>
+        </w:rPr>
+        <w:t>»</w:t>
+      </w:r>
+    </w:p>
+    <w:p>
+      <w:pPr>
+        <w:pStyle w:val="Default"/>
+        <w:spacing w:after="200"/>
+        <w:rPr>
+          <w:b/>
+          <w:color w:val="auto"/>
+          <w:sz w:val="28"/>
+          <w:szCs w:val="28"/>
+        </w:rPr>
+      </w:pPr>
+    </w:p>
+    <w:p>
+      <w:pPr>
+        <w:pStyle w:val="Default"/>
+        <w:spacing w:after="200"/>
+        <w:rPr>
+          <w:b/>
+          <w:color w:val="auto"/>
+          <w:sz w:val="28"/>
+          <w:szCs w:val="28"/>
+        </w:rPr>
+      </w:pPr>
+      <w:r>
+        <w:rPr>
+          <w:b/>
+          <w:color w:val="auto"/>
+          <w:sz w:val="28"/>
+          <w:szCs w:val="28"/>
+        </w:rPr>
+        <w:lastRenderedPageBreak/>
+        <w:t xml:space="preserve">2.8 </w:t>
+      </w:r>
+      <w:r>
+        <w:rPr>
+          <w:b/>
+          <w:color w:val="auto"/>
+          <w:sz w:val="28"/>
+          <w:szCs w:val="28"/>
+        </w:rPr>
+        <w:t>Построить</w:t>
+      </w:r>
+      <w:r>
+        <w:rPr>
+          <w:b/>
+          <w:color w:val="auto"/>
+          <w:sz w:val="28"/>
+          <w:szCs w:val="28"/>
+        </w:rPr>
+        <w:t xml:space="preserve"> структурную модель</w:t>
+      </w:r>
+      <w:r>
+        <w:rPr>
+          <w:b/>
+          <w:color w:val="auto"/>
+          <w:sz w:val="28"/>
+          <w:szCs w:val="28"/>
+        </w:rPr>
+        <w:t xml:space="preserve"> «</w:t>
+      </w:r>
+      <w:r>
+        <w:rPr>
+          <w:b/>
+          <w:color w:val="auto"/>
+          <w:sz w:val="28"/>
+          <w:szCs w:val="28"/>
+        </w:rPr>
+        <w:t>Концептуальная карта</w:t>
+      </w:r>
+      <w:r>
+        <w:rPr>
+          <w:b/>
+          <w:color w:val="auto"/>
+          <w:sz w:val="28"/>
+          <w:szCs w:val="28"/>
+        </w:rPr>
+        <w:t>»</w:t>
+      </w:r>
+      <w:r>
+        <w:rPr>
+          <w:b/>
+          <w:color w:val="auto"/>
+          <w:sz w:val="28"/>
+          <w:szCs w:val="28"/>
+        </w:rPr>
+        <w:t xml:space="preserve"> исследуемой системы.</w:t>
+      </w:r>
+    </w:p>
+    <w:p>
+      <w:pPr>
+        <w:pStyle w:val="Default"/>
+        <w:spacing w:after="200"/>
+        <w:jc w:val="center"/>
+        <w:rPr>
+          <w:b/>
+          <w:color w:val="auto"/>
+          <w:sz w:val="28"/>
+          <w:szCs w:val="28"/>
+        </w:rPr>
+      </w:pPr>
+      <w:r>
+        <w:rPr>
+          <w:b/>
+          <w:noProof/>
+          <w:color w:val="auto"/>
+          <w:sz w:val="28"/>
+          <w:szCs w:val="28"/>
+        </w:rPr>
+        <w:drawing>
+          <wp:inline distT="0" distB="0" distL="0" distR="0" wp14:anchorId="7A733672" wp14:editId="776CAEAE">
+            <wp:extent cx="5745480" cy="3268980"/>
+            <wp:effectExtent l="0" t="0" r="7620" b="7620"/>
+            <wp:docPr id="332122625" name="Рисунок 8"/>
+            <wp:cNvGraphicFramePr>
+              <a:graphicFrameLocks xmlns:a="http://schemas.openxmlformats.org/drawingml/2006/main" noChangeAspect="1"/>
+            </wp:cNvGraphicFramePr>
+            <a:graphic xmlns:a="http://schemas.openxmlformats.org/drawingml/2006/main">
+              <a:graphicData uri="http://schemas.openxmlformats.org/drawingml/2006/picture">
+                <pic:pic xmlns:pic="http://schemas.openxmlformats.org/drawingml/2006/picture">
+                  <pic:nvPicPr>
+                    <pic:cNvPr id="0" name="Picture 14"/>
+                    <pic:cNvPicPr>
+                      <a:picLocks noChangeAspect="1" noChangeArrowheads="1"/>
+                    </pic:cNvPicPr>
+                  </pic:nvPicPr>
+                  <pic:blipFill>
+                    <a:blip r:embed="rId12" cstate="print">
+                      <a:extLst>
+                        <a:ext uri="{28A0092B-C50C-407E-A947-70E740481C1C}">
+                          <a14:useLocalDpi xmlns:a14="http://schemas.microsoft.com/office/drawing/2010/main" val="0"/>
+                        </a:ext>
+                      </a:extLst>
+                    </a:blip>
+                    <a:srcRect/>
+                    <a:stretch>
+                      <a:fillRect/>
+                    </a:stretch>
+                  </pic:blipFill>
+                  <pic:spPr bwMode="auto">
+                    <a:xfrm>
+                      <a:off x="0" y="0"/>
+                      <a:ext cx="5745480" cy="3268980"/>
+                    </a:xfrm>
+                    <a:prstGeom prst="rect">
+                      <a:avLst/>
+                    </a:prstGeom>
+                    <a:noFill/>
+                    <a:ln>
+                      <a:noFill/>
+                    </a:ln>
+                  </pic:spPr>
+                </pic:pic>
+              </a:graphicData>
+            </a:graphic>
+          </wp:inline>
+        </w:drawing>
+      </w:r>
+    </w:p>
+    <w:p>
+      <w:pPr>
+        <w:pStyle w:val="Default"/>
+        <w:jc w:val="center"/>
+        <w:rPr>
+          <w:b/>
+          <w:color w:val="004E9A"/>
+        </w:rPr>
+      </w:pPr>
+      <w:r>
+        <w:rPr>
+          <w:b/>
+          <w:color w:val="004E9A"/>
+        </w:rPr>
+        <w:t>Рис. Х. Модель «</w:t>
+      </w:r>
+      <w:r>
+        <w:rPr>
+          <w:b/>
+          <w:color w:val="004E9A"/>
+        </w:rPr>
+        <w:t>Структурная модель</w:t>
+      </w:r>
+      <w:r>
+        <w:rPr>
+          <w:b/>
+          <w:color w:val="004E9A"/>
+        </w:rPr>
+        <w:t>» системы «</w:t>
+      </w:r>
+      <w:r>
+        <w:rPr>
+          <w:b/>
+          <w:color w:val="004E9A"/>
+        </w:rPr>
+        <w:t>Система влияния искусственного интеллекта на профессиональную деятельность в IT-разработке</w:t>
+      </w:r>
+      <w:r>
+        <w:rPr>
+          <w:b/>
+          <w:color w:val="004E9A"/>
+        </w:rPr>
+        <w:t>»</w:t>
+      </w:r>
+    </w:p>
+    <w:p>
+      <w:pPr>
+        <w:pStyle w:val="Default"/>
+        <w:spacing w:after="200"/>
+        <w:rPr>
+          <w:b/>
+          <w:color w:val="auto"/>
+          <w:sz w:val="28"/>
+          <w:szCs w:val="28"/>
+        </w:rPr>
+      </w:pPr>
+    </w:p>
+    <w:p>
+      <w:pPr>
+        <w:pStyle w:val="Default"/>
+        <w:spacing w:after="200"/>
+        <w:rPr>
+          <w:b/>
           <w:i/>
           <w:iCs/>
           <w:color w:val="808080" w:themeColor="background1" w:themeShade="80"/>
@@ -803,41 +2884,50 @@
       <w:r>
         <w:rPr>
           <w:b/>
-          <w:bCs/>
           <w:i/>
           <w:iCs/>
           <w:color w:val="808080" w:themeColor="background1" w:themeShade="80"/>
           <w:sz w:val="28"/>
           <w:szCs w:val="28"/>
         </w:rPr>
-        <w:t xml:space="preserve">Набор текста осуществляется шрифтом Times New </w:t>
-      </w:r>
-      <w:proofErr w:type="spellStart"/>
-      <w:r>
-        <w:rPr>
-          <w:b/>
-          <w:bCs/>
+        <w:t>Пояснение к модел</w:t>
+      </w:r>
+      <w:r>
+        <w:rPr>
+          <w:b/>
           <w:i/>
           <w:iCs/>
           <w:color w:val="808080" w:themeColor="background1" w:themeShade="80"/>
           <w:sz w:val="28"/>
           <w:szCs w:val="28"/>
         </w:rPr>
-        <w:t>Roman</w:t>
-      </w:r>
-      <w:proofErr w:type="spellEnd"/>
-      <w:r>
-        <w:rPr>
-          <w:b/>
-          <w:bCs/>
+        <w:t>ям</w:t>
+      </w:r>
+      <w:r>
+        <w:rPr>
+          <w:b/>
           <w:i/>
           <w:iCs/>
           <w:color w:val="808080" w:themeColor="background1" w:themeShade="80"/>
           <w:sz w:val="28"/>
           <w:szCs w:val="28"/>
         </w:rPr>
-        <w:t xml:space="preserve"> 14</w:t>
-      </w:r>
+        <w:t xml:space="preserve"> (не более 0,5 страницы), если необходимо.</w:t>
+      </w:r>
+    </w:p>
+    <w:p>
+      <w:pPr>
+        <w:pStyle w:val="Default"/>
+        <w:jc w:val="both"/>
+        <w:rPr>
+          <w:bCs/>
+          <w:i/>
+          <w:iCs/>
+          <w:color w:val="00B0F0"/>
+          <w:sz w:val="28"/>
+          <w:szCs w:val="28"/>
+        </w:rPr>
+      </w:pPr>
       <w:r>
         <w:rPr>
           <w:b/>
@@ -848,66 +2938,72 @@
           <w:sz w:val="28"/>
           <w:szCs w:val="28"/>
         </w:rPr>
-        <w:t>, интервал</w:t>
-      </w:r>
-      <w:r>
-        <w:rPr>
-          <w:b/>
-          <w:bCs/>
-          <w:i/>
-          <w:iCs/>
-          <w:color w:val="808080" w:themeColor="background1" w:themeShade="80"/>
-          <w:sz w:val="28"/>
-          <w:szCs w:val="28"/>
-        </w:rPr>
-        <w:t xml:space="preserve"> 1,5</w:t>
-      </w:r>
-      <w:r>
-        <w:rPr>
-          <w:b/>
-          <w:bCs/>
-          <w:i/>
-          <w:iCs/>
-          <w:color w:val="808080" w:themeColor="background1" w:themeShade="80"/>
-          <w:sz w:val="28"/>
-          <w:szCs w:val="28"/>
-        </w:rPr>
-        <w:t>,</w:t>
-      </w:r>
-      <w:r>
-        <w:rPr>
-          <w:b/>
-          <w:bCs/>
-          <w:i/>
-          <w:iCs/>
-          <w:color w:val="808080" w:themeColor="background1" w:themeShade="80"/>
-          <w:sz w:val="28"/>
-          <w:szCs w:val="28"/>
-        </w:rPr>
-        <w:t xml:space="preserve"> поля: левое – 3 см, правое, верхнее и нижнее – 2 см. Выравнивание текста по ширине, абзацный отступ 1,25 см.</w:t>
-      </w:r>
-    </w:p>
-    <w:p>
-      <w:pPr>
-        <w:pStyle w:val="Default"/>
-        <w:rPr>
-          <w:i/>
-          <w:iCs/>
-          <w:color w:val="auto"/>
-          <w:sz w:val="28"/>
-          <w:szCs w:val="28"/>
-        </w:rPr>
-      </w:pPr>
-    </w:p>
-    <w:p>
-      <w:pPr>
-        <w:rPr>
-          <w:sz w:val="28"/>
-          <w:szCs w:val="28"/>
-        </w:rPr>
-      </w:pPr>
-      <w:r>
-        <w:rPr>
+        <w:t xml:space="preserve">Модели должны быть подписаны, например, </w:t>
+      </w:r>
+    </w:p>
+    <w:p>
+      <w:pPr>
+        <w:pStyle w:val="Default"/>
+        <w:rPr>
+          <w:b/>
+          <w:color w:val="004E9A"/>
+        </w:rPr>
+      </w:pPr>
+      <w:r>
+        <w:rPr>
+          <w:b/>
+          <w:color w:val="004E9A"/>
+        </w:rPr>
+        <w:t xml:space="preserve">Рис. </w:t>
+      </w:r>
+      <w:r>
+        <w:rPr>
+          <w:b/>
+          <w:color w:val="004E9A"/>
+        </w:rPr>
+        <w:t>Х</w:t>
+      </w:r>
+      <w:r>
+        <w:rPr>
+          <w:b/>
+          <w:color w:val="004E9A"/>
+        </w:rPr>
+        <w:t xml:space="preserve">. </w:t>
+      </w:r>
+      <w:r>
+        <w:rPr>
+          <w:b/>
+          <w:color w:val="004E9A"/>
+        </w:rPr>
+        <w:t>Модель «Чёрный ящик» системы «ХХХХХХХ»</w:t>
+      </w:r>
+      <w:r>
+        <w:rPr>
+          <w:b/>
+          <w:color w:val="004E9A"/>
+        </w:rPr>
+        <w:t xml:space="preserve"> </w:t>
+      </w:r>
+    </w:p>
+    <w:p>
+      <w:pPr>
+        <w:spacing w:after="0" w:line="240" w:lineRule="auto"/>
+        <w:rPr>
+          <w:color w:val="00B0F0"/>
+        </w:rPr>
+      </w:pPr>
+    </w:p>
+    <w:p>
+      <w:pPr>
+        <w:rPr>
+          <w:b/>
+          <w:sz w:val="28"/>
+          <w:szCs w:val="28"/>
+        </w:rPr>
+      </w:pPr>
+      <w:r>
+        <w:rPr>
+          <w:b/>
           <w:sz w:val="28"/>
           <w:szCs w:val="28"/>
         </w:rPr>
@@ -916,15 +3012,70 @@
     </w:p>
     <w:p>
       <w:pPr>
-        <w:pStyle w:val="Default"/>
-        <w:spacing w:after="200"/>
-        <w:rPr>
-          <w:b/>
+        <w:rPr>
+          <w:b/>
+          <w:sz w:val="28"/>
+          <w:szCs w:val="28"/>
+        </w:rPr>
+      </w:pPr>
+      <w:r>
+        <w:rPr>
+          <w:b/>
+          <w:noProof/>
           <w:color w:val="0070C0"/>
           <w:sz w:val="28"/>
           <w:szCs w:val="28"/>
         </w:rPr>
-      </w:pPr>
+        <w:lastRenderedPageBreak/>
+        <w:drawing>
+          <wp:inline distT="0" distB="0" distL="0" distR="0" wp14:anchorId="5E37EAF7" wp14:editId="7B93FD63">
+            <wp:extent cx="5745480" cy="3268980"/>
+            <wp:effectExtent l="0" t="0" r="7620" b="7620"/>
+            <wp:docPr id="1489538525" name="Рисунок 7"/>
+            <wp:cNvGraphicFramePr>
+              <a:graphicFrameLocks xmlns:a="http://schemas.openxmlformats.org/drawingml/2006/main" noChangeAspect="1"/>
+            </wp:cNvGraphicFramePr>
+            <a:graphic xmlns:a="http://schemas.openxmlformats.org/drawingml/2006/main">
+              <a:graphicData uri="http://schemas.openxmlformats.org/drawingml/2006/picture">
+                <pic:pic xmlns:pic="http://schemas.openxmlformats.org/drawingml/2006/picture">
+                  <pic:nvPicPr>
+                    <pic:cNvPr id="0" name="Picture 13"/>
+                    <pic:cNvPicPr>
+                      <a:picLocks noChangeAspect="1" noChangeArrowheads="1"/>
+                    </pic:cNvPicPr>
+                  </pic:nvPicPr>
+                  <pic:blipFill>
+                    <a:blip r:embed="rId12" cstate="print">
+                      <a:extLst>
+                        <a:ext uri="{28A0092B-C50C-407E-A947-70E740481C1C}">
+                          <a14:useLocalDpi xmlns:a14="http://schemas.microsoft.com/office/drawing/2010/main" val="0"/>
+                        </a:ext>
+                      </a:extLst>
+                    </a:blip>
+                    <a:srcRect/>
+                    <a:stretch>
+                      <a:fillRect/>
+                    </a:stretch>
+                  </pic:blipFill>
+                  <pic:spPr bwMode="auto">
+                    <a:xfrm>
+                      <a:off x="0" y="0"/>
+                      <a:ext cx="5745480" cy="3268980"/>
+                    </a:xfrm>
+                    <a:prstGeom prst="rect">
+                      <a:avLst/>
+                    </a:prstGeom>
+                    <a:noFill/>
+                    <a:ln>
+                      <a:noFill/>
+                    </a:ln>
+                  </pic:spPr>
+                </pic:pic>
+              </a:graphicData>
+            </a:graphic>
+          </wp:inline>
+        </w:drawing>
+      </w:r>
       <w:r>
         <w:rPr>
           <w:b/>
@@ -932,747 +3083,6 @@
           <w:sz w:val="28"/>
           <w:szCs w:val="28"/>
         </w:rPr>
-        <w:lastRenderedPageBreak/>
-        <w:t>2</w:t>
-      </w:r>
-      <w:r>
-        <w:rPr>
-          <w:b/>
-          <w:color w:val="0070C0"/>
-          <w:sz w:val="28"/>
-          <w:szCs w:val="28"/>
-        </w:rPr>
-        <w:t xml:space="preserve">. </w:t>
-      </w:r>
-      <w:r>
-        <w:rPr>
-          <w:b/>
-          <w:color w:val="0070C0"/>
-          <w:sz w:val="28"/>
-          <w:szCs w:val="28"/>
-        </w:rPr>
-        <w:t>Определение системы</w:t>
-      </w:r>
-    </w:p>
-    <w:p>
-      <w:pPr>
-        <w:pStyle w:val="Default"/>
-        <w:spacing w:after="200"/>
-        <w:rPr>
-          <w:b/>
-          <w:color w:val="auto"/>
-          <w:sz w:val="28"/>
-          <w:szCs w:val="28"/>
-        </w:rPr>
-      </w:pPr>
-      <w:r>
-        <w:rPr>
-          <w:b/>
-          <w:color w:val="auto"/>
-          <w:sz w:val="28"/>
-          <w:szCs w:val="28"/>
-        </w:rPr>
-        <w:t xml:space="preserve">2.1 </w:t>
-      </w:r>
-      <w:r>
-        <w:rPr>
-          <w:b/>
-          <w:color w:val="auto"/>
-          <w:sz w:val="28"/>
-          <w:szCs w:val="28"/>
-        </w:rPr>
-        <w:t>П</w:t>
-      </w:r>
-      <w:r>
-        <w:rPr>
-          <w:b/>
-          <w:color w:val="auto"/>
-          <w:sz w:val="28"/>
-          <w:szCs w:val="28"/>
-        </w:rPr>
-        <w:t>о</w:t>
-      </w:r>
-      <w:r>
-        <w:rPr>
-          <w:b/>
-          <w:color w:val="auto"/>
-          <w:sz w:val="28"/>
-          <w:szCs w:val="28"/>
-        </w:rPr>
-        <w:t xml:space="preserve">строить </w:t>
-      </w:r>
-      <w:r>
-        <w:rPr>
-          <w:b/>
-          <w:color w:val="auto"/>
-          <w:sz w:val="28"/>
-          <w:szCs w:val="28"/>
-        </w:rPr>
-        <w:t>модел</w:t>
-      </w:r>
-      <w:r>
-        <w:rPr>
-          <w:b/>
-          <w:color w:val="auto"/>
-          <w:sz w:val="28"/>
-          <w:szCs w:val="28"/>
-        </w:rPr>
-        <w:t>ь</w:t>
-      </w:r>
-      <w:r>
-        <w:rPr>
-          <w:b/>
-          <w:color w:val="auto"/>
-          <w:sz w:val="28"/>
-          <w:szCs w:val="28"/>
-        </w:rPr>
-        <w:t xml:space="preserve"> «</w:t>
-      </w:r>
-      <w:r>
-        <w:rPr>
-          <w:b/>
-          <w:color w:val="auto"/>
-          <w:sz w:val="28"/>
-          <w:szCs w:val="28"/>
-        </w:rPr>
-        <w:t>О</w:t>
-      </w:r>
-      <w:r>
-        <w:rPr>
-          <w:b/>
-          <w:color w:val="auto"/>
-          <w:sz w:val="28"/>
-          <w:szCs w:val="28"/>
-        </w:rPr>
-        <w:t>бразная схема» (</w:t>
-      </w:r>
-      <w:r>
-        <w:rPr>
-          <w:b/>
-          <w:color w:val="auto"/>
-          <w:sz w:val="28"/>
-          <w:szCs w:val="28"/>
-          <w:lang w:val="en-US"/>
-        </w:rPr>
-        <w:t>rich</w:t>
-      </w:r>
-      <w:r>
-        <w:rPr>
-          <w:b/>
-          <w:color w:val="auto"/>
-          <w:sz w:val="28"/>
-          <w:szCs w:val="28"/>
-        </w:rPr>
-        <w:t xml:space="preserve"> </w:t>
-      </w:r>
-      <w:r>
-        <w:rPr>
-          <w:b/>
-          <w:color w:val="auto"/>
-          <w:sz w:val="28"/>
-          <w:szCs w:val="28"/>
-          <w:lang w:val="en-US"/>
-        </w:rPr>
-        <w:t>picture</w:t>
-      </w:r>
-      <w:r>
-        <w:rPr>
-          <w:b/>
-          <w:color w:val="auto"/>
-          <w:sz w:val="28"/>
-          <w:szCs w:val="28"/>
-        </w:rPr>
-        <w:t>)</w:t>
-      </w:r>
-      <w:r>
-        <w:rPr>
-          <w:b/>
-          <w:color w:val="auto"/>
-          <w:sz w:val="28"/>
-          <w:szCs w:val="28"/>
-        </w:rPr>
-        <w:t xml:space="preserve"> </w:t>
-      </w:r>
-      <w:r>
-        <w:rPr>
-          <w:b/>
-          <w:color w:val="auto"/>
-          <w:sz w:val="28"/>
-          <w:szCs w:val="28"/>
-        </w:rPr>
-        <w:t>исследуемой ситуации.</w:t>
-      </w:r>
-    </w:p>
-    <w:p>
-      <w:pPr>
-        <w:pStyle w:val="Default"/>
-        <w:spacing w:after="200"/>
-        <w:rPr>
-          <w:b/>
-          <w:color w:val="auto"/>
-          <w:sz w:val="28"/>
-          <w:szCs w:val="28"/>
-        </w:rPr>
-      </w:pPr>
-      <w:r>
-        <w:rPr>
-          <w:b/>
-          <w:color w:val="auto"/>
-          <w:sz w:val="28"/>
-          <w:szCs w:val="28"/>
-        </w:rPr>
-        <w:t xml:space="preserve">2.2 Построить </w:t>
-      </w:r>
-      <w:r>
-        <w:rPr>
-          <w:b/>
-          <w:color w:val="auto"/>
-          <w:sz w:val="28"/>
-          <w:szCs w:val="28"/>
-        </w:rPr>
-        <w:t>модел</w:t>
-      </w:r>
-      <w:r>
-        <w:rPr>
-          <w:b/>
-          <w:color w:val="auto"/>
-          <w:sz w:val="28"/>
-          <w:szCs w:val="28"/>
-        </w:rPr>
-        <w:t>ь «</w:t>
-      </w:r>
-      <w:r>
-        <w:rPr>
-          <w:b/>
-          <w:color w:val="auto"/>
-          <w:sz w:val="28"/>
-          <w:szCs w:val="28"/>
-        </w:rPr>
-        <w:t>И</w:t>
-      </w:r>
-      <w:r>
-        <w:rPr>
-          <w:b/>
-          <w:color w:val="auto"/>
-          <w:sz w:val="28"/>
-          <w:szCs w:val="28"/>
-        </w:rPr>
-        <w:t>нтеллект–карта</w:t>
-      </w:r>
-      <w:r>
-        <w:rPr>
-          <w:b/>
-          <w:color w:val="auto"/>
-          <w:sz w:val="28"/>
-          <w:szCs w:val="28"/>
-        </w:rPr>
-        <w:t>» (</w:t>
-      </w:r>
-      <w:r>
-        <w:rPr>
-          <w:b/>
-          <w:color w:val="auto"/>
-          <w:sz w:val="28"/>
-          <w:szCs w:val="28"/>
-          <w:lang w:val="en-US"/>
-        </w:rPr>
-        <w:t>mind</w:t>
-      </w:r>
-      <w:r>
-        <w:rPr>
-          <w:b/>
-          <w:color w:val="auto"/>
-          <w:sz w:val="28"/>
-          <w:szCs w:val="28"/>
-        </w:rPr>
-        <w:t xml:space="preserve"> </w:t>
-      </w:r>
-      <w:r>
-        <w:rPr>
-          <w:b/>
-          <w:color w:val="auto"/>
-          <w:sz w:val="28"/>
-          <w:szCs w:val="28"/>
-          <w:lang w:val="en-US"/>
-        </w:rPr>
-        <w:t>map</w:t>
-      </w:r>
-      <w:r>
-        <w:rPr>
-          <w:b/>
-          <w:color w:val="auto"/>
-          <w:sz w:val="28"/>
-          <w:szCs w:val="28"/>
-        </w:rPr>
-        <w:t xml:space="preserve">) </w:t>
-      </w:r>
-      <w:r>
-        <w:rPr>
-          <w:b/>
-          <w:color w:val="auto"/>
-          <w:sz w:val="28"/>
-          <w:szCs w:val="28"/>
-        </w:rPr>
-        <w:t>исследуемой ситуации.</w:t>
-      </w:r>
-    </w:p>
-    <w:p>
-      <w:pPr>
-        <w:pStyle w:val="Default"/>
-        <w:spacing w:after="200"/>
-        <w:rPr>
-          <w:b/>
-          <w:color w:val="auto"/>
-          <w:sz w:val="28"/>
-          <w:szCs w:val="28"/>
-        </w:rPr>
-      </w:pPr>
-      <w:r>
-        <w:rPr>
-          <w:b/>
-          <w:color w:val="auto"/>
-          <w:sz w:val="28"/>
-          <w:szCs w:val="28"/>
-        </w:rPr>
-        <w:t>2</w:t>
-      </w:r>
-      <w:r>
-        <w:rPr>
-          <w:b/>
-          <w:color w:val="auto"/>
-          <w:sz w:val="28"/>
-          <w:szCs w:val="28"/>
-        </w:rPr>
-        <w:t xml:space="preserve">.3 </w:t>
-      </w:r>
-      <w:r>
-        <w:rPr>
-          <w:b/>
-          <w:color w:val="auto"/>
-          <w:sz w:val="28"/>
-          <w:szCs w:val="28"/>
-        </w:rPr>
-        <w:t>Опред</w:t>
-      </w:r>
-      <w:r>
-        <w:rPr>
-          <w:b/>
-          <w:color w:val="auto"/>
-          <w:sz w:val="28"/>
-          <w:szCs w:val="28"/>
-        </w:rPr>
-        <w:t>е</w:t>
-      </w:r>
-      <w:r>
-        <w:rPr>
-          <w:b/>
-          <w:color w:val="auto"/>
-          <w:sz w:val="28"/>
-          <w:szCs w:val="28"/>
-        </w:rPr>
-        <w:t>лить систему – выделить сущность в окружающем мире (или в рассматриваемой ситуации/проблемной ситуации), которая в дальнейшем будет исследоваться с системных позиций; дать название.</w:t>
-      </w:r>
-    </w:p>
-    <w:p>
-      <w:pPr>
-        <w:pStyle w:val="Default"/>
-        <w:spacing w:after="200"/>
-        <w:rPr>
-          <w:b/>
-          <w:color w:val="auto"/>
-          <w:sz w:val="28"/>
-          <w:szCs w:val="28"/>
-        </w:rPr>
-      </w:pPr>
-      <w:r>
-        <w:rPr>
-          <w:b/>
-          <w:color w:val="auto"/>
-          <w:sz w:val="28"/>
-          <w:szCs w:val="28"/>
-        </w:rPr>
-        <w:t xml:space="preserve">2.4 </w:t>
-      </w:r>
-      <w:r>
-        <w:rPr>
-          <w:b/>
-          <w:color w:val="auto"/>
-          <w:sz w:val="28"/>
-          <w:szCs w:val="28"/>
-        </w:rPr>
-        <w:t xml:space="preserve">Определить </w:t>
-      </w:r>
-      <w:proofErr w:type="spellStart"/>
-      <w:r>
-        <w:rPr>
-          <w:b/>
-          <w:color w:val="auto"/>
-          <w:sz w:val="28"/>
-          <w:szCs w:val="28"/>
-        </w:rPr>
-        <w:t>метасистему</w:t>
-      </w:r>
-      <w:proofErr w:type="spellEnd"/>
-      <w:r>
-        <w:rPr>
-          <w:b/>
-          <w:color w:val="auto"/>
-          <w:sz w:val="28"/>
-          <w:szCs w:val="28"/>
-        </w:rPr>
-        <w:t xml:space="preserve"> и окружающую среду (в окружающей среде определить системы, с которыми взаимодействует исследуемая система).</w:t>
-      </w:r>
-    </w:p>
-    <w:p>
-      <w:pPr>
-        <w:pStyle w:val="Default"/>
-        <w:spacing w:after="200"/>
-        <w:rPr>
-          <w:b/>
-          <w:color w:val="auto"/>
-          <w:sz w:val="28"/>
-          <w:szCs w:val="28"/>
-        </w:rPr>
-      </w:pPr>
-      <w:r>
-        <w:rPr>
-          <w:b/>
-          <w:color w:val="auto"/>
-          <w:sz w:val="28"/>
-          <w:szCs w:val="28"/>
-        </w:rPr>
-        <w:t xml:space="preserve">2.5 </w:t>
-      </w:r>
-      <w:r>
-        <w:rPr>
-          <w:b/>
-          <w:color w:val="auto"/>
-          <w:sz w:val="28"/>
-          <w:szCs w:val="28"/>
-        </w:rPr>
-        <w:t xml:space="preserve">Определить цели, функции </w:t>
-      </w:r>
-      <w:r>
-        <w:rPr>
-          <w:b/>
-          <w:color w:val="auto"/>
-          <w:sz w:val="28"/>
-          <w:szCs w:val="28"/>
-        </w:rPr>
-        <w:t>исследуемой системы.</w:t>
-      </w:r>
-    </w:p>
-    <w:p>
-      <w:pPr>
-        <w:pStyle w:val="Default"/>
-        <w:spacing w:after="200"/>
-        <w:rPr>
-          <w:b/>
-          <w:color w:val="auto"/>
-          <w:sz w:val="28"/>
-          <w:szCs w:val="28"/>
-        </w:rPr>
-      </w:pPr>
-      <w:r>
-        <w:rPr>
-          <w:b/>
-          <w:color w:val="auto"/>
-          <w:sz w:val="28"/>
-          <w:szCs w:val="28"/>
-        </w:rPr>
-        <w:t xml:space="preserve">2.6 </w:t>
-      </w:r>
-      <w:r>
-        <w:rPr>
-          <w:b/>
-          <w:color w:val="auto"/>
-          <w:sz w:val="28"/>
-          <w:szCs w:val="28"/>
-        </w:rPr>
-        <w:t>Построить модель чёрного ящика</w:t>
-      </w:r>
-      <w:r>
-        <w:rPr>
-          <w:b/>
-          <w:color w:val="auto"/>
-          <w:sz w:val="28"/>
-          <w:szCs w:val="28"/>
-        </w:rPr>
-        <w:t xml:space="preserve"> исследуемой системы.</w:t>
-      </w:r>
-    </w:p>
-    <w:p>
-      <w:pPr>
-        <w:pStyle w:val="Default"/>
-        <w:spacing w:after="200"/>
-        <w:rPr>
-          <w:b/>
-          <w:color w:val="auto"/>
-          <w:sz w:val="28"/>
-          <w:szCs w:val="28"/>
-        </w:rPr>
-      </w:pPr>
-      <w:r>
-        <w:rPr>
-          <w:b/>
-          <w:color w:val="auto"/>
-          <w:sz w:val="28"/>
-          <w:szCs w:val="28"/>
-        </w:rPr>
-        <w:t xml:space="preserve">2.7 </w:t>
-      </w:r>
-      <w:r>
-        <w:rPr>
-          <w:b/>
-          <w:color w:val="auto"/>
-          <w:sz w:val="28"/>
-          <w:szCs w:val="28"/>
-        </w:rPr>
-        <w:t>Построить модель состава</w:t>
-      </w:r>
-      <w:r>
-        <w:rPr>
-          <w:b/>
-          <w:color w:val="auto"/>
-          <w:sz w:val="28"/>
-          <w:szCs w:val="28"/>
-        </w:rPr>
-        <w:t xml:space="preserve"> исследуемой системы.</w:t>
-      </w:r>
-    </w:p>
-    <w:p>
-      <w:pPr>
-        <w:pStyle w:val="Default"/>
-        <w:spacing w:after="200"/>
-        <w:rPr>
-          <w:b/>
-          <w:color w:val="auto"/>
-          <w:sz w:val="28"/>
-          <w:szCs w:val="28"/>
-        </w:rPr>
-      </w:pPr>
-      <w:r>
-        <w:rPr>
-          <w:b/>
-          <w:color w:val="auto"/>
-          <w:sz w:val="28"/>
-          <w:szCs w:val="28"/>
-        </w:rPr>
-        <w:t xml:space="preserve">2.8 </w:t>
-      </w:r>
-      <w:r>
-        <w:rPr>
-          <w:b/>
-          <w:color w:val="auto"/>
-          <w:sz w:val="28"/>
-          <w:szCs w:val="28"/>
-        </w:rPr>
-        <w:t>Построить</w:t>
-      </w:r>
-      <w:r>
-        <w:rPr>
-          <w:b/>
-          <w:color w:val="auto"/>
-          <w:sz w:val="28"/>
-          <w:szCs w:val="28"/>
-        </w:rPr>
-        <w:t xml:space="preserve"> структурную модель</w:t>
-      </w:r>
-      <w:r>
-        <w:rPr>
-          <w:b/>
-          <w:color w:val="auto"/>
-          <w:sz w:val="28"/>
-          <w:szCs w:val="28"/>
-        </w:rPr>
-        <w:t xml:space="preserve"> «</w:t>
-      </w:r>
-      <w:r>
-        <w:rPr>
-          <w:b/>
-          <w:color w:val="auto"/>
-          <w:sz w:val="28"/>
-          <w:szCs w:val="28"/>
-        </w:rPr>
-        <w:t>Концептуальная карта</w:t>
-      </w:r>
-      <w:r>
-        <w:rPr>
-          <w:b/>
-          <w:color w:val="auto"/>
-          <w:sz w:val="28"/>
-          <w:szCs w:val="28"/>
-        </w:rPr>
-        <w:t>»</w:t>
-      </w:r>
-      <w:r>
-        <w:rPr>
-          <w:b/>
-          <w:color w:val="auto"/>
-          <w:sz w:val="28"/>
-          <w:szCs w:val="28"/>
-        </w:rPr>
-        <w:t xml:space="preserve"> исследуемой системы.</w:t>
-      </w:r>
-    </w:p>
-    <w:p>
-      <w:pPr>
-        <w:pStyle w:val="Default"/>
-        <w:spacing w:after="200"/>
-        <w:rPr>
-          <w:b/>
-          <w:i/>
-          <w:iCs/>
-          <w:color w:val="808080" w:themeColor="background1" w:themeShade="80"/>
-          <w:sz w:val="28"/>
-          <w:szCs w:val="28"/>
-        </w:rPr>
-      </w:pPr>
-      <w:r>
-        <w:rPr>
-          <w:b/>
-          <w:i/>
-          <w:iCs/>
-          <w:color w:val="808080" w:themeColor="background1" w:themeShade="80"/>
-          <w:sz w:val="28"/>
-          <w:szCs w:val="28"/>
-        </w:rPr>
-        <w:t>Пояснение к модел</w:t>
-      </w:r>
-      <w:r>
-        <w:rPr>
-          <w:b/>
-          <w:i/>
-          <w:iCs/>
-          <w:color w:val="808080" w:themeColor="background1" w:themeShade="80"/>
-          <w:sz w:val="28"/>
-          <w:szCs w:val="28"/>
-        </w:rPr>
-        <w:t>ям</w:t>
-      </w:r>
-      <w:r>
-        <w:rPr>
-          <w:b/>
-          <w:i/>
-          <w:iCs/>
-          <w:color w:val="808080" w:themeColor="background1" w:themeShade="80"/>
-          <w:sz w:val="28"/>
-          <w:szCs w:val="28"/>
-        </w:rPr>
-        <w:t xml:space="preserve"> (не более 0,5 страницы), если необходимо.</w:t>
-      </w:r>
-    </w:p>
-    <w:p>
-      <w:pPr>
-        <w:pStyle w:val="Default"/>
-        <w:jc w:val="both"/>
-        <w:rPr>
-          <w:bCs/>
-          <w:i/>
-          <w:iCs/>
-          <w:color w:val="00B0F0"/>
-          <w:sz w:val="28"/>
-          <w:szCs w:val="28"/>
-        </w:rPr>
-      </w:pPr>
-      <w:r>
-        <w:rPr>
-          <w:b/>
-          <w:bCs/>
-          <w:i/>
-          <w:iCs/>
-          <w:color w:val="808080" w:themeColor="background1" w:themeShade="80"/>
-          <w:sz w:val="28"/>
-          <w:szCs w:val="28"/>
-        </w:rPr>
-        <w:t xml:space="preserve">Модели должны быть подписаны, например, </w:t>
-      </w:r>
-    </w:p>
-    <w:p>
-      <w:pPr>
-        <w:pStyle w:val="Default"/>
-        <w:rPr>
-          <w:b/>
-          <w:color w:val="004E9A"/>
-        </w:rPr>
-      </w:pPr>
-      <w:r>
-        <w:rPr>
-          <w:b/>
-          <w:color w:val="004E9A"/>
-        </w:rPr>
-        <w:t xml:space="preserve">Рис. </w:t>
-      </w:r>
-      <w:r>
-        <w:rPr>
-          <w:b/>
-          <w:color w:val="004E9A"/>
-        </w:rPr>
-        <w:t>Х</w:t>
-      </w:r>
-      <w:r>
-        <w:rPr>
-          <w:b/>
-          <w:color w:val="004E9A"/>
-        </w:rPr>
-        <w:t xml:space="preserve">. </w:t>
-      </w:r>
-      <w:r>
-        <w:rPr>
-          <w:b/>
-          <w:color w:val="004E9A"/>
-        </w:rPr>
-        <w:t>Модель «Чёрный ящик» системы «ХХХХХХХ»</w:t>
-      </w:r>
-      <w:r>
-        <w:rPr>
-          <w:b/>
-          <w:color w:val="004E9A"/>
-        </w:rPr>
-        <w:t xml:space="preserve"> </w:t>
-      </w:r>
-    </w:p>
-    <w:p>
-      <w:pPr>
-        <w:spacing w:after="0" w:line="240" w:lineRule="auto"/>
-        <w:rPr>
-          <w:color w:val="00B0F0"/>
-        </w:rPr>
-      </w:pPr>
-    </w:p>
-    <w:p>
-      <w:pPr>
-        <w:rPr>
-          <w:b/>
-          <w:sz w:val="28"/>
-          <w:szCs w:val="28"/>
-        </w:rPr>
-      </w:pPr>
-      <w:r>
-        <w:rPr>
-          <w:b/>
-          <w:sz w:val="28"/>
-          <w:szCs w:val="28"/>
-        </w:rPr>
-        <w:br w:type="page"/>
-      </w:r>
-    </w:p>
-    <w:p>
-      <w:pPr>
-        <w:rPr>
-          <w:b/>
-          <w:sz w:val="28"/>
-          <w:szCs w:val="28"/>
-        </w:rPr>
-      </w:pPr>
-      <w:r>
-        <w:rPr>
-          <w:b/>
-          <w:color w:val="0070C0"/>
-          <w:sz w:val="28"/>
-          <w:szCs w:val="28"/>
-        </w:rPr>
-        <w:lastRenderedPageBreak/>
         <w:t>3.</w:t>
       </w:r>
       <w:r>
@@ -2748,7 +4158,7 @@
     </w:p>
     <w:p/>
     <w:sectPr>
-      <w:footerReference w:type="default" r:id="rId8"/>
+      <w:footerReference w:type="default" r:id="rId13"/>
       <w:pgSz w:w="11906" w:h="16838" w:code="9"/>
       <w:pgMar w:top="1134" w:right="1134" w:bottom="1134" w:left="1701" w:header="709" w:footer="709" w:gutter="0"/>
       <w:cols w:space="708"/>
@@ -2853,6 +4263,345 @@
 <file path=word/numbering.xml><?xml version="1.0" encoding="utf-8"?>
 <w:numbering xmlns:wpc="http://schemas.microsoft.com/office/word/2010/wordprocessingCanvas" xmlns:cx="http://schemas.microsoft.com/office/drawing/2014/chartex" xmlns:cx1="http://schemas.microsoft.com/office/drawing/2015/9/8/chartex" xmlns:cx2="http://schemas.microsoft.com/office/drawing/2015/10/21/chartex" xmlns:cx3="http://schemas.microsoft.com/office/drawing/2016/5/9/chartex" xmlns:cx4="http://schemas.microsoft.com/office/drawing/2016/5/10/chartex" xmlns:cx5="http://schemas.microsoft.com/office/drawing/2016/5/11/chartex" xmlns:cx6="http://schemas.microsoft.com/office/drawing/2016/5/12/chartex" xmlns:cx7="http://schemas.microsoft.com/office/drawing/2016/5/13/chartex" xmlns:cx8="http://schemas.microsoft.com/office/drawing/2016/5/14/chartex" xmlns:mc="http://schemas.openxmlformats.org/markup-compatibility/2006" xmlns:aink="http://schemas.microsoft.com/office/drawing/2016/ink" xmlns:am3d="http://schemas.microsoft.com/office/drawing/2017/model3d" xmlns:o="urn:schemas-microsoft-com:office:office" xmlns:oel="http://schemas.microsoft.com/office/2019/extlst" xmlns:r="http://schemas.openxmlformats.org/officeDocument/2006/relationships" xmlns:m="http://schemas.openxmlformats.org/officeDocument/2006/math" xmlns:v="urn:schemas-microsoft-com:vml" xmlns:wp14="http://schemas.microsoft.com/office/word/2010/wordprocessingDrawing" xmlns:wp="http://schemas.openxmlformats.org/drawingml/2006/wordprocessingDrawing" xmlns:w10="urn:schemas-microsoft-com:office:word" xmlns:w="http://schemas.openxmlformats.org/wordprocessingml/2006/main" xmlns:w14="http://schemas.microsoft.com/office/word/2010/wordml" xmlns:w15="http://schemas.microsoft.com/office/word/2012/wordml" xmlns:w16cex="http://schemas.microsoft.com/office/word/2018/wordml/cex" xmlns:w16cid="http://schemas.microsoft.com/office/word/2016/wordml/cid" xmlns:w16="http://schemas.microsoft.com/office/word/2018/wordml" xmlns:w16du="http://schemas.microsoft.com/office/word/2023/wordml/word16du" xmlns:w16sdtdh="http://schemas.microsoft.com/office/word/2020/wordml/sdtdatahash" xmlns:w16sdtfl="http://schemas.microsoft.com/office/word/2024/wordml/sdtformatlock" xmlns:w16se="http://schemas.microsoft.com/office/word/2015/wordml/symex" xmlns:wpg="http://schemas.microsoft.com/office/word/2010/wordprocessingGroup" xmlns:wpi="http://schemas.microsoft.com/office/word/2010/wordprocessingInk" xmlns:wne="http://schemas.microsoft.com/office/word/2006/wordml" xmlns:wps="http://schemas.microsoft.com/office/word/2010/wordprocessingShape" mc:Ignorable="w14 w15 w16se w16cid w16 w16cex w16sdtdh w16sdtfl w16du wp14">
   <w:abstractNum w:abstractNumId="0" w15:restartNumberingAfterBreak="0">
+    <w:nsid w:val="20691457"/>
+    <w:multiLevelType w:val="multilevel"/>
+    <w:tmpl w:val="1FF0B8A2"/>
+    <w:lvl w:ilvl="0">
+      <w:start w:val="1"/>
+      <w:numFmt w:val="decimal"/>
+      <w:lvlText w:val="%1."/>
+      <w:lvlJc w:val="left"/>
+      <w:pPr>
+        <w:tabs>
+          <w:tab w:val="num" w:pos="720"/>
+        </w:tabs>
+        <w:ind w:left="720" w:hanging="360"/>
+      </w:pPr>
+    </w:lvl>
+    <w:lvl w:ilvl="1" w:tentative="1">
+      <w:start w:val="1"/>
+      <w:numFmt w:val="decimal"/>
+      <w:lvlText w:val="%2."/>
+      <w:lvlJc w:val="left"/>
+      <w:pPr>
+        <w:tabs>
+          <w:tab w:val="num" w:pos="1440"/>
+        </w:tabs>
+        <w:ind w:left="1440" w:hanging="360"/>
+      </w:pPr>
+    </w:lvl>
+    <w:lvl w:ilvl="2" w:tentative="1">
+      <w:start w:val="1"/>
+      <w:numFmt w:val="decimal"/>
+      <w:lvlText w:val="%3."/>
+      <w:lvlJc w:val="left"/>
+      <w:pPr>
+        <w:tabs>
+          <w:tab w:val="num" w:pos="2160"/>
+        </w:tabs>
+        <w:ind w:left="2160" w:hanging="360"/>
+      </w:pPr>
+    </w:lvl>
+    <w:lvl w:ilvl="3" w:tentative="1">
+      <w:start w:val="1"/>
+      <w:numFmt w:val="decimal"/>
+      <w:lvlText w:val="%4."/>
+      <w:lvlJc w:val="left"/>
+      <w:pPr>
+        <w:tabs>
+          <w:tab w:val="num" w:pos="2880"/>
+        </w:tabs>
+        <w:ind w:left="2880" w:hanging="360"/>
+      </w:pPr>
+    </w:lvl>
+    <w:lvl w:ilvl="4" w:tentative="1">
+      <w:start w:val="1"/>
+      <w:numFmt w:val="decimal"/>
+      <w:lvlText w:val="%5."/>
+      <w:lvlJc w:val="left"/>
+      <w:pPr>
+        <w:tabs>
+          <w:tab w:val="num" w:pos="3600"/>
+        </w:tabs>
+        <w:ind w:left="3600" w:hanging="360"/>
+      </w:pPr>
+    </w:lvl>
+    <w:lvl w:ilvl="5" w:tentative="1">
+      <w:start w:val="1"/>
+      <w:numFmt w:val="decimal"/>
+      <w:lvlText w:val="%6."/>
+      <w:lvlJc w:val="left"/>
+      <w:pPr>
+        <w:tabs>
+          <w:tab w:val="num" w:pos="4320"/>
+        </w:tabs>
+        <w:ind w:left="4320" w:hanging="360"/>
+      </w:pPr>
+    </w:lvl>
+    <w:lvl w:ilvl="6" w:tentative="1">
+      <w:start w:val="1"/>
+      <w:numFmt w:val="decimal"/>
+      <w:lvlText w:val="%7."/>
+      <w:lvlJc w:val="left"/>
+      <w:pPr>
+        <w:tabs>
+          <w:tab w:val="num" w:pos="5040"/>
+        </w:tabs>
+        <w:ind w:left="5040" w:hanging="360"/>
+      </w:pPr>
+    </w:lvl>
+    <w:lvl w:ilvl="7" w:tentative="1">
+      <w:start w:val="1"/>
+      <w:numFmt w:val="decimal"/>
+      <w:lvlText w:val="%8."/>
+      <w:lvlJc w:val="left"/>
+      <w:pPr>
+        <w:tabs>
+          <w:tab w:val="num" w:pos="5760"/>
+        </w:tabs>
+        <w:ind w:left="5760" w:hanging="360"/>
+      </w:pPr>
+    </w:lvl>
+    <w:lvl w:ilvl="8" w:tentative="1">
+      <w:start w:val="1"/>
+      <w:numFmt w:val="decimal"/>
+      <w:lvlText w:val="%9."/>
+      <w:lvlJc w:val="left"/>
+      <w:pPr>
+        <w:tabs>
+          <w:tab w:val="num" w:pos="6480"/>
+        </w:tabs>
+        <w:ind w:left="6480" w:hanging="360"/>
+      </w:pPr>
+    </w:lvl>
+  </w:abstractNum>
+  <w:abstractNum w:abstractNumId="1" w15:restartNumberingAfterBreak="0">
+    <w:nsid w:val="26820BC7"/>
+    <w:multiLevelType w:val="hybridMultilevel"/>
+    <w:tmpl w:val="E826996A"/>
+    <w:lvl w:ilvl="0" w:tplc="04190001">
+      <w:start w:val="1"/>
+      <w:numFmt w:val="bullet"/>
+      <w:lvlText w:val=""/>
+      <w:lvlJc w:val="left"/>
+      <w:pPr>
+        <w:ind w:left="720" w:hanging="360"/>
+      </w:pPr>
+      <w:rPr>
+        <w:rFonts w:ascii="Symbol" w:hAnsi="Symbol" w:hint="default"/>
+      </w:rPr>
+    </w:lvl>
+    <w:lvl w:ilvl="1" w:tplc="04190003" w:tentative="1">
+      <w:start w:val="1"/>
+      <w:numFmt w:val="bullet"/>
+      <w:lvlText w:val="o"/>
+      <w:lvlJc w:val="left"/>
+      <w:pPr>
+        <w:ind w:left="1440" w:hanging="360"/>
+      </w:pPr>
+      <w:rPr>
+        <w:rFonts w:ascii="Courier New" w:hAnsi="Courier New" w:cs="Courier New" w:hint="default"/>
+      </w:rPr>
+    </w:lvl>
+    <w:lvl w:ilvl="2" w:tplc="04190005" w:tentative="1">
+      <w:start w:val="1"/>
+      <w:numFmt w:val="bullet"/>
+      <w:lvlText w:val=""/>
+      <w:lvlJc w:val="left"/>
+      <w:pPr>
+        <w:ind w:left="2160" w:hanging="360"/>
+      </w:pPr>
+      <w:rPr>
+        <w:rFonts w:ascii="Wingdings" w:hAnsi="Wingdings" w:hint="default"/>
+      </w:rPr>
+    </w:lvl>
+    <w:lvl w:ilvl="3" w:tplc="04190001" w:tentative="1">
+      <w:start w:val="1"/>
+      <w:numFmt w:val="bullet"/>
+      <w:lvlText w:val=""/>
+      <w:lvlJc w:val="left"/>
+      <w:pPr>
+        <w:ind w:left="2880" w:hanging="360"/>
+      </w:pPr>
+      <w:rPr>
+        <w:rFonts w:ascii="Symbol" w:hAnsi="Symbol" w:hint="default"/>
+      </w:rPr>
+    </w:lvl>
+    <w:lvl w:ilvl="4" w:tplc="04190003" w:tentative="1">
+      <w:start w:val="1"/>
+      <w:numFmt w:val="bullet"/>
+      <w:lvlText w:val="o"/>
+      <w:lvlJc w:val="left"/>
+      <w:pPr>
+        <w:ind w:left="3600" w:hanging="360"/>
+      </w:pPr>
+      <w:rPr>
+        <w:rFonts w:ascii="Courier New" w:hAnsi="Courier New" w:cs="Courier New" w:hint="default"/>
+      </w:rPr>
+    </w:lvl>
+    <w:lvl w:ilvl="5" w:tplc="04190005" w:tentative="1">
+      <w:start w:val="1"/>
+      <w:numFmt w:val="bullet"/>
+      <w:lvlText w:val=""/>
+      <w:lvlJc w:val="left"/>
+      <w:pPr>
+        <w:ind w:left="4320" w:hanging="360"/>
+      </w:pPr>
+      <w:rPr>
+        <w:rFonts w:ascii="Wingdings" w:hAnsi="Wingdings" w:hint="default"/>
+      </w:rPr>
+    </w:lvl>
+    <w:lvl w:ilvl="6" w:tplc="04190001" w:tentative="1">
+      <w:start w:val="1"/>
+      <w:numFmt w:val="bullet"/>
+      <w:lvlText w:val=""/>
+      <w:lvlJc w:val="left"/>
+      <w:pPr>
+        <w:ind w:left="5040" w:hanging="360"/>
+      </w:pPr>
+      <w:rPr>
+        <w:rFonts w:ascii="Symbol" w:hAnsi="Symbol" w:hint="default"/>
+      </w:rPr>
+    </w:lvl>
+    <w:lvl w:ilvl="7" w:tplc="04190003" w:tentative="1">
+      <w:start w:val="1"/>
+      <w:numFmt w:val="bullet"/>
+      <w:lvlText w:val="o"/>
+      <w:lvlJc w:val="left"/>
+      <w:pPr>
+        <w:ind w:left="5760" w:hanging="360"/>
+      </w:pPr>
+      <w:rPr>
+        <w:rFonts w:ascii="Courier New" w:hAnsi="Courier New" w:cs="Courier New" w:hint="default"/>
+      </w:rPr>
+    </w:lvl>
+    <w:lvl w:ilvl="8" w:tplc="04190005" w:tentative="1">
+      <w:start w:val="1"/>
+      <w:numFmt w:val="bullet"/>
+      <w:lvlText w:val=""/>
+      <w:lvlJc w:val="left"/>
+      <w:pPr>
+        <w:ind w:left="6480" w:hanging="360"/>
+      </w:pPr>
+      <w:rPr>
+        <w:rFonts w:ascii="Wingdings" w:hAnsi="Wingdings" w:hint="default"/>
+      </w:rPr>
+    </w:lvl>
+  </w:abstractNum>
+  <w:abstractNum w:abstractNumId="2" w15:restartNumberingAfterBreak="0">
+    <w:nsid w:val="29C0744F"/>
+    <w:multiLevelType w:val="multilevel"/>
+    <w:tmpl w:val="9E6281A6"/>
+    <w:lvl w:ilvl="0">
+      <w:start w:val="1"/>
+      <w:numFmt w:val="decimal"/>
+      <w:lvlText w:val="%1."/>
+      <w:lvlJc w:val="left"/>
+      <w:pPr>
+        <w:tabs>
+          <w:tab w:val="num" w:pos="720"/>
+        </w:tabs>
+        <w:ind w:left="720" w:hanging="360"/>
+      </w:pPr>
+    </w:lvl>
+    <w:lvl w:ilvl="1" w:tentative="1">
+      <w:start w:val="1"/>
+      <w:numFmt w:val="decimal"/>
+      <w:lvlText w:val="%2."/>
+      <w:lvlJc w:val="left"/>
+      <w:pPr>
+        <w:tabs>
+          <w:tab w:val="num" w:pos="1440"/>
+        </w:tabs>
+        <w:ind w:left="1440" w:hanging="360"/>
+      </w:pPr>
+    </w:lvl>
+    <w:lvl w:ilvl="2" w:tentative="1">
+      <w:start w:val="1"/>
+      <w:numFmt w:val="decimal"/>
+      <w:lvlText w:val="%3."/>
+      <w:lvlJc w:val="left"/>
+      <w:pPr>
+        <w:tabs>
+          <w:tab w:val="num" w:pos="2160"/>
+        </w:tabs>
+        <w:ind w:left="2160" w:hanging="360"/>
+      </w:pPr>
+    </w:lvl>
+    <w:lvl w:ilvl="3" w:tentative="1">
+      <w:start w:val="1"/>
+      <w:numFmt w:val="decimal"/>
+      <w:lvlText w:val="%4."/>
+      <w:lvlJc w:val="left"/>
+      <w:pPr>
+        <w:tabs>
+          <w:tab w:val="num" w:pos="2880"/>
+        </w:tabs>
+        <w:ind w:left="2880" w:hanging="360"/>
+      </w:pPr>
+    </w:lvl>
+    <w:lvl w:ilvl="4" w:tentative="1">
+      <w:start w:val="1"/>
+      <w:numFmt w:val="decimal"/>
+      <w:lvlText w:val="%5."/>
+      <w:lvlJc w:val="left"/>
+      <w:pPr>
+        <w:tabs>
+          <w:tab w:val="num" w:pos="3600"/>
+        </w:tabs>
+        <w:ind w:left="3600" w:hanging="360"/>
+      </w:pPr>
+    </w:lvl>
+    <w:lvl w:ilvl="5" w:tentative="1">
+      <w:start w:val="1"/>
+      <w:numFmt w:val="decimal"/>
+      <w:lvlText w:val="%6."/>
+      <w:lvlJc w:val="left"/>
+      <w:pPr>
+        <w:tabs>
+          <w:tab w:val="num" w:pos="4320"/>
+        </w:tabs>
+        <w:ind w:left="4320" w:hanging="360"/>
+      </w:pPr>
+    </w:lvl>
+    <w:lvl w:ilvl="6" w:tentative="1">
+      <w:start w:val="1"/>
+      <w:numFmt w:val="decimal"/>
+      <w:lvlText w:val="%7."/>
+      <w:lvlJc w:val="left"/>
+      <w:pPr>
+        <w:tabs>
+          <w:tab w:val="num" w:pos="5040"/>
+        </w:tabs>
+        <w:ind w:left="5040" w:hanging="360"/>
+      </w:pPr>
+    </w:lvl>
+    <w:lvl w:ilvl="7" w:tentative="1">
+      <w:start w:val="1"/>
+      <w:numFmt w:val="decimal"/>
+      <w:lvlText w:val="%8."/>
+      <w:lvlJc w:val="left"/>
+      <w:pPr>
+        <w:tabs>
+          <w:tab w:val="num" w:pos="5760"/>
+        </w:tabs>
+        <w:ind w:left="5760" w:hanging="360"/>
+      </w:pPr>
+    </w:lvl>
+    <w:lvl w:ilvl="8" w:tentative="1">
+      <w:start w:val="1"/>
+      <w:numFmt w:val="decimal"/>
+      <w:lvlText w:val="%9."/>
+      <w:lvlJc w:val="left"/>
+      <w:pPr>
+        <w:tabs>
+          <w:tab w:val="num" w:pos="6480"/>
+        </w:tabs>
+        <w:ind w:left="6480" w:hanging="360"/>
+      </w:pPr>
+    </w:lvl>
+  </w:abstractNum>
+  <w:abstractNum w:abstractNumId="3" w15:restartNumberingAfterBreak="0">
     <w:nsid w:val="3DD25F73"/>
     <w:multiLevelType w:val="hybridMultilevel"/>
     <w:tmpl w:val="24620984"/>
@@ -2966,6 +4715,15 @@
     </w:lvl>
   </w:abstractNum>
   <w:num w:numId="1" w16cid:durableId="436875940">
+    <w:abstractNumId w:val="3"/>
+  </w:num>
+  <w:num w:numId="2" w16cid:durableId="1574313889">
+    <w:abstractNumId w:val="1"/>
+  </w:num>
+  <w:num w:numId="3" w16cid:durableId="627007875">
+    <w:abstractNumId w:val="2"/>
+  </w:num>
+  <w:num w:numId="4" w16cid:durableId="1319841440">
     <w:abstractNumId w:val="0"/>
   </w:num>
 </w:numbering>
@@ -3371,7 +5129,6 @@
   <w:style w:type="character" w:default="1" w:styleId="a0">
     <w:name w:val="Default Paragraph Font"/>
     <w:uiPriority w:val="1"/>
-    <w:semiHidden/>
     <w:unhideWhenUsed/>
   </w:style>
   <w:style w:type="table" w:default="1" w:styleId="a1">

--- a/Курс 4/САвПД/ИД23-1_Маслов_АН_САвПД_Аудиторная работа.docx
+++ b/Курс 4/САвПД/ИД23-1_Маслов_АН_САвПД_Аудиторная работа.docx
@@ -1692,16 +1692,7 @@
           <w:sz w:val="28"/>
           <w:szCs w:val="28"/>
         </w:rPr>
-        <w:t xml:space="preserve"> </w:t>
-      </w:r>
-      <w:r>
-        <w:rPr>
-          <w:bCs/>
-          <w:color w:val="auto"/>
-          <w:sz w:val="28"/>
-          <w:szCs w:val="28"/>
-        </w:rPr>
-        <w:t>точнее отражает предмет исследования, так как центральным объектом на когнитивных картах выступают именно эффекты и риски, а не просто технический процесс использования инструмента</w:t>
+        <w:t xml:space="preserve"> точнее отражает предмет исследования, так как центральным объектом на когнитивных картах выступают именно эффекты и риски, а не просто технический процесс использования инструмента</w:t>
       </w:r>
       <w:r>
         <w:rPr>
@@ -1775,7 +1766,6 @@
           <w:color w:val="auto"/>
           <w:sz w:val="28"/>
           <w:szCs w:val="28"/>
-          <w:lang w:val="en-US"/>
         </w:rPr>
       </w:pPr>
       <w:proofErr w:type="spellStart"/>
@@ -1796,16 +1786,7 @@
           <w:sz w:val="28"/>
           <w:szCs w:val="28"/>
         </w:rPr>
-        <w:t xml:space="preserve">: </w:t>
-      </w:r>
-      <w:r>
-        <w:rPr>
-          <w:bCs/>
-          <w:color w:val="auto"/>
-          <w:sz w:val="28"/>
-          <w:szCs w:val="28"/>
-        </w:rPr>
-        <w:t>Индустрия разработки программного обеспечения (IT-сектор) в условиях цифровой трансформации экономики.</w:t>
+        <w:t>: Индустрия разработки программного обеспечения (IT-сектор) в условиях цифровой трансформации экономики.</w:t>
       </w:r>
     </w:p>
     <w:p>
@@ -2099,42 +2080,7 @@
           <w:szCs w:val="28"/>
         </w:rPr>
         <w:lastRenderedPageBreak/>
-        <w:t>Поиск баланса</w:t>
-      </w:r>
-      <w:r>
-        <w:rPr>
-          <w:sz w:val="28"/>
-          <w:szCs w:val="28"/>
-        </w:rPr>
-        <w:t xml:space="preserve">: </w:t>
-      </w:r>
-      <w:r>
-        <w:rPr>
-          <w:sz w:val="28"/>
-          <w:szCs w:val="28"/>
-        </w:rPr>
-        <w:t>Определение оптимальных сценариев использования ИИ</w:t>
-      </w:r>
-      <w:r>
-        <w:rPr>
-          <w:sz w:val="28"/>
-          <w:szCs w:val="28"/>
-        </w:rPr>
-        <w:t xml:space="preserve">, </w:t>
-      </w:r>
-      <w:r>
-        <w:rPr>
-          <w:sz w:val="28"/>
-          <w:szCs w:val="28"/>
-        </w:rPr>
-        <w:t>чтобы избежать как слепого энтузиазма, так и тотального отторжения</w:t>
-      </w:r>
-      <w:r>
-        <w:rPr>
-          <w:sz w:val="28"/>
-          <w:szCs w:val="28"/>
-        </w:rPr>
-        <w:t>.</w:t>
+        <w:t>Поиск баланса: Определение оптимальных сценариев использования ИИ, чтобы избежать как слепого энтузиазма, так и тотального отторжения.</w:t>
       </w:r>
     </w:p>
     <w:p>
@@ -2324,7 +2270,6 @@
           <w:color w:val="auto"/>
           <w:sz w:val="28"/>
           <w:szCs w:val="28"/>
-          <w:lang w:val="en-US"/>
         </w:rPr>
       </w:pPr>
       <w:r>
@@ -2365,7 +2310,6 @@
           <w:color w:val="auto"/>
           <w:sz w:val="28"/>
           <w:szCs w:val="28"/>
-          <w:lang w:val="en-US"/>
         </w:rPr>
       </w:pPr>
     </w:p>
@@ -2674,6 +2618,7 @@
           <w:color w:val="auto"/>
           <w:sz w:val="28"/>
           <w:szCs w:val="28"/>
+          <w:lang w:val="en-US"/>
         </w:rPr>
       </w:pPr>
       <w:r>
@@ -2825,7 +2770,21 @@
           <w:b/>
           <w:color w:val="004E9A"/>
         </w:rPr>
-        <w:t>Рис. Х. Модель «</w:t>
+        <w:t xml:space="preserve">Рис. </w:t>
+      </w:r>
+      <w:r>
+        <w:rPr>
+          <w:b/>
+          <w:color w:val="004E9A"/>
+        </w:rPr>
+        <w:t>3</w:t>
+      </w:r>
+      <w:r>
+        <w:rPr>
+          <w:b/>
+          <w:color w:val="004E9A"/>
+        </w:rPr>
+        <w:t>. Модель «</w:t>
       </w:r>
       <w:r>
         <w:rPr>
@@ -3021,68 +2980,11 @@
       <w:r>
         <w:rPr>
           <w:b/>
-          <w:noProof/>
           <w:color w:val="0070C0"/>
           <w:sz w:val="28"/>
           <w:szCs w:val="28"/>
         </w:rPr>
         <w:lastRenderedPageBreak/>
-        <w:drawing>
-          <wp:inline distT="0" distB="0" distL="0" distR="0" wp14:anchorId="5E37EAF7" wp14:editId="7B93FD63">
-            <wp:extent cx="5745480" cy="3268980"/>
-            <wp:effectExtent l="0" t="0" r="7620" b="7620"/>
-            <wp:docPr id="1489538525" name="Рисунок 7"/>
-            <wp:cNvGraphicFramePr>
-              <a:graphicFrameLocks xmlns:a="http://schemas.openxmlformats.org/drawingml/2006/main" noChangeAspect="1"/>
-            </wp:cNvGraphicFramePr>
-            <a:graphic xmlns:a="http://schemas.openxmlformats.org/drawingml/2006/main">
-              <a:graphicData uri="http://schemas.openxmlformats.org/drawingml/2006/picture">
-                <pic:pic xmlns:pic="http://schemas.openxmlformats.org/drawingml/2006/picture">
-                  <pic:nvPicPr>
-                    <pic:cNvPr id="0" name="Picture 13"/>
-                    <pic:cNvPicPr>
-                      <a:picLocks noChangeAspect="1" noChangeArrowheads="1"/>
-                    </pic:cNvPicPr>
-                  </pic:nvPicPr>
-                  <pic:blipFill>
-                    <a:blip r:embed="rId12" cstate="print">
-                      <a:extLst>
-                        <a:ext uri="{28A0092B-C50C-407E-A947-70E740481C1C}">
-                          <a14:useLocalDpi xmlns:a14="http://schemas.microsoft.com/office/drawing/2010/main" val="0"/>
-                        </a:ext>
-                      </a:extLst>
-                    </a:blip>
-                    <a:srcRect/>
-                    <a:stretch>
-                      <a:fillRect/>
-                    </a:stretch>
-                  </pic:blipFill>
-                  <pic:spPr bwMode="auto">
-                    <a:xfrm>
-                      <a:off x="0" y="0"/>
-                      <a:ext cx="5745480" cy="3268980"/>
-                    </a:xfrm>
-                    <a:prstGeom prst="rect">
-                      <a:avLst/>
-                    </a:prstGeom>
-                    <a:noFill/>
-                    <a:ln>
-                      <a:noFill/>
-                    </a:ln>
-                  </pic:spPr>
-                </pic:pic>
-              </a:graphicData>
-            </a:graphic>
-          </wp:inline>
-        </w:drawing>
-      </w:r>
-      <w:r>
-        <w:rPr>
-          <w:b/>
-          <w:color w:val="0070C0"/>
-          <w:sz w:val="28"/>
-          <w:szCs w:val="28"/>
-        </w:rPr>
         <w:t>3.</w:t>
       </w:r>
       <w:r>
@@ -5129,6 +5031,7 @@
   <w:style w:type="character" w:default="1" w:styleId="a0">
     <w:name w:val="Default Paragraph Font"/>
     <w:uiPriority w:val="1"/>
+    <w:semiHidden/>
     <w:unhideWhenUsed/>
   </w:style>
   <w:style w:type="table" w:default="1" w:styleId="a1">

--- a/Курс 4/САвПД/ИД23-1_Маслов_АН_САвПД_Аудиторная работа.docx
+++ b/Курс 4/САвПД/ИД23-1_Маслов_АН_САвПД_Аудиторная работа.docx
@@ -2,46 +2,6 @@
 <file path=word/document.xml><?xml version="1.0" encoding="utf-8"?>
 <w:document xmlns:wpc="http://schemas.microsoft.com/office/word/2010/wordprocessingCanvas" xmlns:cx="http://schemas.microsoft.com/office/drawing/2014/chartex" xmlns:cx1="http://schemas.microsoft.com/office/drawing/2015/9/8/chartex" xmlns:cx2="http://schemas.microsoft.com/office/drawing/2015/10/21/chartex" xmlns:cx3="http://schemas.microsoft.com/office/drawing/2016/5/9/chartex" xmlns:cx4="http://schemas.microsoft.com/office/drawing/2016/5/10/chartex" xmlns:cx5="http://schemas.microsoft.com/office/drawing/2016/5/11/chartex" xmlns:cx6="http://schemas.microsoft.com/office/drawing/2016/5/12/chartex" xmlns:cx7="http://schemas.microsoft.com/office/drawing/2016/5/13/chartex" xmlns:cx8="http://schemas.microsoft.com/office/drawing/2016/5/14/chartex" xmlns:mc="http://schemas.openxmlformats.org/markup-compatibility/2006" xmlns:aink="http://schemas.microsoft.com/office/drawing/2016/ink" xmlns:am3d="http://schemas.microsoft.com/office/drawing/2017/model3d" xmlns:o="urn:schemas-microsoft-com:office:office" xmlns:oel="http://schemas.microsoft.com/office/2019/extlst" xmlns:r="http://schemas.openxmlformats.org/officeDocument/2006/relationships" xmlns:m="http://schemas.openxmlformats.org/officeDocument/2006/math" xmlns:v="urn:schemas-microsoft-com:vml" xmlns:wp14="http://schemas.microsoft.com/office/word/2010/wordprocessingDrawing" xmlns:wp="http://schemas.openxmlformats.org/drawingml/2006/wordprocessingDrawing" xmlns:w10="urn:schemas-microsoft-com:office:word" xmlns:w="http://schemas.openxmlformats.org/wordprocessingml/2006/main" xmlns:w14="http://schemas.microsoft.com/office/word/2010/wordml" xmlns:w15="http://schemas.microsoft.com/office/word/2012/wordml" xmlns:w16cex="http://schemas.microsoft.com/office/word/2018/wordml/cex" xmlns:w16cid="http://schemas.microsoft.com/office/word/2016/wordml/cid" xmlns:w16="http://schemas.microsoft.com/office/word/2018/wordml" xmlns:w16du="http://schemas.microsoft.com/office/word/2023/wordml/word16du" xmlns:w16sdtdh="http://schemas.microsoft.com/office/word/2020/wordml/sdtdatahash" xmlns:w16sdtfl="http://schemas.microsoft.com/office/word/2024/wordml/sdtformatlock" xmlns:w16se="http://schemas.microsoft.com/office/word/2015/wordml/symex" xmlns:wpg="http://schemas.microsoft.com/office/word/2010/wordprocessingGroup" xmlns:wpi="http://schemas.microsoft.com/office/word/2010/wordprocessingInk" xmlns:wne="http://schemas.microsoft.com/office/word/2006/wordml" xmlns:wps="http://schemas.microsoft.com/office/word/2010/wordprocessingShape" mc:Ignorable="w14 w15 w16se w16cid w16 w16cex w16sdtdh w16sdtfl w16du wp14">
   <w:body>
-    <w:p>
-      <w:pPr>
-        <w:pStyle w:val="Default"/>
-        <w:rPr>
-          <w:b/>
-          <w:bCs/>
-          <w:sz w:val="32"/>
-          <w:szCs w:val="32"/>
-        </w:rPr>
-      </w:pPr>
-      <w:r>
-        <w:rPr>
-          <w:b/>
-          <w:bCs/>
-          <w:color w:val="00B0F0"/>
-          <w:sz w:val="32"/>
-          <w:szCs w:val="32"/>
-        </w:rPr>
-        <w:t xml:space="preserve">Шаблон для оформления </w:t>
-      </w:r>
-      <w:r>
-        <w:rPr>
-          <w:b/>
-          <w:bCs/>
-          <w:color w:val="00B0F0"/>
-          <w:sz w:val="32"/>
-          <w:szCs w:val="32"/>
-        </w:rPr>
-        <w:t>аудиторной работы</w:t>
-      </w:r>
-    </w:p>
-    <w:p>
-      <w:pPr>
-        <w:pStyle w:val="Default"/>
-        <w:rPr>
-          <w:sz w:val="32"/>
-          <w:szCs w:val="32"/>
-        </w:rPr>
-      </w:pPr>
-    </w:p>
     <w:p>
       <w:pPr>
         <w:pStyle w:val="a8"/>
@@ -637,6 +597,33 @@
         </w:rPr>
         <w:t>к.э.н., доцент</w:t>
       </w:r>
+    </w:p>
+    <w:p>
+      <w:pPr>
+        <w:pStyle w:val="Default"/>
+        <w:rPr>
+          <w:sz w:val="36"/>
+          <w:szCs w:val="36"/>
+        </w:rPr>
+      </w:pPr>
+    </w:p>
+    <w:p>
+      <w:pPr>
+        <w:pStyle w:val="Default"/>
+        <w:rPr>
+          <w:sz w:val="36"/>
+          <w:szCs w:val="36"/>
+        </w:rPr>
+      </w:pPr>
+    </w:p>
+    <w:p>
+      <w:pPr>
+        <w:pStyle w:val="Default"/>
+        <w:rPr>
+          <w:sz w:val="36"/>
+          <w:szCs w:val="36"/>
+        </w:rPr>
+      </w:pPr>
     </w:p>
     <w:p>
       <w:pPr>
@@ -2025,7 +2012,7 @@
           <w:sz w:val="28"/>
           <w:szCs w:val="28"/>
         </w:rPr>
-        <w:t>Максимизация положительного синергетического эффекта: Достижение состояния, при котором человек и ИИ-агент эффективно дополняют друг друга, решая сложные задачи и ускоряя прототипирование.</w:t>
+        <w:t>Максимизация положительного эффекта: Достижение состояния, при котором человек и ИИ-агент эффективно дополняют друг друга, решая сложные задачи и ускоряя прототипирование.</w:t>
       </w:r>
     </w:p>
     <w:p>
@@ -2140,126 +2127,27 @@
           <w:sz w:val="28"/>
           <w:szCs w:val="28"/>
         </w:rPr>
-        <w:t>Трансформационная функция: Система изменяет саму суть профессиональной деятельности IT-специалиста. Она автоматизирует рутину (документирование, написание шаблонного кода), высвобождая время для более сложных задач.</w:t>
-      </w:r>
-    </w:p>
-    <w:p>
-      <w:pPr>
-        <w:pStyle w:val="Default"/>
-        <w:numPr>
-          <w:ilvl w:val="0"/>
-          <w:numId w:val="4"/>
-        </w:numPr>
-        <w:tabs>
-          <w:tab w:val="clear" w:pos="720"/>
-        </w:tabs>
+        <w:t xml:space="preserve">Трансформационная функция: </w:t>
+      </w:r>
+      <w:r>
+        <w:rPr>
+          <w:sz w:val="28"/>
+          <w:szCs w:val="28"/>
+        </w:rPr>
+        <w:t>Изменение содержания труда, требований к навыкам и структуры рисков под воздействием ИИ, запускающее механизмы адаптации в системе.</w:t>
+      </w:r>
+    </w:p>
+    <w:p>
+      <w:pPr>
+        <w:pStyle w:val="Default"/>
         <w:spacing w:line="360" w:lineRule="auto"/>
-        <w:ind w:left="0" w:firstLine="709"/>
+        <w:ind w:left="709"/>
         <w:jc w:val="both"/>
         <w:rPr>
           <w:sz w:val="28"/>
           <w:szCs w:val="28"/>
         </w:rPr>
       </w:pPr>
-      <w:r>
-        <w:rPr>
-          <w:sz w:val="28"/>
-          <w:szCs w:val="28"/>
-        </w:rPr>
-        <w:t>Адаптационно-обучающая функция: Система вынуждает специалистов адаптироваться, снижая барьеры для входа новичков, но одновременно создавая необходимость постоянного повышения квалификации для избежания «атрофии навыков».</w:t>
-      </w:r>
-    </w:p>
-    <w:p>
-      <w:pPr>
-        <w:pStyle w:val="Default"/>
-        <w:numPr>
-          <w:ilvl w:val="0"/>
-          <w:numId w:val="4"/>
-        </w:numPr>
-        <w:tabs>
-          <w:tab w:val="clear" w:pos="720"/>
-        </w:tabs>
-        <w:spacing w:line="360" w:lineRule="auto"/>
-        <w:ind w:left="0" w:firstLine="709"/>
-        <w:jc w:val="both"/>
-        <w:rPr>
-          <w:sz w:val="28"/>
-          <w:szCs w:val="28"/>
-        </w:rPr>
-      </w:pPr>
-      <w:r>
-        <w:rPr>
-          <w:sz w:val="28"/>
-          <w:szCs w:val="28"/>
-        </w:rPr>
-        <w:t>Риск-генерирующая функция: В процессе своего функционирования система продуцирует новые виды рисков: технологические (рост тех</w:t>
-      </w:r>
-      <w:r>
-        <w:rPr>
-          <w:sz w:val="28"/>
-          <w:szCs w:val="28"/>
-        </w:rPr>
-        <w:t xml:space="preserve">нического </w:t>
-      </w:r>
-      <w:r>
-        <w:rPr>
-          <w:sz w:val="28"/>
-          <w:szCs w:val="28"/>
-        </w:rPr>
-        <w:t>долга, галлюцинации ИИ), экономические (рост цен на инфраструктуру) и юридические (споры об авторстве кода).</w:t>
-      </w:r>
-    </w:p>
-    <w:p>
-      <w:pPr>
-        <w:pStyle w:val="Default"/>
-        <w:numPr>
-          <w:ilvl w:val="0"/>
-          <w:numId w:val="4"/>
-        </w:numPr>
-        <w:tabs>
-          <w:tab w:val="clear" w:pos="720"/>
-        </w:tabs>
-        <w:spacing w:line="360" w:lineRule="auto"/>
-        <w:ind w:left="0" w:firstLine="709"/>
-        <w:jc w:val="both"/>
-        <w:rPr>
-          <w:sz w:val="28"/>
-          <w:szCs w:val="28"/>
-        </w:rPr>
-      </w:pPr>
-      <w:r>
-        <w:rPr>
-          <w:sz w:val="28"/>
-          <w:szCs w:val="28"/>
-        </w:rPr>
-        <w:t>Оценочно-фильтрующая функция: Система переоценивает ценность человеческого труда. Она создает угрозу «обесценивания профессии» для одних специалистов и открывает новые возможности для тех, кто готов работать в синергии с ИИ.</w:t>
-      </w:r>
-    </w:p>
-    <w:p>
-      <w:pPr>
-        <w:pStyle w:val="Default"/>
-        <w:numPr>
-          <w:ilvl w:val="0"/>
-          <w:numId w:val="4"/>
-        </w:numPr>
-        <w:tabs>
-          <w:tab w:val="clear" w:pos="720"/>
-        </w:tabs>
-        <w:spacing w:line="360" w:lineRule="auto"/>
-        <w:ind w:left="0" w:firstLine="709"/>
-        <w:jc w:val="both"/>
-        <w:rPr>
-          <w:sz w:val="28"/>
-          <w:szCs w:val="28"/>
-        </w:rPr>
-      </w:pPr>
-      <w:r>
-        <w:rPr>
-          <w:sz w:val="28"/>
-          <w:szCs w:val="28"/>
-        </w:rPr>
-        <w:t>Интеграционная функция: Обеспечение взаимодействия (синергии) между человеком и искусственным интеллектом, формирование новых гибридных рабочих процессов.</w:t>
-      </w:r>
     </w:p>
     <w:p>
       <w:pPr>
@@ -2303,22 +2191,9 @@
     <w:p>
       <w:pPr>
         <w:pStyle w:val="Default"/>
-        <w:spacing w:after="200"/>
         <w:jc w:val="center"/>
         <w:rPr>
           <w:b/>
-          <w:color w:val="auto"/>
-          <w:sz w:val="28"/>
-          <w:szCs w:val="28"/>
-        </w:rPr>
-      </w:pPr>
-    </w:p>
-    <w:p>
-      <w:pPr>
-        <w:pStyle w:val="Default"/>
-        <w:jc w:val="center"/>
-        <w:rPr>
-          <w:b/>
           <w:color w:val="004E9A"/>
         </w:rPr>
       </w:pPr>
@@ -2326,7 +2201,6 @@
         <w:rPr>
           <w:noProof/>
         </w:rPr>
-        <w:lastRenderedPageBreak/>
         <w:drawing>
           <wp:inline distT="0" distB="0" distL="0" distR="0" wp14:anchorId="6C4AE030" wp14:editId="41D97517">
             <wp:extent cx="5379720" cy="3105304"/>
@@ -2488,6 +2362,7 @@
         <w:rPr>
           <w:noProof/>
         </w:rPr>
+        <w:lastRenderedPageBreak/>
         <w:drawing>
           <wp:inline distT="0" distB="0" distL="0" distR="0" wp14:anchorId="3CB9756D" wp14:editId="6EAEC571">
             <wp:extent cx="5760085" cy="4421505"/>
@@ -2618,17 +2493,15 @@
           <w:color w:val="auto"/>
           <w:sz w:val="28"/>
           <w:szCs w:val="28"/>
-          <w:lang w:val="en-US"/>
-        </w:rPr>
-      </w:pPr>
-      <w:r>
-        <w:rPr>
-          <w:b/>
-          <w:color w:val="auto"/>
-          <w:sz w:val="28"/>
-          <w:szCs w:val="28"/>
-        </w:rPr>
-        <w:lastRenderedPageBreak/>
+        </w:rPr>
+      </w:pPr>
+      <w:r>
+        <w:rPr>
+          <w:b/>
+          <w:color w:val="auto"/>
+          <w:sz w:val="28"/>
+          <w:szCs w:val="28"/>
+        </w:rPr>
         <w:t xml:space="preserve">2.8 </w:t>
       </w:r>
       <w:r>
@@ -2700,17 +2573,14 @@
       </w:pPr>
       <w:r>
         <w:rPr>
-          <w:b/>
           <w:noProof/>
-          <w:color w:val="auto"/>
-          <w:sz w:val="28"/>
-          <w:szCs w:val="28"/>
-        </w:rPr>
+        </w:rPr>
+        <w:lastRenderedPageBreak/>
         <w:drawing>
-          <wp:inline distT="0" distB="0" distL="0" distR="0" wp14:anchorId="7A733672" wp14:editId="776CAEAE">
-            <wp:extent cx="5745480" cy="3268980"/>
-            <wp:effectExtent l="0" t="0" r="7620" b="7620"/>
-            <wp:docPr id="332122625" name="Рисунок 8"/>
+          <wp:inline distT="0" distB="0" distL="0" distR="0" wp14:anchorId="45EDB447" wp14:editId="1155619F">
+            <wp:extent cx="5760085" cy="3510915"/>
+            <wp:effectExtent l="0" t="0" r="0" b="0"/>
+            <wp:docPr id="392561238" name="Рисунок 2"/>
             <wp:cNvGraphicFramePr>
               <a:graphicFrameLocks xmlns:a="http://schemas.openxmlformats.org/drawingml/2006/main" noChangeAspect="1"/>
             </wp:cNvGraphicFramePr>
@@ -2718,7 +2588,7 @@
               <a:graphicData uri="http://schemas.openxmlformats.org/drawingml/2006/picture">
                 <pic:pic xmlns:pic="http://schemas.openxmlformats.org/drawingml/2006/picture">
                   <pic:nvPicPr>
-                    <pic:cNvPr id="0" name="Picture 14"/>
+                    <pic:cNvPr id="0" name="Picture 2"/>
                     <pic:cNvPicPr>
                       <a:picLocks noChangeAspect="1" noChangeArrowheads="1"/>
                     </pic:cNvPicPr>
@@ -2739,7 +2609,7 @@
                   <pic:spPr bwMode="auto">
                     <a:xfrm>
                       <a:off x="0" y="0"/>
-                      <a:ext cx="5745480" cy="3268980"/>
+                      <a:ext cx="5760085" cy="3510915"/>
                     </a:xfrm>
                     <a:prstGeom prst="rect">
                       <a:avLst/>
@@ -2813,135 +2683,6 @@
           <w:color w:val="004E9A"/>
         </w:rPr>
         <w:t>»</w:t>
-      </w:r>
-    </w:p>
-    <w:p>
-      <w:pPr>
-        <w:pStyle w:val="Default"/>
-        <w:spacing w:after="200"/>
-        <w:rPr>
-          <w:b/>
-          <w:color w:val="auto"/>
-          <w:sz w:val="28"/>
-          <w:szCs w:val="28"/>
-        </w:rPr>
-      </w:pPr>
-    </w:p>
-    <w:p>
-      <w:pPr>
-        <w:pStyle w:val="Default"/>
-        <w:spacing w:after="200"/>
-        <w:rPr>
-          <w:b/>
-          <w:i/>
-          <w:iCs/>
-          <w:color w:val="808080" w:themeColor="background1" w:themeShade="80"/>
-          <w:sz w:val="28"/>
-          <w:szCs w:val="28"/>
-        </w:rPr>
-      </w:pPr>
-      <w:r>
-        <w:rPr>
-          <w:b/>
-          <w:i/>
-          <w:iCs/>
-          <w:color w:val="808080" w:themeColor="background1" w:themeShade="80"/>
-          <w:sz w:val="28"/>
-          <w:szCs w:val="28"/>
-        </w:rPr>
-        <w:t>Пояснение к модел</w:t>
-      </w:r>
-      <w:r>
-        <w:rPr>
-          <w:b/>
-          <w:i/>
-          <w:iCs/>
-          <w:color w:val="808080" w:themeColor="background1" w:themeShade="80"/>
-          <w:sz w:val="28"/>
-          <w:szCs w:val="28"/>
-        </w:rPr>
-        <w:t>ям</w:t>
-      </w:r>
-      <w:r>
-        <w:rPr>
-          <w:b/>
-          <w:i/>
-          <w:iCs/>
-          <w:color w:val="808080" w:themeColor="background1" w:themeShade="80"/>
-          <w:sz w:val="28"/>
-          <w:szCs w:val="28"/>
-        </w:rPr>
-        <w:t xml:space="preserve"> (не более 0,5 страницы), если необходимо.</w:t>
-      </w:r>
-    </w:p>
-    <w:p>
-      <w:pPr>
-        <w:pStyle w:val="Default"/>
-        <w:jc w:val="both"/>
-        <w:rPr>
-          <w:bCs/>
-          <w:i/>
-          <w:iCs/>
-          <w:color w:val="00B0F0"/>
-          <w:sz w:val="28"/>
-          <w:szCs w:val="28"/>
-        </w:rPr>
-      </w:pPr>
-      <w:r>
-        <w:rPr>
-          <w:b/>
-          <w:bCs/>
-          <w:i/>
-          <w:iCs/>
-          <w:color w:val="808080" w:themeColor="background1" w:themeShade="80"/>
-          <w:sz w:val="28"/>
-          <w:szCs w:val="28"/>
-        </w:rPr>
-        <w:t xml:space="preserve">Модели должны быть подписаны, например, </w:t>
-      </w:r>
-    </w:p>
-    <w:p>
-      <w:pPr>
-        <w:pStyle w:val="Default"/>
-        <w:rPr>
-          <w:b/>
-          <w:color w:val="004E9A"/>
-        </w:rPr>
-      </w:pPr>
-      <w:r>
-        <w:rPr>
-          <w:b/>
-          <w:color w:val="004E9A"/>
-        </w:rPr>
-        <w:t xml:space="preserve">Рис. </w:t>
-      </w:r>
-      <w:r>
-        <w:rPr>
-          <w:b/>
-          <w:color w:val="004E9A"/>
-        </w:rPr>
-        <w:t>Х</w:t>
-      </w:r>
-      <w:r>
-        <w:rPr>
-          <w:b/>
-          <w:color w:val="004E9A"/>
-        </w:rPr>
-        <w:t xml:space="preserve">. </w:t>
-      </w:r>
-      <w:r>
-        <w:rPr>
-          <w:b/>
-          <w:color w:val="004E9A"/>
-        </w:rPr>
-        <w:t>Модель «Чёрный ящик» системы «ХХХХХХХ»</w:t>
-      </w:r>
-      <w:r>
-        <w:rPr>
-          <w:b/>
-          <w:color w:val="004E9A"/>
-        </w:rPr>
-        <w:t xml:space="preserve"> </w:t>
       </w:r>
     </w:p>
     <w:p>
@@ -5031,7 +4772,6 @@
   <w:style w:type="character" w:default="1" w:styleId="a0">
     <w:name w:val="Default Paragraph Font"/>
     <w:uiPriority w:val="1"/>
-    <w:semiHidden/>
     <w:unhideWhenUsed/>
   </w:style>
   <w:style w:type="table" w:default="1" w:styleId="a1">

--- a/Курс 4/САвПД/ИД23-1_Маслов_АН_САвПД_Аудиторная работа.docx
+++ b/Курс 4/САвПД/ИД23-1_Маслов_АН_САвПД_Аудиторная работа.docx
@@ -476,17 +476,8 @@
           <w:sz w:val="28"/>
           <w:szCs w:val="28"/>
         </w:rPr>
-        <w:t xml:space="preserve"> Маслов </w:t>
-      </w:r>
-      <w:proofErr w:type="gramStart"/>
-      <w:r>
-        <w:rPr>
-          <w:sz w:val="28"/>
-          <w:szCs w:val="28"/>
-        </w:rPr>
-        <w:t>А.Н.</w:t>
-      </w:r>
-      <w:proofErr w:type="gramEnd"/>
+        <w:t xml:space="preserve"> Маслов А.Н.</w:t>
+      </w:r>
     </w:p>
     <w:p>
       <w:pPr>
@@ -564,21 +555,12 @@
         </w:rPr>
         <w:t xml:space="preserve">Преподаватель: </w:t>
       </w:r>
-      <w:proofErr w:type="spellStart"/>
-      <w:r>
-        <w:rPr>
-          <w:sz w:val="28"/>
-          <w:szCs w:val="28"/>
-        </w:rPr>
-        <w:t>Збрищак</w:t>
-      </w:r>
-      <w:proofErr w:type="spellEnd"/>
-      <w:r>
-        <w:rPr>
-          <w:sz w:val="28"/>
-          <w:szCs w:val="28"/>
-        </w:rPr>
-        <w:t xml:space="preserve"> С.Г.</w:t>
+      <w:r>
+        <w:rPr>
+          <w:sz w:val="28"/>
+          <w:szCs w:val="28"/>
+        </w:rPr>
+        <w:t>Збрищак С.Г.</w:t>
       </w:r>
     </w:p>
     <w:p>
@@ -878,23 +860,21 @@
           <w:sz w:val="28"/>
           <w:szCs w:val="28"/>
         </w:rPr>
-        <w:t xml:space="preserve">Поэтому основная область применения ИИ — интеллектуальный слой производства ПО, то есть сквозная система, которая перестраивает весь цикл поставки: работу с требованиями и спецификациями, управление контекстом, генерацию кода как одну из операций, тестирование, ревью, проверку безопасности, верификацию, </w:t>
-      </w:r>
-      <w:proofErr w:type="spellStart"/>
-      <w:r>
-        <w:rPr>
-          <w:sz w:val="28"/>
-          <w:szCs w:val="28"/>
-        </w:rPr>
-        <w:t>оркестрацию</w:t>
-      </w:r>
-      <w:proofErr w:type="spellEnd"/>
-      <w:r>
-        <w:rPr>
-          <w:sz w:val="28"/>
-          <w:szCs w:val="28"/>
-        </w:rPr>
-        <w:t xml:space="preserve"> людей и агентов, публикацию в прод. ИИ должен использоваться не как отдельный инструмент-помощник, а как часть организационно-инженерной системы, где агенты берут на себя объём и рутину, а человек выступает архитектором и оркестратором. Ключевой акцент: ценность создаёт не сама модель, а обвязка вокруг неё — процессы, платформа, верификация и слаженность команд. Именно там ИИ даёт измеримый эффект, а не в изолированном ускорении кодинга.</w:t>
+        <w:t>Поэтому основная область применения ИИ — интеллектуальный слой производства ПО, то есть сквозная система, которая перестраивает весь цикл поставки: работу с требованиями и спецификациями, управление контекстом, генерацию кода как одну из операций, тестирование, ревью, проверку безопасности, верификацию, оркестрацию людей и агентов, публикацию в прод</w:t>
+      </w:r>
+      <w:r>
+        <w:rPr>
+          <w:sz w:val="28"/>
+          <w:szCs w:val="28"/>
+        </w:rPr>
+        <w:t>.</w:t>
+      </w:r>
+      <w:r>
+        <w:rPr>
+          <w:sz w:val="28"/>
+          <w:szCs w:val="28"/>
+        </w:rPr>
+        <w:t xml:space="preserve"> ИИ должен использоваться не как отдельный инструмент-помощник, а как часть организационно-инженерной системы, где агенты берут на себя объём и рутину, а человек выступает архитектором и оркестратором. Ключевой акцент: ценность создаёт не сама модель, а обвязка вокруг неё — процессы, платформа, верификация и слаженность команд. Именно там ИИ даёт измеримый эффект, а не в изолированном ускорении кодинга.</w:t>
       </w:r>
     </w:p>
     <w:p>
@@ -1719,27 +1699,7 @@
           <w:sz w:val="28"/>
           <w:szCs w:val="28"/>
         </w:rPr>
-        <w:t xml:space="preserve">Определить </w:t>
-      </w:r>
-      <w:proofErr w:type="spellStart"/>
-      <w:r>
-        <w:rPr>
-          <w:b/>
-          <w:color w:val="auto"/>
-          <w:sz w:val="28"/>
-          <w:szCs w:val="28"/>
-        </w:rPr>
-        <w:t>метасистему</w:t>
-      </w:r>
-      <w:proofErr w:type="spellEnd"/>
-      <w:r>
-        <w:rPr>
-          <w:b/>
-          <w:color w:val="auto"/>
-          <w:sz w:val="28"/>
-          <w:szCs w:val="28"/>
-        </w:rPr>
-        <w:t xml:space="preserve"> и окружающую среду (в окружающей среде определить системы, с которыми взаимодействует исследуемая система).</w:t>
+        <w:t>Определить метасистему и окружающую среду (в окружающей среде определить системы, с которыми взаимодействует исследуемая система).</w:t>
       </w:r>
     </w:p>
     <w:p>
@@ -1755,7 +1715,6 @@
           <w:szCs w:val="28"/>
         </w:rPr>
       </w:pPr>
-      <w:proofErr w:type="spellStart"/>
       <w:r>
         <w:rPr>
           <w:bCs/>
@@ -1765,7 +1724,6 @@
         </w:rPr>
         <w:t>Метасистема</w:t>
       </w:r>
-      <w:proofErr w:type="spellEnd"/>
       <w:r>
         <w:rPr>
           <w:bCs/>
@@ -2351,6 +2309,7 @@
       <w:pPr>
         <w:pStyle w:val="Default"/>
         <w:spacing w:after="200"/>
+        <w:jc w:val="center"/>
         <w:rPr>
           <w:b/>
           <w:color w:val="auto"/>
@@ -2364,8 +2323,8 @@
         </w:rPr>
         <w:lastRenderedPageBreak/>
         <w:drawing>
-          <wp:inline distT="0" distB="0" distL="0" distR="0" wp14:anchorId="3CB9756D" wp14:editId="6EAEC571">
-            <wp:extent cx="5760085" cy="4421505"/>
+          <wp:inline distT="0" distB="0" distL="0" distR="0" wp14:anchorId="3CB9756D" wp14:editId="62CA271C">
+            <wp:extent cx="4725205" cy="3627120"/>
             <wp:effectExtent l="0" t="0" r="0" b="0"/>
             <wp:docPr id="1538872641" name="Рисунок 5"/>
             <wp:cNvGraphicFramePr>
@@ -2396,7 +2355,7 @@
                   <pic:spPr bwMode="auto">
                     <a:xfrm>
                       <a:off x="0" y="0"/>
-                      <a:ext cx="5760085" cy="4421505"/>
+                      <a:ext cx="4726900" cy="3628421"/>
                     </a:xfrm>
                     <a:prstGeom prst="rect">
                       <a:avLst/>
@@ -2562,7 +2521,6 @@
     <w:p>
       <w:pPr>
         <w:pStyle w:val="Default"/>
-        <w:spacing w:after="200"/>
         <w:jc w:val="center"/>
         <w:rPr>
           <w:b/>
@@ -2575,12 +2533,11 @@
         <w:rPr>
           <w:noProof/>
         </w:rPr>
-        <w:lastRenderedPageBreak/>
         <w:drawing>
-          <wp:inline distT="0" distB="0" distL="0" distR="0" wp14:anchorId="45EDB447" wp14:editId="1155619F">
-            <wp:extent cx="5760085" cy="3510915"/>
+          <wp:inline distT="0" distB="0" distL="0" distR="0" wp14:anchorId="3F7D5944" wp14:editId="6680A9BA">
+            <wp:extent cx="5760085" cy="3450590"/>
             <wp:effectExtent l="0" t="0" r="0" b="0"/>
-            <wp:docPr id="392561238" name="Рисунок 2"/>
+            <wp:docPr id="1264450649" name="Рисунок 1"/>
             <wp:cNvGraphicFramePr>
               <a:graphicFrameLocks xmlns:a="http://schemas.openxmlformats.org/drawingml/2006/main" noChangeAspect="1"/>
             </wp:cNvGraphicFramePr>
@@ -2588,7 +2545,7 @@
               <a:graphicData uri="http://schemas.openxmlformats.org/drawingml/2006/picture">
                 <pic:pic xmlns:pic="http://schemas.openxmlformats.org/drawingml/2006/picture">
                   <pic:nvPicPr>
-                    <pic:cNvPr id="0" name="Picture 2"/>
+                    <pic:cNvPr id="0" name="Picture 1"/>
                     <pic:cNvPicPr>
                       <a:picLocks noChangeAspect="1" noChangeArrowheads="1"/>
                     </pic:cNvPicPr>
@@ -2609,7 +2566,7 @@
                   <pic:spPr bwMode="auto">
                     <a:xfrm>
                       <a:off x="0" y="0"/>
-                      <a:ext cx="5760085" cy="3510915"/>
+                      <a:ext cx="5760085" cy="3450590"/>
                     </a:xfrm>
                     <a:prstGeom prst="rect">
                       <a:avLst/>
@@ -2632,6 +2589,18 @@
         <w:jc w:val="center"/>
         <w:rPr>
           <w:b/>
+          <w:color w:val="auto"/>
+          <w:sz w:val="28"/>
+          <w:szCs w:val="28"/>
+        </w:rPr>
+      </w:pPr>
+    </w:p>
+    <w:p>
+      <w:pPr>
+        <w:pStyle w:val="Default"/>
+        <w:jc w:val="center"/>
+        <w:rPr>
+          <w:b/>
           <w:color w:val="004E9A"/>
         </w:rPr>
       </w:pPr>
@@ -2709,15 +2678,6 @@
         </w:rPr>
         <w:br w:type="page"/>
       </w:r>
-    </w:p>
-    <w:p>
-      <w:pPr>
-        <w:rPr>
-          <w:b/>
-          <w:sz w:val="28"/>
-          <w:szCs w:val="28"/>
-        </w:rPr>
-      </w:pPr>
       <w:r>
         <w:rPr>
           <w:b/>
@@ -2781,6 +2741,125 @@
           <w:szCs w:val="28"/>
         </w:rPr>
       </w:pPr>
+    </w:p>
+    <w:p>
+      <w:pPr>
+        <w:pStyle w:val="Default"/>
+        <w:spacing w:after="200"/>
+        <w:rPr>
+          <w:color w:val="auto"/>
+          <w:sz w:val="28"/>
+          <w:szCs w:val="28"/>
+          <w:lang w:val="en-US"/>
+        </w:rPr>
+      </w:pPr>
+      <w:r>
+        <w:rPr>
+          <w:color w:val="auto"/>
+          <w:sz w:val="28"/>
+          <w:szCs w:val="28"/>
+        </w:rPr>
+        <w:t>Проблемы</w:t>
+      </w:r>
+      <w:r>
+        <w:rPr>
+          <w:color w:val="auto"/>
+          <w:sz w:val="28"/>
+          <w:szCs w:val="28"/>
+          <w:lang w:val="en-US"/>
+        </w:rPr>
+        <w:t>:</w:t>
+      </w:r>
+    </w:p>
+    <w:p>
+      <w:pPr>
+        <w:pStyle w:val="Default"/>
+        <w:numPr>
+          <w:ilvl w:val="0"/>
+          <w:numId w:val="5"/>
+        </w:numPr>
+        <w:spacing w:after="200"/>
+        <w:rPr>
+          <w:color w:val="auto"/>
+          <w:sz w:val="28"/>
+          <w:szCs w:val="28"/>
+          <w:lang w:val="en-US"/>
+        </w:rPr>
+      </w:pPr>
+      <w:r>
+        <w:rPr>
+          <w:color w:val="auto"/>
+          <w:sz w:val="28"/>
+          <w:szCs w:val="28"/>
+        </w:rPr>
+        <w:t>Иллюзия продуктивности</w:t>
+      </w:r>
+    </w:p>
+    <w:p>
+      <w:pPr>
+        <w:pStyle w:val="Default"/>
+        <w:numPr>
+          <w:ilvl w:val="0"/>
+          <w:numId w:val="5"/>
+        </w:numPr>
+        <w:spacing w:after="200"/>
+        <w:rPr>
+          <w:color w:val="auto"/>
+          <w:sz w:val="28"/>
+          <w:szCs w:val="28"/>
+          <w:lang w:val="en-US"/>
+        </w:rPr>
+      </w:pPr>
+      <w:r>
+        <w:rPr>
+          <w:color w:val="auto"/>
+          <w:sz w:val="28"/>
+          <w:szCs w:val="28"/>
+        </w:rPr>
+        <w:t>Атрофия навыков</w:t>
+      </w:r>
+    </w:p>
+    <w:p>
+      <w:pPr>
+        <w:pStyle w:val="Default"/>
+        <w:numPr>
+          <w:ilvl w:val="0"/>
+          <w:numId w:val="5"/>
+        </w:numPr>
+        <w:spacing w:after="200"/>
+        <w:rPr>
+          <w:color w:val="auto"/>
+          <w:sz w:val="28"/>
+          <w:szCs w:val="28"/>
+          <w:lang w:val="en-US"/>
+        </w:rPr>
+      </w:pPr>
+    </w:p>
+    <w:p>
+      <w:pPr>
+        <w:pStyle w:val="Default"/>
+        <w:spacing w:after="200"/>
+        <w:rPr>
+          <w:b/>
+          <w:bCs/>
+          <w:color w:val="auto"/>
+          <w:sz w:val="28"/>
+          <w:szCs w:val="28"/>
+        </w:rPr>
+      </w:pPr>
+    </w:p>
+    <w:p>
+      <w:pPr>
+        <w:pStyle w:val="Default"/>
+        <w:spacing w:after="200"/>
+        <w:rPr>
+          <w:b/>
+          <w:bCs/>
+          <w:color w:val="auto"/>
+          <w:sz w:val="28"/>
+          <w:szCs w:val="28"/>
+        </w:rPr>
+      </w:pPr>
       <w:r>
         <w:rPr>
           <w:b/>
@@ -2962,27 +3041,7 @@
           <w:sz w:val="28"/>
           <w:szCs w:val="28"/>
         </w:rPr>
-        <w:t xml:space="preserve">одель </w:t>
-      </w:r>
-      <w:proofErr w:type="spellStart"/>
-      <w:r>
-        <w:rPr>
-          <w:b/>
-          <w:color w:val="0070C0"/>
-          <w:sz w:val="28"/>
-          <w:szCs w:val="28"/>
-        </w:rPr>
-        <w:t>Mess-map</w:t>
-      </w:r>
-      <w:proofErr w:type="spellEnd"/>
-      <w:r>
-        <w:rPr>
-          <w:b/>
-          <w:color w:val="0070C0"/>
-          <w:sz w:val="28"/>
-          <w:szCs w:val="28"/>
-        </w:rPr>
-        <w:t xml:space="preserve"> исследуемой проблемы/проблемной ситуации</w:t>
+        <w:t>одель Mess-map исследуемой проблемы/проблемной ситуации</w:t>
       </w:r>
     </w:p>
     <w:p>
@@ -3154,29 +3213,7 @@
           <w:sz w:val="24"/>
           <w:szCs w:val="24"/>
         </w:rPr>
-        <w:t xml:space="preserve">теоретические положения и </w:t>
-      </w:r>
-      <w:proofErr w:type="gramStart"/>
-      <w:r>
-        <w:rPr>
-          <w:b/>
-          <w:i/>
-          <w:iCs/>
-          <w:sz w:val="24"/>
-          <w:szCs w:val="24"/>
-        </w:rPr>
-        <w:t>т.п.</w:t>
-      </w:r>
-      <w:proofErr w:type="gramEnd"/>
-      <w:r>
-        <w:rPr>
-          <w:b/>
-          <w:i/>
-          <w:iCs/>
-          <w:sz w:val="24"/>
-          <w:szCs w:val="24"/>
-        </w:rPr>
-        <w:t>).</w:t>
+        <w:t>теоретические положения и т.п.).</w:t>
       </w:r>
       <w:r>
         <w:rPr>
@@ -3341,27 +3378,7 @@
           <w:sz w:val="28"/>
           <w:szCs w:val="28"/>
         </w:rPr>
-        <w:t>Построить модель с обратной связью (</w:t>
-      </w:r>
-      <w:proofErr w:type="spellStart"/>
-      <w:r>
-        <w:rPr>
-          <w:b/>
-          <w:color w:val="0070C0"/>
-          <w:sz w:val="28"/>
-          <w:szCs w:val="28"/>
-        </w:rPr>
-        <w:t>причинно</w:t>
-      </w:r>
-      <w:proofErr w:type="spellEnd"/>
-      <w:r>
-        <w:rPr>
-          <w:b/>
-          <w:color w:val="0070C0"/>
-          <w:sz w:val="28"/>
-          <w:szCs w:val="28"/>
-        </w:rPr>
-        <w:t>–следственная диаграмма, модель системной динамики) для корневой проблемы/проблемной ситуации</w:t>
+        <w:t>Построить модель с обратной связью (причинно–следственная диаграмма, модель системной динамики) для корневой проблемы/проблемной ситуации</w:t>
       </w:r>
     </w:p>
     <w:p>
@@ -3571,27 +3588,7 @@
           <w:sz w:val="28"/>
           <w:szCs w:val="28"/>
         </w:rPr>
-        <w:t xml:space="preserve">. Подобрать образ (рисунок, картинку и </w:t>
-      </w:r>
-      <w:proofErr w:type="gramStart"/>
-      <w:r>
-        <w:rPr>
-          <w:b/>
-          <w:color w:val="0070C0"/>
-          <w:sz w:val="28"/>
-          <w:szCs w:val="28"/>
-        </w:rPr>
-        <w:t>т.п.</w:t>
-      </w:r>
-      <w:proofErr w:type="gramEnd"/>
-      <w:r>
-        <w:rPr>
-          <w:b/>
-          <w:color w:val="0070C0"/>
-          <w:sz w:val="28"/>
-          <w:szCs w:val="28"/>
-        </w:rPr>
-        <w:t>), с которым ассоциируется системный анализ.</w:t>
+        <w:t>. Подобрать образ (рисунок, картинку и т.п.), с которым ассоциируется системный анализ.</w:t>
       </w:r>
     </w:p>
     <w:p>
@@ -3906,6 +3903,92 @@
 <file path=word/numbering.xml><?xml version="1.0" encoding="utf-8"?>
 <w:numbering xmlns:wpc="http://schemas.microsoft.com/office/word/2010/wordprocessingCanvas" xmlns:cx="http://schemas.microsoft.com/office/drawing/2014/chartex" xmlns:cx1="http://schemas.microsoft.com/office/drawing/2015/9/8/chartex" xmlns:cx2="http://schemas.microsoft.com/office/drawing/2015/10/21/chartex" xmlns:cx3="http://schemas.microsoft.com/office/drawing/2016/5/9/chartex" xmlns:cx4="http://schemas.microsoft.com/office/drawing/2016/5/10/chartex" xmlns:cx5="http://schemas.microsoft.com/office/drawing/2016/5/11/chartex" xmlns:cx6="http://schemas.microsoft.com/office/drawing/2016/5/12/chartex" xmlns:cx7="http://schemas.microsoft.com/office/drawing/2016/5/13/chartex" xmlns:cx8="http://schemas.microsoft.com/office/drawing/2016/5/14/chartex" xmlns:mc="http://schemas.openxmlformats.org/markup-compatibility/2006" xmlns:aink="http://schemas.microsoft.com/office/drawing/2016/ink" xmlns:am3d="http://schemas.microsoft.com/office/drawing/2017/model3d" xmlns:o="urn:schemas-microsoft-com:office:office" xmlns:oel="http://schemas.microsoft.com/office/2019/extlst" xmlns:r="http://schemas.openxmlformats.org/officeDocument/2006/relationships" xmlns:m="http://schemas.openxmlformats.org/officeDocument/2006/math" xmlns:v="urn:schemas-microsoft-com:vml" xmlns:wp14="http://schemas.microsoft.com/office/word/2010/wordprocessingDrawing" xmlns:wp="http://schemas.openxmlformats.org/drawingml/2006/wordprocessingDrawing" xmlns:w10="urn:schemas-microsoft-com:office:word" xmlns:w="http://schemas.openxmlformats.org/wordprocessingml/2006/main" xmlns:w14="http://schemas.microsoft.com/office/word/2010/wordml" xmlns:w15="http://schemas.microsoft.com/office/word/2012/wordml" xmlns:w16cex="http://schemas.microsoft.com/office/word/2018/wordml/cex" xmlns:w16cid="http://schemas.microsoft.com/office/word/2016/wordml/cid" xmlns:w16="http://schemas.microsoft.com/office/word/2018/wordml" xmlns:w16du="http://schemas.microsoft.com/office/word/2023/wordml/word16du" xmlns:w16sdtdh="http://schemas.microsoft.com/office/word/2020/wordml/sdtdatahash" xmlns:w16sdtfl="http://schemas.microsoft.com/office/word/2024/wordml/sdtformatlock" xmlns:w16se="http://schemas.microsoft.com/office/word/2015/wordml/symex" xmlns:wpg="http://schemas.microsoft.com/office/word/2010/wordprocessingGroup" xmlns:wpi="http://schemas.microsoft.com/office/word/2010/wordprocessingInk" xmlns:wne="http://schemas.microsoft.com/office/word/2006/wordml" xmlns:wps="http://schemas.microsoft.com/office/word/2010/wordprocessingShape" mc:Ignorable="w14 w15 w16se w16cid w16 w16cex w16sdtdh w16sdtfl w16du wp14">
   <w:abstractNum w:abstractNumId="0" w15:restartNumberingAfterBreak="0">
+    <w:nsid w:val="050832B7"/>
+    <w:multiLevelType w:val="hybridMultilevel"/>
+    <w:tmpl w:val="BDA60B6A"/>
+    <w:lvl w:ilvl="0" w:tplc="0419000F">
+      <w:start w:val="1"/>
+      <w:numFmt w:val="decimal"/>
+      <w:lvlText w:val="%1."/>
+      <w:lvlJc w:val="left"/>
+      <w:pPr>
+        <w:ind w:left="720" w:hanging="360"/>
+      </w:pPr>
+    </w:lvl>
+    <w:lvl w:ilvl="1" w:tplc="04190019" w:tentative="1">
+      <w:start w:val="1"/>
+      <w:numFmt w:val="lowerLetter"/>
+      <w:lvlText w:val="%2."/>
+      <w:lvlJc w:val="left"/>
+      <w:pPr>
+        <w:ind w:left="1440" w:hanging="360"/>
+      </w:pPr>
+    </w:lvl>
+    <w:lvl w:ilvl="2" w:tplc="0419001B" w:tentative="1">
+      <w:start w:val="1"/>
+      <w:numFmt w:val="lowerRoman"/>
+      <w:lvlText w:val="%3."/>
+      <w:lvlJc w:val="right"/>
+      <w:pPr>
+        <w:ind w:left="2160" w:hanging="180"/>
+      </w:pPr>
+    </w:lvl>
+    <w:lvl w:ilvl="3" w:tplc="0419000F" w:tentative="1">
+      <w:start w:val="1"/>
+      <w:numFmt w:val="decimal"/>
+      <w:lvlText w:val="%4."/>
+      <w:lvlJc w:val="left"/>
+      <w:pPr>
+        <w:ind w:left="2880" w:hanging="360"/>
+      </w:pPr>
+    </w:lvl>
+    <w:lvl w:ilvl="4" w:tplc="04190019" w:tentative="1">
+      <w:start w:val="1"/>
+      <w:numFmt w:val="lowerLetter"/>
+      <w:lvlText w:val="%5."/>
+      <w:lvlJc w:val="left"/>
+      <w:pPr>
+        <w:ind w:left="3600" w:hanging="360"/>
+      </w:pPr>
+    </w:lvl>
+    <w:lvl w:ilvl="5" w:tplc="0419001B" w:tentative="1">
+      <w:start w:val="1"/>
+      <w:numFmt w:val="lowerRoman"/>
+      <w:lvlText w:val="%6."/>
+      <w:lvlJc w:val="right"/>
+      <w:pPr>
+        <w:ind w:left="4320" w:hanging="180"/>
+      </w:pPr>
+    </w:lvl>
+    <w:lvl w:ilvl="6" w:tplc="0419000F" w:tentative="1">
+      <w:start w:val="1"/>
+      <w:numFmt w:val="decimal"/>
+      <w:lvlText w:val="%7."/>
+      <w:lvlJc w:val="left"/>
+      <w:pPr>
+        <w:ind w:left="5040" w:hanging="360"/>
+      </w:pPr>
+    </w:lvl>
+    <w:lvl w:ilvl="7" w:tplc="04190019" w:tentative="1">
+      <w:start w:val="1"/>
+      <w:numFmt w:val="lowerLetter"/>
+      <w:lvlText w:val="%8."/>
+      <w:lvlJc w:val="left"/>
+      <w:pPr>
+        <w:ind w:left="5760" w:hanging="360"/>
+      </w:pPr>
+    </w:lvl>
+    <w:lvl w:ilvl="8" w:tplc="0419001B" w:tentative="1">
+      <w:start w:val="1"/>
+      <w:numFmt w:val="lowerRoman"/>
+      <w:lvlText w:val="%9."/>
+      <w:lvlJc w:val="right"/>
+      <w:pPr>
+        <w:ind w:left="6480" w:hanging="180"/>
+      </w:pPr>
+    </w:lvl>
+  </w:abstractNum>
+  <w:abstractNum w:abstractNumId="1" w15:restartNumberingAfterBreak="0">
     <w:nsid w:val="20691457"/>
     <w:multiLevelType w:val="multilevel"/>
     <w:tmpl w:val="1FF0B8A2"/>
@@ -4018,7 +4101,7 @@
       </w:pPr>
     </w:lvl>
   </w:abstractNum>
-  <w:abstractNum w:abstractNumId="1" w15:restartNumberingAfterBreak="0">
+  <w:abstractNum w:abstractNumId="2" w15:restartNumberingAfterBreak="0">
     <w:nsid w:val="26820BC7"/>
     <w:multiLevelType w:val="hybridMultilevel"/>
     <w:tmpl w:val="E826996A"/>
@@ -4131,7 +4214,7 @@
       </w:rPr>
     </w:lvl>
   </w:abstractNum>
-  <w:abstractNum w:abstractNumId="2" w15:restartNumberingAfterBreak="0">
+  <w:abstractNum w:abstractNumId="3" w15:restartNumberingAfterBreak="0">
     <w:nsid w:val="29C0744F"/>
     <w:multiLevelType w:val="multilevel"/>
     <w:tmpl w:val="9E6281A6"/>
@@ -4244,7 +4327,7 @@
       </w:pPr>
     </w:lvl>
   </w:abstractNum>
-  <w:abstractNum w:abstractNumId="3" w15:restartNumberingAfterBreak="0">
+  <w:abstractNum w:abstractNumId="4" w15:restartNumberingAfterBreak="0">
     <w:nsid w:val="3DD25F73"/>
     <w:multiLevelType w:val="hybridMultilevel"/>
     <w:tmpl w:val="24620984"/>
@@ -4358,15 +4441,18 @@
     </w:lvl>
   </w:abstractNum>
   <w:num w:numId="1" w16cid:durableId="436875940">
+    <w:abstractNumId w:val="4"/>
+  </w:num>
+  <w:num w:numId="2" w16cid:durableId="1574313889">
+    <w:abstractNumId w:val="2"/>
+  </w:num>
+  <w:num w:numId="3" w16cid:durableId="627007875">
     <w:abstractNumId w:val="3"/>
   </w:num>
-  <w:num w:numId="2" w16cid:durableId="1574313889">
+  <w:num w:numId="4" w16cid:durableId="1319841440">
     <w:abstractNumId w:val="1"/>
   </w:num>
-  <w:num w:numId="3" w16cid:durableId="627007875">
-    <w:abstractNumId w:val="2"/>
-  </w:num>
-  <w:num w:numId="4" w16cid:durableId="1319841440">
+  <w:num w:numId="5" w16cid:durableId="372459964">
     <w:abstractNumId w:val="0"/>
   </w:num>
 </w:numbering>
@@ -4772,6 +4858,7 @@
   <w:style w:type="character" w:default="1" w:styleId="a0">
     <w:name w:val="Default Paragraph Font"/>
     <w:uiPriority w:val="1"/>
+    <w:semiHidden/>
     <w:unhideWhenUsed/>
   </w:style>
   <w:style w:type="table" w:default="1" w:styleId="a1">

--- a/Курс 4/САвПД/ИД23-1_Маслов_АН_САвПД_Аудиторная работа.docx
+++ b/Курс 4/САвПД/ИД23-1_Маслов_АН_САвПД_Аудиторная работа.docx
@@ -476,8 +476,17 @@
           <w:sz w:val="28"/>
           <w:szCs w:val="28"/>
         </w:rPr>
-        <w:t xml:space="preserve"> Маслов А.Н.</w:t>
-      </w:r>
+        <w:t xml:space="preserve"> Маслов </w:t>
+      </w:r>
+      <w:proofErr w:type="gramStart"/>
+      <w:r>
+        <w:rPr>
+          <w:sz w:val="28"/>
+          <w:szCs w:val="28"/>
+        </w:rPr>
+        <w:t>А.Н.</w:t>
+      </w:r>
+      <w:proofErr w:type="gramEnd"/>
     </w:p>
     <w:p>
       <w:pPr>
@@ -555,12 +564,21 @@
         </w:rPr>
         <w:t xml:space="preserve">Преподаватель: </w:t>
       </w:r>
-      <w:r>
-        <w:rPr>
-          <w:sz w:val="28"/>
-          <w:szCs w:val="28"/>
-        </w:rPr>
-        <w:t>Збрищак С.Г.</w:t>
+      <w:proofErr w:type="spellStart"/>
+      <w:r>
+        <w:rPr>
+          <w:sz w:val="28"/>
+          <w:szCs w:val="28"/>
+        </w:rPr>
+        <w:t>Збрищак</w:t>
+      </w:r>
+      <w:proofErr w:type="spellEnd"/>
+      <w:r>
+        <w:rPr>
+          <w:sz w:val="28"/>
+          <w:szCs w:val="28"/>
+        </w:rPr>
+        <w:t xml:space="preserve"> С.Г.</w:t>
       </w:r>
     </w:p>
     <w:p>
@@ -860,7 +878,23 @@
           <w:sz w:val="28"/>
           <w:szCs w:val="28"/>
         </w:rPr>
-        <w:t>Поэтому основная область применения ИИ — интеллектуальный слой производства ПО, то есть сквозная система, которая перестраивает весь цикл поставки: работу с требованиями и спецификациями, управление контекстом, генерацию кода как одну из операций, тестирование, ревью, проверку безопасности, верификацию, оркестрацию людей и агентов, публикацию в прод</w:t>
+        <w:t xml:space="preserve">Поэтому основная область применения ИИ — интеллектуальный слой производства ПО, то есть сквозная система, которая перестраивает весь цикл поставки: работу с требованиями и спецификациями, управление контекстом, генерацию кода как одну из операций, тестирование, ревью, проверку безопасности, верификацию, </w:t>
+      </w:r>
+      <w:proofErr w:type="spellStart"/>
+      <w:r>
+        <w:rPr>
+          <w:sz w:val="28"/>
+          <w:szCs w:val="28"/>
+        </w:rPr>
+        <w:t>оркестрацию</w:t>
+      </w:r>
+      <w:proofErr w:type="spellEnd"/>
+      <w:r>
+        <w:rPr>
+          <w:sz w:val="28"/>
+          <w:szCs w:val="28"/>
+        </w:rPr>
+        <w:t xml:space="preserve"> людей и агентов, публикацию в прод</w:t>
       </w:r>
       <w:r>
         <w:rPr>
@@ -1699,7 +1733,27 @@
           <w:sz w:val="28"/>
           <w:szCs w:val="28"/>
         </w:rPr>
-        <w:t>Определить метасистему и окружающую среду (в окружающей среде определить системы, с которыми взаимодействует исследуемая система).</w:t>
+        <w:t xml:space="preserve">Определить </w:t>
+      </w:r>
+      <w:proofErr w:type="spellStart"/>
+      <w:r>
+        <w:rPr>
+          <w:b/>
+          <w:color w:val="auto"/>
+          <w:sz w:val="28"/>
+          <w:szCs w:val="28"/>
+        </w:rPr>
+        <w:t>метасистему</w:t>
+      </w:r>
+      <w:proofErr w:type="spellEnd"/>
+      <w:r>
+        <w:rPr>
+          <w:b/>
+          <w:color w:val="auto"/>
+          <w:sz w:val="28"/>
+          <w:szCs w:val="28"/>
+        </w:rPr>
+        <w:t xml:space="preserve"> и окружающую среду (в окружающей среде определить системы, с которыми взаимодействует исследуемая система).</w:t>
       </w:r>
     </w:p>
     <w:p>
@@ -1715,6 +1769,7 @@
           <w:szCs w:val="28"/>
         </w:rPr>
       </w:pPr>
+      <w:proofErr w:type="spellStart"/>
       <w:r>
         <w:rPr>
           <w:bCs/>
@@ -1724,6 +1779,7 @@
         </w:rPr>
         <w:t>Метасистема</w:t>
       </w:r>
+      <w:proofErr w:type="spellEnd"/>
       <w:r>
         <w:rPr>
           <w:bCs/>
@@ -2160,10 +2216,10 @@
           <w:noProof/>
         </w:rPr>
         <w:drawing>
-          <wp:inline distT="0" distB="0" distL="0" distR="0" wp14:anchorId="6C4AE030" wp14:editId="41D97517">
-            <wp:extent cx="5379720" cy="3105304"/>
+          <wp:inline distT="0" distB="0" distL="0" distR="0" wp14:anchorId="5B3F685D" wp14:editId="55B3240B">
+            <wp:extent cx="5753100" cy="3322320"/>
             <wp:effectExtent l="0" t="0" r="0" b="0"/>
-            <wp:docPr id="1847268531" name="Рисунок 6"/>
+            <wp:docPr id="1294146908" name="Рисунок 1"/>
             <wp:cNvGraphicFramePr>
               <a:graphicFrameLocks xmlns:a="http://schemas.openxmlformats.org/drawingml/2006/main" noChangeAspect="1"/>
             </wp:cNvGraphicFramePr>
@@ -2171,7 +2227,7 @@
               <a:graphicData uri="http://schemas.openxmlformats.org/drawingml/2006/picture">
                 <pic:pic xmlns:pic="http://schemas.openxmlformats.org/drawingml/2006/picture">
                   <pic:nvPicPr>
-                    <pic:cNvPr id="0" name="Picture 11"/>
+                    <pic:cNvPr id="0" name="Picture 1"/>
                     <pic:cNvPicPr>
                       <a:picLocks noChangeAspect="1" noChangeArrowheads="1"/>
                     </pic:cNvPicPr>
@@ -2192,7 +2248,7 @@
                   <pic:spPr bwMode="auto">
                     <a:xfrm>
                       <a:off x="0" y="0"/>
-                      <a:ext cx="5385259" cy="3108501"/>
+                      <a:ext cx="5753100" cy="3322320"/>
                     </a:xfrm>
                     <a:prstGeom prst="rect">
                       <a:avLst/>
@@ -2208,6 +2264,16 @@
           </wp:inline>
         </w:drawing>
       </w:r>
+    </w:p>
+    <w:p>
+      <w:pPr>
+        <w:pStyle w:val="Default"/>
+        <w:jc w:val="center"/>
+        <w:rPr>
+          <w:b/>
+          <w:color w:val="004E9A"/>
+        </w:rPr>
+      </w:pPr>
     </w:p>
     <w:p>
       <w:pPr>
@@ -2732,25 +2798,12 @@
     <w:p>
       <w:pPr>
         <w:pStyle w:val="Default"/>
-        <w:spacing w:after="200"/>
-        <w:rPr>
-          <w:b/>
-          <w:bCs/>
-          <w:color w:val="auto"/>
-          <w:sz w:val="28"/>
-          <w:szCs w:val="28"/>
-        </w:rPr>
-      </w:pPr>
-    </w:p>
-    <w:p>
-      <w:pPr>
-        <w:pStyle w:val="Default"/>
-        <w:spacing w:after="200"/>
-        <w:rPr>
-          <w:color w:val="auto"/>
-          <w:sz w:val="28"/>
-          <w:szCs w:val="28"/>
-          <w:lang w:val="en-US"/>
+        <w:spacing w:line="360" w:lineRule="auto"/>
+        <w:jc w:val="both"/>
+        <w:rPr>
+          <w:color w:val="auto"/>
+          <w:sz w:val="28"/>
+          <w:szCs w:val="28"/>
         </w:rPr>
       </w:pPr>
       <w:r>
@@ -2766,7 +2819,6 @@
           <w:color w:val="auto"/>
           <w:sz w:val="28"/>
           <w:szCs w:val="28"/>
-          <w:lang w:val="en-US"/>
         </w:rPr>
         <w:t>:</w:t>
       </w:r>
@@ -2776,23 +2828,24 @@
         <w:pStyle w:val="Default"/>
         <w:numPr>
           <w:ilvl w:val="0"/>
-          <w:numId w:val="5"/>
+          <w:numId w:val="6"/>
         </w:numPr>
-        <w:spacing w:after="200"/>
-        <w:rPr>
-          <w:color w:val="auto"/>
-          <w:sz w:val="28"/>
-          <w:szCs w:val="28"/>
-          <w:lang w:val="en-US"/>
-        </w:rPr>
-      </w:pPr>
-      <w:r>
-        <w:rPr>
-          <w:color w:val="auto"/>
-          <w:sz w:val="28"/>
-          <w:szCs w:val="28"/>
-        </w:rPr>
-        <w:t>Иллюзия продуктивности</w:t>
+        <w:spacing w:line="360" w:lineRule="auto"/>
+        <w:ind w:left="0" w:firstLine="709"/>
+        <w:jc w:val="both"/>
+        <w:rPr>
+          <w:color w:val="auto"/>
+          <w:sz w:val="28"/>
+          <w:szCs w:val="28"/>
+        </w:rPr>
+      </w:pPr>
+      <w:r>
+        <w:rPr>
+          <w:color w:val="auto"/>
+          <w:sz w:val="28"/>
+          <w:szCs w:val="28"/>
+        </w:rPr>
+        <w:t>Иллюзия продуктивности: Менеджмент и разработчики считают, что ИИ ускоряет работу, но на деле время тратится на исправление ошибок сгенерированного кода.</w:t>
       </w:r>
     </w:p>
     <w:p>
@@ -2800,23 +2853,40 @@
         <w:pStyle w:val="Default"/>
         <w:numPr>
           <w:ilvl w:val="0"/>
-          <w:numId w:val="5"/>
+          <w:numId w:val="6"/>
         </w:numPr>
-        <w:spacing w:after="200"/>
-        <w:rPr>
-          <w:color w:val="auto"/>
-          <w:sz w:val="28"/>
-          <w:szCs w:val="28"/>
-          <w:lang w:val="en-US"/>
-        </w:rPr>
-      </w:pPr>
-      <w:r>
-        <w:rPr>
-          <w:color w:val="auto"/>
-          <w:sz w:val="28"/>
-          <w:szCs w:val="28"/>
-        </w:rPr>
-        <w:t>Атрофия навыков</w:t>
+        <w:spacing w:line="360" w:lineRule="auto"/>
+        <w:ind w:left="0" w:firstLine="709"/>
+        <w:jc w:val="both"/>
+        <w:rPr>
+          <w:color w:val="auto"/>
+          <w:sz w:val="28"/>
+          <w:szCs w:val="28"/>
+        </w:rPr>
+      </w:pPr>
+      <w:r>
+        <w:rPr>
+          <w:color w:val="auto"/>
+          <w:sz w:val="28"/>
+          <w:szCs w:val="28"/>
+        </w:rPr>
+        <w:t xml:space="preserve">Атрофия профессиональных навыков: Разработчики перестают писать код вручную и теряют способность понимать сложные архитектурные решения, полагаясь на </w:t>
+      </w:r>
+      <w:r>
+        <w:rPr>
+          <w:color w:val="auto"/>
+          <w:sz w:val="28"/>
+          <w:szCs w:val="28"/>
+        </w:rPr>
+        <w:t>только на ИИ</w:t>
+      </w:r>
+      <w:r>
+        <w:rPr>
+          <w:color w:val="auto"/>
+          <w:sz w:val="28"/>
+          <w:szCs w:val="28"/>
+        </w:rPr>
+        <w:t>.</w:t>
       </w:r>
     </w:p>
     <w:p>
@@ -2824,14 +2894,127 @@
         <w:pStyle w:val="Default"/>
         <w:numPr>
           <w:ilvl w:val="0"/>
-          <w:numId w:val="5"/>
+          <w:numId w:val="6"/>
         </w:numPr>
+        <w:spacing w:line="360" w:lineRule="auto"/>
+        <w:ind w:left="0" w:firstLine="709"/>
+        <w:jc w:val="both"/>
+        <w:rPr>
+          <w:color w:val="auto"/>
+          <w:sz w:val="28"/>
+          <w:szCs w:val="28"/>
+        </w:rPr>
+      </w:pPr>
+      <w:r>
+        <w:rPr>
+          <w:color w:val="auto"/>
+          <w:sz w:val="28"/>
+          <w:szCs w:val="28"/>
+        </w:rPr>
+        <w:t>Рост технического долга: Базы кода заполняются шаблонным, неоптимизированным или содержащим "галлюцинации" ИИ кодом, который сложно поддерживать.</w:t>
+      </w:r>
+    </w:p>
+    <w:p>
+      <w:pPr>
+        <w:pStyle w:val="Default"/>
+        <w:numPr>
+          <w:ilvl w:val="0"/>
+          <w:numId w:val="6"/>
+        </w:numPr>
+        <w:spacing w:line="360" w:lineRule="auto"/>
+        <w:ind w:left="0" w:firstLine="709"/>
+        <w:jc w:val="both"/>
+        <w:rPr>
+          <w:color w:val="auto"/>
+          <w:sz w:val="28"/>
+          <w:szCs w:val="28"/>
+        </w:rPr>
+      </w:pPr>
+      <w:r>
+        <w:rPr>
+          <w:color w:val="auto"/>
+          <w:sz w:val="28"/>
+          <w:szCs w:val="28"/>
+        </w:rPr>
+        <w:t>Обесцени</w:t>
+      </w:r>
+      <w:r>
+        <w:rPr>
+          <w:color w:val="auto"/>
+          <w:sz w:val="28"/>
+          <w:szCs w:val="28"/>
+        </w:rPr>
+        <w:t>ва</w:t>
+      </w:r>
+      <w:r>
+        <w:rPr>
+          <w:color w:val="auto"/>
+          <w:sz w:val="28"/>
+          <w:szCs w:val="28"/>
+        </w:rPr>
+        <w:t xml:space="preserve">ние профессии: Снижение барьера входа приводит к тому, что рынок переполняется </w:t>
+      </w:r>
+      <w:r>
+        <w:rPr>
+          <w:color w:val="auto"/>
+          <w:sz w:val="28"/>
+          <w:szCs w:val="28"/>
+        </w:rPr>
+        <w:t xml:space="preserve">желающими работать в </w:t>
+      </w:r>
+      <w:r>
+        <w:rPr>
+          <w:color w:val="auto"/>
+          <w:sz w:val="28"/>
+          <w:szCs w:val="28"/>
+          <w:lang w:val="en-US"/>
+        </w:rPr>
+        <w:t>IT</w:t>
+      </w:r>
+      <w:r>
+        <w:rPr>
+          <w:color w:val="auto"/>
+          <w:sz w:val="28"/>
+          <w:szCs w:val="28"/>
+        </w:rPr>
+        <w:t>, а ценность опытных специалистов ставится под сомнение.</w:t>
+      </w:r>
+    </w:p>
+    <w:p>
+      <w:pPr>
+        <w:pStyle w:val="Default"/>
+        <w:numPr>
+          <w:ilvl w:val="0"/>
+          <w:numId w:val="6"/>
+        </w:numPr>
+        <w:spacing w:line="360" w:lineRule="auto"/>
+        <w:ind w:left="0" w:firstLine="709"/>
+        <w:jc w:val="both"/>
+        <w:rPr>
+          <w:color w:val="auto"/>
+          <w:sz w:val="28"/>
+          <w:szCs w:val="28"/>
+        </w:rPr>
+      </w:pPr>
+      <w:r>
+        <w:rPr>
+          <w:color w:val="auto"/>
+          <w:sz w:val="28"/>
+          <w:szCs w:val="28"/>
+        </w:rPr>
+        <w:t>Юридические риски и вопросы безопасности: Использование ИИ-моделей может привести к утечке конфиденциальных данных или нарушению авторских прав.</w:t>
+      </w:r>
+    </w:p>
+    <w:p>
+      <w:pPr>
+        <w:pStyle w:val="Default"/>
         <w:spacing w:after="200"/>
         <w:rPr>
-          <w:color w:val="auto"/>
-          <w:sz w:val="28"/>
-          <w:szCs w:val="28"/>
-          <w:lang w:val="en-US"/>
+          <w:b/>
+          <w:bCs/>
+          <w:color w:val="auto"/>
+          <w:sz w:val="28"/>
+          <w:szCs w:val="28"/>
         </w:rPr>
       </w:pPr>
     </w:p>
@@ -2860,14 +3043,119 @@
           <w:szCs w:val="28"/>
         </w:rPr>
       </w:pPr>
-      <w:r>
-        <w:rPr>
-          <w:b/>
-          <w:bCs/>
-          <w:color w:val="auto"/>
-          <w:sz w:val="28"/>
-          <w:szCs w:val="28"/>
-        </w:rPr>
+    </w:p>
+    <w:p>
+      <w:pPr>
+        <w:pStyle w:val="Default"/>
+        <w:spacing w:after="200"/>
+        <w:rPr>
+          <w:b/>
+          <w:bCs/>
+          <w:color w:val="auto"/>
+          <w:sz w:val="28"/>
+          <w:szCs w:val="28"/>
+        </w:rPr>
+      </w:pPr>
+    </w:p>
+    <w:p>
+      <w:pPr>
+        <w:pStyle w:val="Default"/>
+        <w:spacing w:after="200"/>
+        <w:rPr>
+          <w:b/>
+          <w:bCs/>
+          <w:color w:val="auto"/>
+          <w:sz w:val="28"/>
+          <w:szCs w:val="28"/>
+        </w:rPr>
+      </w:pPr>
+    </w:p>
+    <w:p>
+      <w:pPr>
+        <w:pStyle w:val="Default"/>
+        <w:spacing w:after="200"/>
+        <w:rPr>
+          <w:b/>
+          <w:bCs/>
+          <w:color w:val="auto"/>
+          <w:sz w:val="28"/>
+          <w:szCs w:val="28"/>
+        </w:rPr>
+      </w:pPr>
+    </w:p>
+    <w:p>
+      <w:pPr>
+        <w:pStyle w:val="Default"/>
+        <w:spacing w:after="200"/>
+        <w:rPr>
+          <w:b/>
+          <w:bCs/>
+          <w:color w:val="auto"/>
+          <w:sz w:val="28"/>
+          <w:szCs w:val="28"/>
+        </w:rPr>
+      </w:pPr>
+    </w:p>
+    <w:p>
+      <w:pPr>
+        <w:pStyle w:val="Default"/>
+        <w:spacing w:after="200"/>
+        <w:rPr>
+          <w:b/>
+          <w:bCs/>
+          <w:color w:val="auto"/>
+          <w:sz w:val="28"/>
+          <w:szCs w:val="28"/>
+        </w:rPr>
+      </w:pPr>
+    </w:p>
+    <w:p>
+      <w:pPr>
+        <w:pStyle w:val="Default"/>
+        <w:spacing w:after="200"/>
+        <w:rPr>
+          <w:b/>
+          <w:bCs/>
+          <w:color w:val="auto"/>
+          <w:sz w:val="28"/>
+          <w:szCs w:val="28"/>
+        </w:rPr>
+      </w:pPr>
+    </w:p>
+    <w:p>
+      <w:pPr>
+        <w:pStyle w:val="Default"/>
+        <w:spacing w:after="200"/>
+        <w:rPr>
+          <w:b/>
+          <w:bCs/>
+          <w:color w:val="auto"/>
+          <w:sz w:val="28"/>
+          <w:szCs w:val="28"/>
+        </w:rPr>
+      </w:pPr>
+    </w:p>
+    <w:p>
+      <w:pPr>
+        <w:pStyle w:val="Default"/>
+        <w:spacing w:after="200"/>
+        <w:rPr>
+          <w:b/>
+          <w:bCs/>
+          <w:color w:val="auto"/>
+          <w:sz w:val="28"/>
+          <w:szCs w:val="28"/>
+        </w:rPr>
+      </w:pPr>
+      <w:r>
+        <w:rPr>
+          <w:b/>
+          <w:bCs/>
+          <w:color w:val="auto"/>
+          <w:sz w:val="28"/>
+          <w:szCs w:val="28"/>
+        </w:rPr>
+        <w:lastRenderedPageBreak/>
         <w:t>3.2 Построить дерево проблем.</w:t>
       </w:r>
     </w:p>
@@ -2875,10 +3163,148 @@
       <w:pPr>
         <w:pStyle w:val="Default"/>
         <w:spacing w:after="200"/>
-        <w:rPr>
-          <w:b/>
-          <w:bCs/>
-          <w:color w:val="auto"/>
+        <w:jc w:val="center"/>
+        <w:rPr>
+          <w:b/>
+          <w:bCs/>
+          <w:color w:val="auto"/>
+          <w:sz w:val="28"/>
+          <w:szCs w:val="28"/>
+        </w:rPr>
+      </w:pPr>
+      <w:r>
+        <w:rPr>
+          <w:noProof/>
+        </w:rPr>
+        <w:drawing>
+          <wp:inline distT="0" distB="0" distL="0" distR="0" wp14:anchorId="52BFED9E" wp14:editId="6F6EA883">
+            <wp:extent cx="4023360" cy="4495800"/>
+            <wp:effectExtent l="0" t="0" r="0" b="0"/>
+            <wp:docPr id="2039676450" name="Рисунок 3"/>
+            <wp:cNvGraphicFramePr>
+              <a:graphicFrameLocks xmlns:a="http://schemas.openxmlformats.org/drawingml/2006/main" noChangeAspect="1"/>
+            </wp:cNvGraphicFramePr>
+            <a:graphic xmlns:a="http://schemas.openxmlformats.org/drawingml/2006/main">
+              <a:graphicData uri="http://schemas.openxmlformats.org/drawingml/2006/picture">
+                <pic:pic xmlns:pic="http://schemas.openxmlformats.org/drawingml/2006/picture">
+                  <pic:nvPicPr>
+                    <pic:cNvPr id="0" name="Picture 3"/>
+                    <pic:cNvPicPr>
+                      <a:picLocks noChangeAspect="1" noChangeArrowheads="1"/>
+                    </pic:cNvPicPr>
+                  </pic:nvPicPr>
+                  <pic:blipFill>
+                    <a:blip r:embed="rId13">
+                      <a:extLst>
+                        <a:ext uri="{28A0092B-C50C-407E-A947-70E740481C1C}">
+                          <a14:useLocalDpi xmlns:a14="http://schemas.microsoft.com/office/drawing/2010/main" val="0"/>
+                        </a:ext>
+                      </a:extLst>
+                    </a:blip>
+                    <a:srcRect/>
+                    <a:stretch>
+                      <a:fillRect/>
+                    </a:stretch>
+                  </pic:blipFill>
+                  <pic:spPr bwMode="auto">
+                    <a:xfrm>
+                      <a:off x="0" y="0"/>
+                      <a:ext cx="4023360" cy="4495800"/>
+                    </a:xfrm>
+                    <a:prstGeom prst="rect">
+                      <a:avLst/>
+                    </a:prstGeom>
+                    <a:noFill/>
+                    <a:ln>
+                      <a:noFill/>
+                    </a:ln>
+                  </pic:spPr>
+                </pic:pic>
+              </a:graphicData>
+            </a:graphic>
+          </wp:inline>
+        </w:drawing>
+      </w:r>
+    </w:p>
+    <w:p>
+      <w:pPr>
+        <w:pStyle w:val="Default"/>
+        <w:jc w:val="center"/>
+        <w:rPr>
+          <w:b/>
+          <w:color w:val="004E9A"/>
+        </w:rPr>
+      </w:pPr>
+      <w:r>
+        <w:rPr>
+          <w:b/>
+          <w:color w:val="004E9A"/>
+        </w:rPr>
+        <w:t xml:space="preserve">Рис. </w:t>
+      </w:r>
+      <w:r>
+        <w:rPr>
+          <w:b/>
+          <w:color w:val="004E9A"/>
+        </w:rPr>
+        <w:t>4</w:t>
+      </w:r>
+      <w:r>
+        <w:rPr>
+          <w:b/>
+          <w:color w:val="004E9A"/>
+        </w:rPr>
+        <w:t>. Модель «</w:t>
+      </w:r>
+      <w:r>
+        <w:rPr>
+          <w:b/>
+          <w:color w:val="004E9A"/>
+        </w:rPr>
+        <w:t>Дерево проблем</w:t>
+      </w:r>
+      <w:r>
+        <w:rPr>
+          <w:b/>
+          <w:color w:val="004E9A"/>
+        </w:rPr>
+        <w:t>» системы «</w:t>
+      </w:r>
+      <w:r>
+        <w:rPr>
+          <w:b/>
+          <w:color w:val="004E9A"/>
+        </w:rPr>
+        <w:t>Система влияния искусственного интеллекта на профессиональную деятельность в IT-разработке</w:t>
+      </w:r>
+      <w:r>
+        <w:rPr>
+          <w:b/>
+          <w:color w:val="004E9A"/>
+        </w:rPr>
+        <w:t>»</w:t>
+      </w:r>
+    </w:p>
+    <w:p>
+      <w:pPr>
+        <w:pStyle w:val="Default"/>
+        <w:spacing w:after="200"/>
+        <w:jc w:val="center"/>
+        <w:rPr>
+          <w:b/>
+          <w:bCs/>
+          <w:color w:val="auto"/>
+          <w:sz w:val="28"/>
+          <w:szCs w:val="28"/>
+        </w:rPr>
+      </w:pPr>
+    </w:p>
+    <w:p>
+      <w:pPr>
+        <w:pStyle w:val="Default"/>
+        <w:spacing w:after="200"/>
+        <w:rPr>
+          <w:b/>
           <w:sz w:val="28"/>
           <w:szCs w:val="28"/>
         </w:rPr>
@@ -2914,6 +3340,45 @@
     </w:p>
     <w:p>
       <w:pPr>
+        <w:spacing w:after="0" w:line="360" w:lineRule="auto"/>
+        <w:ind w:firstLine="709"/>
+        <w:jc w:val="both"/>
+        <w:rPr>
+          <w:sz w:val="28"/>
+          <w:szCs w:val="28"/>
+        </w:rPr>
+      </w:pPr>
+      <w:r>
+        <w:rPr>
+          <w:sz w:val="28"/>
+          <w:szCs w:val="28"/>
+        </w:rPr>
+        <w:t>Корневая проблема — п</w:t>
+      </w:r>
+      <w:r>
+        <w:rPr>
+          <w:sz w:val="28"/>
+          <w:szCs w:val="28"/>
+        </w:rPr>
+        <w:t xml:space="preserve">ринятие кода </w:t>
+      </w:r>
+      <w:r>
+        <w:rPr>
+          <w:sz w:val="28"/>
+          <w:szCs w:val="28"/>
+        </w:rPr>
+        <w:t xml:space="preserve">от ИИ </w:t>
+      </w:r>
+      <w:r>
+        <w:rPr>
+          <w:sz w:val="28"/>
+          <w:szCs w:val="28"/>
+        </w:rPr>
+        <w:t>без верификации: Автоматическое принятие сгенерированного ИИ кода, из-за чего ошибки и уязвимости попадают в финальный продукт.</w:t>
+      </w:r>
+    </w:p>
+    <w:p>
+      <w:pPr>
         <w:pStyle w:val="Default"/>
         <w:spacing w:after="200"/>
         <w:rPr>
@@ -2924,25 +3389,763 @@
           <w:szCs w:val="28"/>
         </w:rPr>
       </w:pPr>
-      <w:r>
-        <w:rPr>
-          <w:b/>
-          <w:bCs/>
-          <w:color w:val="auto"/>
-          <w:sz w:val="28"/>
-          <w:szCs w:val="28"/>
-        </w:rPr>
+    </w:p>
+    <w:p>
+      <w:pPr>
+        <w:pStyle w:val="Default"/>
+        <w:spacing w:after="200"/>
+        <w:rPr>
+          <w:b/>
+          <w:bCs/>
+          <w:color w:val="auto"/>
+          <w:sz w:val="28"/>
+          <w:szCs w:val="28"/>
+        </w:rPr>
+      </w:pPr>
+    </w:p>
+    <w:p>
+      <w:pPr>
+        <w:pStyle w:val="Default"/>
+        <w:spacing w:after="200"/>
+        <w:rPr>
+          <w:b/>
+          <w:bCs/>
+          <w:color w:val="auto"/>
+          <w:sz w:val="28"/>
+          <w:szCs w:val="28"/>
+        </w:rPr>
+      </w:pPr>
+    </w:p>
+    <w:p>
+      <w:pPr>
+        <w:pStyle w:val="Default"/>
+        <w:spacing w:after="200"/>
+        <w:rPr>
+          <w:b/>
+          <w:bCs/>
+          <w:color w:val="auto"/>
+          <w:sz w:val="28"/>
+          <w:szCs w:val="28"/>
+        </w:rPr>
+      </w:pPr>
+    </w:p>
+    <w:p>
+      <w:pPr>
+        <w:pStyle w:val="Default"/>
+        <w:spacing w:after="200"/>
+        <w:rPr>
+          <w:b/>
+          <w:bCs/>
+          <w:color w:val="auto"/>
+          <w:sz w:val="28"/>
+          <w:szCs w:val="28"/>
+        </w:rPr>
+      </w:pPr>
+    </w:p>
+    <w:p>
+      <w:pPr>
+        <w:pStyle w:val="Default"/>
+        <w:spacing w:after="200"/>
+        <w:rPr>
+          <w:b/>
+          <w:bCs/>
+          <w:color w:val="auto"/>
+          <w:sz w:val="28"/>
+          <w:szCs w:val="28"/>
+        </w:rPr>
+      </w:pPr>
+    </w:p>
+    <w:p>
+      <w:pPr>
+        <w:pStyle w:val="Default"/>
+        <w:spacing w:after="200"/>
+        <w:rPr>
+          <w:b/>
+          <w:bCs/>
+          <w:color w:val="auto"/>
+          <w:sz w:val="28"/>
+          <w:szCs w:val="28"/>
+        </w:rPr>
+      </w:pPr>
+    </w:p>
+    <w:p>
+      <w:pPr>
+        <w:pStyle w:val="Default"/>
+        <w:spacing w:after="200"/>
+        <w:rPr>
+          <w:b/>
+          <w:bCs/>
+          <w:color w:val="auto"/>
+          <w:sz w:val="28"/>
+          <w:szCs w:val="28"/>
+        </w:rPr>
+      </w:pPr>
+      <w:r>
+        <w:rPr>
+          <w:b/>
+          <w:bCs/>
+          <w:color w:val="auto"/>
+          <w:sz w:val="28"/>
+          <w:szCs w:val="28"/>
+        </w:rPr>
+        <w:lastRenderedPageBreak/>
         <w:t>3.4 Построить карту аргументов.</w:t>
       </w:r>
     </w:p>
     <w:p>
       <w:pPr>
-        <w:rPr>
-          <w:b/>
-          <w:sz w:val="28"/>
-          <w:szCs w:val="28"/>
-        </w:rPr>
-      </w:pPr>
+        <w:pStyle w:val="Default"/>
+        <w:spacing w:after="200"/>
+        <w:jc w:val="center"/>
+        <w:rPr>
+          <w:b/>
+          <w:bCs/>
+          <w:color w:val="auto"/>
+          <w:sz w:val="28"/>
+          <w:szCs w:val="28"/>
+        </w:rPr>
+      </w:pPr>
+      <w:r>
+        <w:rPr>
+          <w:b/>
+          <w:bCs/>
+          <w:noProof/>
+          <w:color w:val="auto"/>
+          <w:sz w:val="28"/>
+          <w:szCs w:val="28"/>
+        </w:rPr>
+        <w:drawing>
+          <wp:inline distT="0" distB="0" distL="0" distR="0" wp14:anchorId="66959BE9" wp14:editId="6AC5B411">
+            <wp:extent cx="5753100" cy="3863340"/>
+            <wp:effectExtent l="0" t="0" r="0" b="3810"/>
+            <wp:docPr id="665805005" name="Рисунок 1"/>
+            <wp:cNvGraphicFramePr>
+              <a:graphicFrameLocks xmlns:a="http://schemas.openxmlformats.org/drawingml/2006/main" noChangeAspect="1"/>
+            </wp:cNvGraphicFramePr>
+            <a:graphic xmlns:a="http://schemas.openxmlformats.org/drawingml/2006/main">
+              <a:graphicData uri="http://schemas.openxmlformats.org/drawingml/2006/picture">
+                <pic:pic xmlns:pic="http://schemas.openxmlformats.org/drawingml/2006/picture">
+                  <pic:nvPicPr>
+                    <pic:cNvPr id="0" name="Picture 1"/>
+                    <pic:cNvPicPr>
+                      <a:picLocks noChangeAspect="1" noChangeArrowheads="1"/>
+                    </pic:cNvPicPr>
+                  </pic:nvPicPr>
+                  <pic:blipFill>
+                    <a:blip r:embed="rId14">
+                      <a:extLst>
+                        <a:ext uri="{28A0092B-C50C-407E-A947-70E740481C1C}">
+                          <a14:useLocalDpi xmlns:a14="http://schemas.microsoft.com/office/drawing/2010/main" val="0"/>
+                        </a:ext>
+                      </a:extLst>
+                    </a:blip>
+                    <a:srcRect/>
+                    <a:stretch>
+                      <a:fillRect/>
+                    </a:stretch>
+                  </pic:blipFill>
+                  <pic:spPr bwMode="auto">
+                    <a:xfrm>
+                      <a:off x="0" y="0"/>
+                      <a:ext cx="5753100" cy="3863340"/>
+                    </a:xfrm>
+                    <a:prstGeom prst="rect">
+                      <a:avLst/>
+                    </a:prstGeom>
+                    <a:noFill/>
+                    <a:ln>
+                      <a:noFill/>
+                    </a:ln>
+                  </pic:spPr>
+                </pic:pic>
+              </a:graphicData>
+            </a:graphic>
+          </wp:inline>
+        </w:drawing>
+      </w:r>
+    </w:p>
+    <w:p>
+      <w:pPr>
+        <w:pStyle w:val="Default"/>
+        <w:jc w:val="center"/>
+        <w:rPr>
+          <w:b/>
+          <w:color w:val="004E9A"/>
+        </w:rPr>
+      </w:pPr>
+      <w:r>
+        <w:rPr>
+          <w:b/>
+          <w:color w:val="004E9A"/>
+        </w:rPr>
+        <w:t xml:space="preserve">Рис. </w:t>
+      </w:r>
+      <w:r>
+        <w:rPr>
+          <w:b/>
+          <w:color w:val="004E9A"/>
+        </w:rPr>
+        <w:t>5</w:t>
+      </w:r>
+      <w:r>
+        <w:rPr>
+          <w:b/>
+          <w:color w:val="004E9A"/>
+        </w:rPr>
+        <w:t>. Модель «</w:t>
+      </w:r>
+      <w:r>
+        <w:rPr>
+          <w:b/>
+          <w:color w:val="004E9A"/>
+        </w:rPr>
+        <w:t>Карта аргументов</w:t>
+      </w:r>
+      <w:r>
+        <w:rPr>
+          <w:b/>
+          <w:color w:val="004E9A"/>
+        </w:rPr>
+        <w:t>» системы «</w:t>
+      </w:r>
+      <w:r>
+        <w:rPr>
+          <w:b/>
+          <w:color w:val="004E9A"/>
+        </w:rPr>
+        <w:t>Система влияния искусственного интеллекта на профессиональную деятельность в IT-разработке</w:t>
+      </w:r>
+      <w:r>
+        <w:rPr>
+          <w:b/>
+          <w:color w:val="004E9A"/>
+        </w:rPr>
+        <w:t>»</w:t>
+      </w:r>
+    </w:p>
+    <w:p>
+      <w:pPr>
+        <w:rPr>
+          <w:b/>
+          <w:sz w:val="28"/>
+          <w:szCs w:val="28"/>
+        </w:rPr>
+      </w:pPr>
+    </w:p>
+    <w:p>
+      <w:pPr>
+        <w:rPr>
+          <w:b/>
+          <w:sz w:val="28"/>
+          <w:szCs w:val="28"/>
+        </w:rPr>
+      </w:pPr>
+      <w:r>
+        <w:rPr>
+          <w:b/>
+          <w:sz w:val="28"/>
+          <w:szCs w:val="28"/>
+        </w:rPr>
+        <w:t>Источники:</w:t>
+      </w:r>
+    </w:p>
+    <w:p>
+      <w:pPr>
+        <w:pStyle w:val="aa"/>
+        <w:numPr>
+          <w:ilvl w:val="0"/>
+          <w:numId w:val="10"/>
+        </w:numPr>
+        <w:ind w:left="0" w:firstLine="709"/>
+        <w:rPr>
+          <w:bCs/>
+          <w:sz w:val="28"/>
+          <w:szCs w:val="28"/>
+        </w:rPr>
+      </w:pPr>
+      <w:r>
+        <w:rPr>
+          <w:sz w:val="28"/>
+          <w:szCs w:val="28"/>
+        </w:rPr>
+        <w:t>О</w:t>
+      </w:r>
+      <w:r>
+        <w:rPr>
+          <w:sz w:val="28"/>
+          <w:szCs w:val="28"/>
+        </w:rPr>
+        <w:t>т 70% до 85% ИИ-проектов закрываются или сталкиваются с критическими проблемами именно на этапе тестирования или выкатки в продакшн</w:t>
+      </w:r>
+      <w:r>
+        <w:rPr>
+          <w:sz w:val="28"/>
+          <w:szCs w:val="28"/>
+        </w:rPr>
+        <w:t>:</w:t>
+      </w:r>
+      <w:r>
+        <w:rPr>
+          <w:sz w:val="28"/>
+          <w:szCs w:val="28"/>
+        </w:rPr>
+        <w:t xml:space="preserve"> </w:t>
+      </w:r>
+      <w:hyperlink r:id="rId15" w:history="1">
+        <w:r>
+          <w:rPr>
+            <w:rStyle w:val="ab"/>
+            <w:bCs/>
+            <w:sz w:val="28"/>
+            <w:szCs w:val="28"/>
+            <w:lang w:val="en-US"/>
+          </w:rPr>
+          <w:t>https</w:t>
+        </w:r>
+        <w:r>
+          <w:rPr>
+            <w:rStyle w:val="ab"/>
+            <w:bCs/>
+            <w:sz w:val="28"/>
+            <w:szCs w:val="28"/>
+          </w:rPr>
+          <w:t>://</w:t>
+        </w:r>
+        <w:proofErr w:type="spellStart"/>
+        <w:r>
+          <w:rPr>
+            <w:rStyle w:val="ab"/>
+            <w:bCs/>
+            <w:sz w:val="28"/>
+            <w:szCs w:val="28"/>
+            <w:lang w:val="en-US"/>
+          </w:rPr>
+          <w:t>alicelabs</w:t>
+        </w:r>
+        <w:proofErr w:type="spellEnd"/>
+        <w:r>
+          <w:rPr>
+            <w:rStyle w:val="ab"/>
+            <w:bCs/>
+            <w:sz w:val="28"/>
+            <w:szCs w:val="28"/>
+          </w:rPr>
+          <w:t>.</w:t>
+        </w:r>
+        <w:r>
+          <w:rPr>
+            <w:rStyle w:val="ab"/>
+            <w:bCs/>
+            <w:sz w:val="28"/>
+            <w:szCs w:val="28"/>
+            <w:lang w:val="en-US"/>
+          </w:rPr>
+          <w:t>ai</w:t>
+        </w:r>
+        <w:r>
+          <w:rPr>
+            <w:rStyle w:val="ab"/>
+            <w:bCs/>
+            <w:sz w:val="28"/>
+            <w:szCs w:val="28"/>
+          </w:rPr>
+          <w:t>/</w:t>
+        </w:r>
+        <w:proofErr w:type="spellStart"/>
+        <w:r>
+          <w:rPr>
+            <w:rStyle w:val="ab"/>
+            <w:bCs/>
+            <w:sz w:val="28"/>
+            <w:szCs w:val="28"/>
+            <w:lang w:val="en-US"/>
+          </w:rPr>
+          <w:t>en</w:t>
+        </w:r>
+        <w:proofErr w:type="spellEnd"/>
+        <w:r>
+          <w:rPr>
+            <w:rStyle w:val="ab"/>
+            <w:bCs/>
+            <w:sz w:val="28"/>
+            <w:szCs w:val="28"/>
+          </w:rPr>
+          <w:t>/</w:t>
+        </w:r>
+        <w:r>
+          <w:rPr>
+            <w:rStyle w:val="ab"/>
+            <w:bCs/>
+            <w:sz w:val="28"/>
+            <w:szCs w:val="28"/>
+            <w:lang w:val="en-US"/>
+          </w:rPr>
+          <w:t>insights</w:t>
+        </w:r>
+        <w:r>
+          <w:rPr>
+            <w:rStyle w:val="ab"/>
+            <w:bCs/>
+            <w:sz w:val="28"/>
+            <w:szCs w:val="28"/>
+          </w:rPr>
+          <w:t>/</w:t>
+        </w:r>
+        <w:r>
+          <w:rPr>
+            <w:rStyle w:val="ab"/>
+            <w:bCs/>
+            <w:sz w:val="28"/>
+            <w:szCs w:val="28"/>
+            <w:lang w:val="en-US"/>
+          </w:rPr>
+          <w:t>ai</w:t>
+        </w:r>
+        <w:r>
+          <w:rPr>
+            <w:rStyle w:val="ab"/>
+            <w:bCs/>
+            <w:sz w:val="28"/>
+            <w:szCs w:val="28"/>
+          </w:rPr>
+          <w:t>-</w:t>
+        </w:r>
+        <w:r>
+          <w:rPr>
+            <w:rStyle w:val="ab"/>
+            <w:bCs/>
+            <w:sz w:val="28"/>
+            <w:szCs w:val="28"/>
+            <w:lang w:val="en-US"/>
+          </w:rPr>
+          <w:t>failure</w:t>
+        </w:r>
+        <w:r>
+          <w:rPr>
+            <w:rStyle w:val="ab"/>
+            <w:bCs/>
+            <w:sz w:val="28"/>
+            <w:szCs w:val="28"/>
+          </w:rPr>
+          <w:t>-</w:t>
+        </w:r>
+        <w:r>
+          <w:rPr>
+            <w:rStyle w:val="ab"/>
+            <w:bCs/>
+            <w:sz w:val="28"/>
+            <w:szCs w:val="28"/>
+            <w:lang w:val="en-US"/>
+          </w:rPr>
+          <w:t>modes</w:t>
+        </w:r>
+      </w:hyperlink>
+    </w:p>
+    <w:p>
+      <w:pPr>
+        <w:pStyle w:val="aa"/>
+        <w:numPr>
+          <w:ilvl w:val="0"/>
+          <w:numId w:val="10"/>
+        </w:numPr>
+        <w:ind w:left="0" w:firstLine="709"/>
+        <w:rPr>
+          <w:sz w:val="28"/>
+          <w:szCs w:val="28"/>
+        </w:rPr>
+      </w:pPr>
+      <w:r>
+        <w:rPr>
+          <w:sz w:val="28"/>
+          <w:szCs w:val="28"/>
+        </w:rPr>
+        <w:t xml:space="preserve">Самые новые модели (такие как </w:t>
+      </w:r>
+      <w:proofErr w:type="spellStart"/>
+      <w:r>
+        <w:rPr>
+          <w:sz w:val="28"/>
+          <w:szCs w:val="28"/>
+        </w:rPr>
+        <w:t>Claude</w:t>
+      </w:r>
+      <w:proofErr w:type="spellEnd"/>
+      <w:r>
+        <w:rPr>
+          <w:sz w:val="28"/>
+          <w:szCs w:val="28"/>
+        </w:rPr>
+        <w:t xml:space="preserve"> Opus 5 или </w:t>
+      </w:r>
+      <w:proofErr w:type="spellStart"/>
+      <w:r>
+        <w:rPr>
+          <w:sz w:val="28"/>
+          <w:szCs w:val="28"/>
+        </w:rPr>
+        <w:t>DeepSeek</w:t>
+      </w:r>
+      <w:proofErr w:type="spellEnd"/>
+      <w:r>
+        <w:rPr>
+          <w:sz w:val="28"/>
+          <w:szCs w:val="28"/>
+        </w:rPr>
+        <w:t xml:space="preserve"> V4 Pro) успешно закрывают 96.4% – 97% реальных </w:t>
+      </w:r>
+      <w:proofErr w:type="spellStart"/>
+      <w:r>
+        <w:rPr>
+          <w:sz w:val="28"/>
+          <w:szCs w:val="28"/>
+        </w:rPr>
+        <w:t>GitHub</w:t>
+      </w:r>
+      <w:proofErr w:type="spellEnd"/>
+      <w:r>
+        <w:rPr>
+          <w:sz w:val="28"/>
+          <w:szCs w:val="28"/>
+        </w:rPr>
+        <w:t xml:space="preserve">-багов в изолированной среде, что значительно превосходит скорость и эрудицию начинающего </w:t>
+      </w:r>
+      <w:proofErr w:type="gramStart"/>
+      <w:r>
+        <w:rPr>
+          <w:sz w:val="28"/>
+          <w:szCs w:val="28"/>
+        </w:rPr>
+        <w:t>программиста :</w:t>
+      </w:r>
+      <w:proofErr w:type="gramEnd"/>
+      <w:r>
+        <w:rPr>
+          <w:sz w:val="28"/>
+          <w:szCs w:val="28"/>
+        </w:rPr>
+        <w:t xml:space="preserve"> </w:t>
+      </w:r>
+      <w:hyperlink r:id="rId16" w:history="1">
+        <w:r>
+          <w:rPr>
+            <w:rStyle w:val="ab"/>
+            <w:sz w:val="28"/>
+            <w:szCs w:val="28"/>
+            <w:lang w:val="en-US"/>
+          </w:rPr>
+          <w:t>https</w:t>
+        </w:r>
+        <w:r>
+          <w:rPr>
+            <w:rStyle w:val="ab"/>
+            <w:sz w:val="28"/>
+            <w:szCs w:val="28"/>
+          </w:rPr>
+          <w:t>://</w:t>
+        </w:r>
+        <w:r>
+          <w:rPr>
+            <w:rStyle w:val="ab"/>
+            <w:sz w:val="28"/>
+            <w:szCs w:val="28"/>
+            <w:lang w:val="en-US"/>
+          </w:rPr>
+          <w:t>www</w:t>
+        </w:r>
+        <w:r>
+          <w:rPr>
+            <w:rStyle w:val="ab"/>
+            <w:sz w:val="28"/>
+            <w:szCs w:val="28"/>
+          </w:rPr>
+          <w:t>.</w:t>
+        </w:r>
+        <w:proofErr w:type="spellStart"/>
+        <w:r>
+          <w:rPr>
+            <w:rStyle w:val="ab"/>
+            <w:sz w:val="28"/>
+            <w:szCs w:val="28"/>
+            <w:lang w:val="en-US"/>
+          </w:rPr>
+          <w:t>vals</w:t>
+        </w:r>
+        <w:proofErr w:type="spellEnd"/>
+        <w:r>
+          <w:rPr>
+            <w:rStyle w:val="ab"/>
+            <w:sz w:val="28"/>
+            <w:szCs w:val="28"/>
+          </w:rPr>
+          <w:t>.</w:t>
+        </w:r>
+        <w:r>
+          <w:rPr>
+            <w:rStyle w:val="ab"/>
+            <w:sz w:val="28"/>
+            <w:szCs w:val="28"/>
+            <w:lang w:val="en-US"/>
+          </w:rPr>
+          <w:t>ai</w:t>
+        </w:r>
+        <w:r>
+          <w:rPr>
+            <w:rStyle w:val="ab"/>
+            <w:sz w:val="28"/>
+            <w:szCs w:val="28"/>
+          </w:rPr>
+          <w:t>/</w:t>
+        </w:r>
+        <w:r>
+          <w:rPr>
+            <w:rStyle w:val="ab"/>
+            <w:sz w:val="28"/>
+            <w:szCs w:val="28"/>
+            <w:lang w:val="en-US"/>
+          </w:rPr>
+          <w:t>benchmarks</w:t>
+        </w:r>
+        <w:r>
+          <w:rPr>
+            <w:rStyle w:val="ab"/>
+            <w:sz w:val="28"/>
+            <w:szCs w:val="28"/>
+          </w:rPr>
+          <w:t>/</w:t>
+        </w:r>
+        <w:proofErr w:type="spellStart"/>
+        <w:r>
+          <w:rPr>
+            <w:rStyle w:val="ab"/>
+            <w:sz w:val="28"/>
+            <w:szCs w:val="28"/>
+            <w:lang w:val="en-US"/>
+          </w:rPr>
+          <w:t>swebench</w:t>
+        </w:r>
+        <w:proofErr w:type="spellEnd"/>
+      </w:hyperlink>
+    </w:p>
+    <w:p>
+      <w:pPr>
+        <w:pStyle w:val="aa"/>
+        <w:numPr>
+          <w:ilvl w:val="0"/>
+          <w:numId w:val="10"/>
+        </w:numPr>
+        <w:ind w:left="0" w:firstLine="709"/>
+        <w:rPr>
+          <w:sz w:val="28"/>
+          <w:szCs w:val="28"/>
+        </w:rPr>
+      </w:pPr>
+      <w:r>
+        <w:rPr>
+          <w:sz w:val="28"/>
+          <w:szCs w:val="28"/>
+        </w:rPr>
+        <w:t>В</w:t>
+      </w:r>
+      <w:r>
+        <w:rPr>
+          <w:sz w:val="28"/>
+          <w:szCs w:val="28"/>
+        </w:rPr>
+        <w:t xml:space="preserve"> компаниях, внедривших ИИ-агентов, время прохождения код-ревью выросло на 49%, количество запросов на доработку (</w:t>
+      </w:r>
+      <w:proofErr w:type="spellStart"/>
+      <w:r>
+        <w:rPr>
+          <w:sz w:val="28"/>
+          <w:szCs w:val="28"/>
+        </w:rPr>
+        <w:t>revisions</w:t>
+      </w:r>
+      <w:proofErr w:type="spellEnd"/>
+      <w:r>
+        <w:rPr>
+          <w:sz w:val="28"/>
+          <w:szCs w:val="28"/>
+        </w:rPr>
+        <w:t>) почти удвоилось, а общее число комментариев к пул-</w:t>
+      </w:r>
+      <w:proofErr w:type="spellStart"/>
+      <w:r>
+        <w:rPr>
+          <w:sz w:val="28"/>
+          <w:szCs w:val="28"/>
+        </w:rPr>
+        <w:t>реквестам</w:t>
+      </w:r>
+      <w:proofErr w:type="spellEnd"/>
+      <w:r>
+        <w:rPr>
+          <w:sz w:val="28"/>
+          <w:szCs w:val="28"/>
+        </w:rPr>
+        <w:t xml:space="preserve"> увеличилось на 35%</w:t>
+      </w:r>
+      <w:r>
+        <w:rPr>
+          <w:sz w:val="28"/>
+          <w:szCs w:val="28"/>
+        </w:rPr>
+        <w:t xml:space="preserve">: </w:t>
+      </w:r>
+      <w:hyperlink r:id="rId17" w:history="1">
+        <w:r>
+          <w:rPr>
+            <w:rStyle w:val="ab"/>
+            <w:sz w:val="28"/>
+            <w:szCs w:val="28"/>
+          </w:rPr>
+          <w:t>https://arstechnica.com/ai/2026/10/ai-coding-agents-generate-more-code-but-not-more-software/</w:t>
+        </w:r>
+      </w:hyperlink>
+    </w:p>
+    <w:p>
+      <w:pPr>
+        <w:pStyle w:val="aa"/>
+        <w:numPr>
+          <w:ilvl w:val="0"/>
+          <w:numId w:val="10"/>
+        </w:numPr>
+        <w:ind w:left="0" w:firstLine="709"/>
+        <w:rPr>
+          <w:sz w:val="28"/>
+          <w:szCs w:val="28"/>
+        </w:rPr>
+      </w:pPr>
+      <w:r>
+        <w:rPr>
+          <w:sz w:val="28"/>
+          <w:szCs w:val="28"/>
+        </w:rPr>
+        <w:t>И</w:t>
+      </w:r>
+      <w:r>
+        <w:rPr>
+          <w:sz w:val="28"/>
+          <w:szCs w:val="28"/>
+        </w:rPr>
+        <w:t xml:space="preserve">нтеграция автоматизированного ИИ-аудита в CI/CD </w:t>
+      </w:r>
+      <w:proofErr w:type="spellStart"/>
+      <w:r>
+        <w:rPr>
+          <w:sz w:val="28"/>
+          <w:szCs w:val="28"/>
+        </w:rPr>
+        <w:t>пайплайны</w:t>
+      </w:r>
+      <w:proofErr w:type="spellEnd"/>
+      <w:r>
+        <w:rPr>
+          <w:sz w:val="28"/>
+          <w:szCs w:val="28"/>
+        </w:rPr>
+        <w:t xml:space="preserve"> привела к статистически значимому снижению времени цикла код-ревью на 31.8%: https://arxiv.org/html/2509.19708v1</w:t>
+      </w:r>
     </w:p>
     <w:p>
       <w:pPr>
@@ -2960,19 +4163,6 @@
         </w:rPr>
         <w:br w:type="page"/>
       </w:r>
-    </w:p>
-    <w:p>
-      <w:pPr>
-        <w:pStyle w:val="Default"/>
-        <w:spacing w:after="200"/>
-        <w:rPr>
-          <w:b/>
-          <w:bCs/>
-          <w:color w:val="C00000"/>
-          <w:sz w:val="28"/>
-          <w:szCs w:val="28"/>
-        </w:rPr>
-      </w:pPr>
       <w:r>
         <w:rPr>
           <w:b/>
@@ -3041,7 +4231,27 @@
           <w:sz w:val="28"/>
           <w:szCs w:val="28"/>
         </w:rPr>
-        <w:t>одель Mess-map исследуемой проблемы/проблемной ситуации</w:t>
+        <w:t xml:space="preserve">одель </w:t>
+      </w:r>
+      <w:proofErr w:type="spellStart"/>
+      <w:r>
+        <w:rPr>
+          <w:b/>
+          <w:color w:val="0070C0"/>
+          <w:sz w:val="28"/>
+          <w:szCs w:val="28"/>
+        </w:rPr>
+        <w:t>Mess-map</w:t>
+      </w:r>
+      <w:proofErr w:type="spellEnd"/>
+      <w:r>
+        <w:rPr>
+          <w:b/>
+          <w:color w:val="0070C0"/>
+          <w:sz w:val="28"/>
+          <w:szCs w:val="28"/>
+        </w:rPr>
+        <w:t xml:space="preserve"> исследуемой проблемы/проблемной ситуации</w:t>
       </w:r>
     </w:p>
     <w:p>
@@ -3213,7 +4423,29 @@
           <w:sz w:val="24"/>
           <w:szCs w:val="24"/>
         </w:rPr>
-        <w:t>теоретические положения и т.п.).</w:t>
+        <w:t xml:space="preserve">теоретические положения и </w:t>
+      </w:r>
+      <w:proofErr w:type="gramStart"/>
+      <w:r>
+        <w:rPr>
+          <w:b/>
+          <w:i/>
+          <w:iCs/>
+          <w:sz w:val="24"/>
+          <w:szCs w:val="24"/>
+        </w:rPr>
+        <w:t>т.п.</w:t>
+      </w:r>
+      <w:proofErr w:type="gramEnd"/>
+      <w:r>
+        <w:rPr>
+          <w:b/>
+          <w:i/>
+          <w:iCs/>
+          <w:sz w:val="24"/>
+          <w:szCs w:val="24"/>
+        </w:rPr>
+        <w:t>).</w:t>
       </w:r>
       <w:r>
         <w:rPr>
@@ -3378,7 +4610,27 @@
           <w:sz w:val="28"/>
           <w:szCs w:val="28"/>
         </w:rPr>
-        <w:t>Построить модель с обратной связью (причинно–следственная диаграмма, модель системной динамики) для корневой проблемы/проблемной ситуации</w:t>
+        <w:t>Построить модель с обратной связью (</w:t>
+      </w:r>
+      <w:proofErr w:type="spellStart"/>
+      <w:r>
+        <w:rPr>
+          <w:b/>
+          <w:color w:val="0070C0"/>
+          <w:sz w:val="28"/>
+          <w:szCs w:val="28"/>
+        </w:rPr>
+        <w:t>причинно</w:t>
+      </w:r>
+      <w:proofErr w:type="spellEnd"/>
+      <w:r>
+        <w:rPr>
+          <w:b/>
+          <w:color w:val="0070C0"/>
+          <w:sz w:val="28"/>
+          <w:szCs w:val="28"/>
+        </w:rPr>
+        <w:t>–следственная диаграмма, модель системной динамики) для корневой проблемы/проблемной ситуации</w:t>
       </w:r>
     </w:p>
     <w:p>
@@ -3588,7 +4840,27 @@
           <w:sz w:val="28"/>
           <w:szCs w:val="28"/>
         </w:rPr>
-        <w:t>. Подобрать образ (рисунок, картинку и т.п.), с которым ассоциируется системный анализ.</w:t>
+        <w:t xml:space="preserve">. Подобрать образ (рисунок, картинку и </w:t>
+      </w:r>
+      <w:proofErr w:type="gramStart"/>
+      <w:r>
+        <w:rPr>
+          <w:b/>
+          <w:color w:val="0070C0"/>
+          <w:sz w:val="28"/>
+          <w:szCs w:val="28"/>
+        </w:rPr>
+        <w:t>т.п.</w:t>
+      </w:r>
+      <w:proofErr w:type="gramEnd"/>
+      <w:r>
+        <w:rPr>
+          <w:b/>
+          <w:color w:val="0070C0"/>
+          <w:sz w:val="28"/>
+          <w:szCs w:val="28"/>
+        </w:rPr>
+        <w:t>), с которым ассоциируется системный анализ.</w:t>
       </w:r>
     </w:p>
     <w:p>
@@ -3798,7 +5070,7 @@
     </w:p>
     <w:p/>
     <w:sectPr>
-      <w:footerReference w:type="default" r:id="rId13"/>
+      <w:footerReference w:type="default" r:id="rId18"/>
       <w:pgSz w:w="11906" w:h="16838" w:code="9"/>
       <w:pgMar w:top="1134" w:right="1134" w:bottom="1134" w:left="1701" w:header="709" w:footer="709" w:gutter="0"/>
       <w:cols w:space="708"/>
@@ -3989,6 +5261,92 @@
     </w:lvl>
   </w:abstractNum>
   <w:abstractNum w:abstractNumId="1" w15:restartNumberingAfterBreak="0">
+    <w:nsid w:val="1AD04F6A"/>
+    <w:multiLevelType w:val="hybridMultilevel"/>
+    <w:tmpl w:val="BB76394C"/>
+    <w:lvl w:ilvl="0" w:tplc="0419000F">
+      <w:start w:val="1"/>
+      <w:numFmt w:val="decimal"/>
+      <w:lvlText w:val="%1."/>
+      <w:lvlJc w:val="left"/>
+      <w:pPr>
+        <w:ind w:left="1429" w:hanging="360"/>
+      </w:pPr>
+    </w:lvl>
+    <w:lvl w:ilvl="1" w:tplc="04190019" w:tentative="1">
+      <w:start w:val="1"/>
+      <w:numFmt w:val="lowerLetter"/>
+      <w:lvlText w:val="%2."/>
+      <w:lvlJc w:val="left"/>
+      <w:pPr>
+        <w:ind w:left="2149" w:hanging="360"/>
+      </w:pPr>
+    </w:lvl>
+    <w:lvl w:ilvl="2" w:tplc="0419001B" w:tentative="1">
+      <w:start w:val="1"/>
+      <w:numFmt w:val="lowerRoman"/>
+      <w:lvlText w:val="%3."/>
+      <w:lvlJc w:val="right"/>
+      <w:pPr>
+        <w:ind w:left="2869" w:hanging="180"/>
+      </w:pPr>
+    </w:lvl>
+    <w:lvl w:ilvl="3" w:tplc="0419000F" w:tentative="1">
+      <w:start w:val="1"/>
+      <w:numFmt w:val="decimal"/>
+      <w:lvlText w:val="%4."/>
+      <w:lvlJc w:val="left"/>
+      <w:pPr>
+        <w:ind w:left="3589" w:hanging="360"/>
+      </w:pPr>
+    </w:lvl>
+    <w:lvl w:ilvl="4" w:tplc="04190019" w:tentative="1">
+      <w:start w:val="1"/>
+      <w:numFmt w:val="lowerLetter"/>
+      <w:lvlText w:val="%5."/>
+      <w:lvlJc w:val="left"/>
+      <w:pPr>
+        <w:ind w:left="4309" w:hanging="360"/>
+      </w:pPr>
+    </w:lvl>
+    <w:lvl w:ilvl="5" w:tplc="0419001B" w:tentative="1">
+      <w:start w:val="1"/>
+      <w:numFmt w:val="lowerRoman"/>
+      <w:lvlText w:val="%6."/>
+      <w:lvlJc w:val="right"/>
+      <w:pPr>
+        <w:ind w:left="5029" w:hanging="180"/>
+      </w:pPr>
+    </w:lvl>
+    <w:lvl w:ilvl="6" w:tplc="0419000F" w:tentative="1">
+      <w:start w:val="1"/>
+      <w:numFmt w:val="decimal"/>
+      <w:lvlText w:val="%7."/>
+      <w:lvlJc w:val="left"/>
+      <w:pPr>
+        <w:ind w:left="5749" w:hanging="360"/>
+      </w:pPr>
+    </w:lvl>
+    <w:lvl w:ilvl="7" w:tplc="04190019" w:tentative="1">
+      <w:start w:val="1"/>
+      <w:numFmt w:val="lowerLetter"/>
+      <w:lvlText w:val="%8."/>
+      <w:lvlJc w:val="left"/>
+      <w:pPr>
+        <w:ind w:left="6469" w:hanging="360"/>
+      </w:pPr>
+    </w:lvl>
+    <w:lvl w:ilvl="8" w:tplc="0419001B" w:tentative="1">
+      <w:start w:val="1"/>
+      <w:numFmt w:val="lowerRoman"/>
+      <w:lvlText w:val="%9."/>
+      <w:lvlJc w:val="right"/>
+      <w:pPr>
+        <w:ind w:left="7189" w:hanging="180"/>
+      </w:pPr>
+    </w:lvl>
+  </w:abstractNum>
+  <w:abstractNum w:abstractNumId="2" w15:restartNumberingAfterBreak="0">
     <w:nsid w:val="20691457"/>
     <w:multiLevelType w:val="multilevel"/>
     <w:tmpl w:val="1FF0B8A2"/>
@@ -4101,7 +5459,7 @@
       </w:pPr>
     </w:lvl>
   </w:abstractNum>
-  <w:abstractNum w:abstractNumId="2" w15:restartNumberingAfterBreak="0">
+  <w:abstractNum w:abstractNumId="3" w15:restartNumberingAfterBreak="0">
     <w:nsid w:val="26820BC7"/>
     <w:multiLevelType w:val="hybridMultilevel"/>
     <w:tmpl w:val="E826996A"/>
@@ -4214,7 +5572,233 @@
       </w:rPr>
     </w:lvl>
   </w:abstractNum>
-  <w:abstractNum w:abstractNumId="3" w15:restartNumberingAfterBreak="0">
+  <w:abstractNum w:abstractNumId="4" w15:restartNumberingAfterBreak="0">
+    <w:nsid w:val="2781307B"/>
+    <w:multiLevelType w:val="hybridMultilevel"/>
+    <w:tmpl w:val="330A902A"/>
+    <w:lvl w:ilvl="0" w:tplc="04190001">
+      <w:start w:val="1"/>
+      <w:numFmt w:val="bullet"/>
+      <w:lvlText w:val=""/>
+      <w:lvlJc w:val="left"/>
+      <w:pPr>
+        <w:ind w:left="1080" w:hanging="360"/>
+      </w:pPr>
+      <w:rPr>
+        <w:rFonts w:ascii="Symbol" w:hAnsi="Symbol" w:hint="default"/>
+      </w:rPr>
+    </w:lvl>
+    <w:lvl w:ilvl="1" w:tplc="04190003" w:tentative="1">
+      <w:start w:val="1"/>
+      <w:numFmt w:val="bullet"/>
+      <w:lvlText w:val="o"/>
+      <w:lvlJc w:val="left"/>
+      <w:pPr>
+        <w:ind w:left="1800" w:hanging="360"/>
+      </w:pPr>
+      <w:rPr>
+        <w:rFonts w:ascii="Courier New" w:hAnsi="Courier New" w:cs="Courier New" w:hint="default"/>
+      </w:rPr>
+    </w:lvl>
+    <w:lvl w:ilvl="2" w:tplc="04190005" w:tentative="1">
+      <w:start w:val="1"/>
+      <w:numFmt w:val="bullet"/>
+      <w:lvlText w:val=""/>
+      <w:lvlJc w:val="left"/>
+      <w:pPr>
+        <w:ind w:left="2520" w:hanging="360"/>
+      </w:pPr>
+      <w:rPr>
+        <w:rFonts w:ascii="Wingdings" w:hAnsi="Wingdings" w:hint="default"/>
+      </w:rPr>
+    </w:lvl>
+    <w:lvl w:ilvl="3" w:tplc="04190001" w:tentative="1">
+      <w:start w:val="1"/>
+      <w:numFmt w:val="bullet"/>
+      <w:lvlText w:val=""/>
+      <w:lvlJc w:val="left"/>
+      <w:pPr>
+        <w:ind w:left="3240" w:hanging="360"/>
+      </w:pPr>
+      <w:rPr>
+        <w:rFonts w:ascii="Symbol" w:hAnsi="Symbol" w:hint="default"/>
+      </w:rPr>
+    </w:lvl>
+    <w:lvl w:ilvl="4" w:tplc="04190003" w:tentative="1">
+      <w:start w:val="1"/>
+      <w:numFmt w:val="bullet"/>
+      <w:lvlText w:val="o"/>
+      <w:lvlJc w:val="left"/>
+      <w:pPr>
+        <w:ind w:left="3960" w:hanging="360"/>
+      </w:pPr>
+      <w:rPr>
+        <w:rFonts w:ascii="Courier New" w:hAnsi="Courier New" w:cs="Courier New" w:hint="default"/>
+      </w:rPr>
+    </w:lvl>
+    <w:lvl w:ilvl="5" w:tplc="04190005" w:tentative="1">
+      <w:start w:val="1"/>
+      <w:numFmt w:val="bullet"/>
+      <w:lvlText w:val=""/>
+      <w:lvlJc w:val="left"/>
+      <w:pPr>
+        <w:ind w:left="4680" w:hanging="360"/>
+      </w:pPr>
+      <w:rPr>
+        <w:rFonts w:ascii="Wingdings" w:hAnsi="Wingdings" w:hint="default"/>
+      </w:rPr>
+    </w:lvl>
+    <w:lvl w:ilvl="6" w:tplc="04190001" w:tentative="1">
+      <w:start w:val="1"/>
+      <w:numFmt w:val="bullet"/>
+      <w:lvlText w:val=""/>
+      <w:lvlJc w:val="left"/>
+      <w:pPr>
+        <w:ind w:left="5400" w:hanging="360"/>
+      </w:pPr>
+      <w:rPr>
+        <w:rFonts w:ascii="Symbol" w:hAnsi="Symbol" w:hint="default"/>
+      </w:rPr>
+    </w:lvl>
+    <w:lvl w:ilvl="7" w:tplc="04190003" w:tentative="1">
+      <w:start w:val="1"/>
+      <w:numFmt w:val="bullet"/>
+      <w:lvlText w:val="o"/>
+      <w:lvlJc w:val="left"/>
+      <w:pPr>
+        <w:ind w:left="6120" w:hanging="360"/>
+      </w:pPr>
+      <w:rPr>
+        <w:rFonts w:ascii="Courier New" w:hAnsi="Courier New" w:cs="Courier New" w:hint="default"/>
+      </w:rPr>
+    </w:lvl>
+    <w:lvl w:ilvl="8" w:tplc="04190005" w:tentative="1">
+      <w:start w:val="1"/>
+      <w:numFmt w:val="bullet"/>
+      <w:lvlText w:val=""/>
+      <w:lvlJc w:val="left"/>
+      <w:pPr>
+        <w:ind w:left="6840" w:hanging="360"/>
+      </w:pPr>
+      <w:rPr>
+        <w:rFonts w:ascii="Wingdings" w:hAnsi="Wingdings" w:hint="default"/>
+      </w:rPr>
+    </w:lvl>
+  </w:abstractNum>
+  <w:abstractNum w:abstractNumId="5" w15:restartNumberingAfterBreak="0">
+    <w:nsid w:val="27913035"/>
+    <w:multiLevelType w:val="hybridMultilevel"/>
+    <w:tmpl w:val="2576865C"/>
+    <w:lvl w:ilvl="0" w:tplc="04190001">
+      <w:start w:val="1"/>
+      <w:numFmt w:val="bullet"/>
+      <w:lvlText w:val=""/>
+      <w:lvlJc w:val="left"/>
+      <w:pPr>
+        <w:ind w:left="720" w:hanging="360"/>
+      </w:pPr>
+      <w:rPr>
+        <w:rFonts w:ascii="Symbol" w:hAnsi="Symbol" w:hint="default"/>
+      </w:rPr>
+    </w:lvl>
+    <w:lvl w:ilvl="1" w:tplc="04190003" w:tentative="1">
+      <w:start w:val="1"/>
+      <w:numFmt w:val="bullet"/>
+      <w:lvlText w:val="o"/>
+      <w:lvlJc w:val="left"/>
+      <w:pPr>
+        <w:ind w:left="1440" w:hanging="360"/>
+      </w:pPr>
+      <w:rPr>
+        <w:rFonts w:ascii="Courier New" w:hAnsi="Courier New" w:cs="Courier New" w:hint="default"/>
+      </w:rPr>
+    </w:lvl>
+    <w:lvl w:ilvl="2" w:tplc="04190005" w:tentative="1">
+      <w:start w:val="1"/>
+      <w:numFmt w:val="bullet"/>
+      <w:lvlText w:val=""/>
+      <w:lvlJc w:val="left"/>
+      <w:pPr>
+        <w:ind w:left="2160" w:hanging="360"/>
+      </w:pPr>
+      <w:rPr>
+        <w:rFonts w:ascii="Wingdings" w:hAnsi="Wingdings" w:hint="default"/>
+      </w:rPr>
+    </w:lvl>
+    <w:lvl w:ilvl="3" w:tplc="04190001" w:tentative="1">
+      <w:start w:val="1"/>
+      <w:numFmt w:val="bullet"/>
+      <w:lvlText w:val=""/>
+      <w:lvlJc w:val="left"/>
+      <w:pPr>
+        <w:ind w:left="2880" w:hanging="360"/>
+      </w:pPr>
+      <w:rPr>
+        <w:rFonts w:ascii="Symbol" w:hAnsi="Symbol" w:hint="default"/>
+      </w:rPr>
+    </w:lvl>
+    <w:lvl w:ilvl="4" w:tplc="04190003" w:tentative="1">
+      <w:start w:val="1"/>
+      <w:numFmt w:val="bullet"/>
+      <w:lvlText w:val="o"/>
+      <w:lvlJc w:val="left"/>
+      <w:pPr>
+        <w:ind w:left="3600" w:hanging="360"/>
+      </w:pPr>
+      <w:rPr>
+        <w:rFonts w:ascii="Courier New" w:hAnsi="Courier New" w:cs="Courier New" w:hint="default"/>
+      </w:rPr>
+    </w:lvl>
+    <w:lvl w:ilvl="5" w:tplc="04190005" w:tentative="1">
+      <w:start w:val="1"/>
+      <w:numFmt w:val="bullet"/>
+      <w:lvlText w:val=""/>
+      <w:lvlJc w:val="left"/>
+      <w:pPr>
+        <w:ind w:left="4320" w:hanging="360"/>
+      </w:pPr>
+      <w:rPr>
+        <w:rFonts w:ascii="Wingdings" w:hAnsi="Wingdings" w:hint="default"/>
+      </w:rPr>
+    </w:lvl>
+    <w:lvl w:ilvl="6" w:tplc="04190001" w:tentative="1">
+      <w:start w:val="1"/>
+      <w:numFmt w:val="bullet"/>
+      <w:lvlText w:val=""/>
+      <w:lvlJc w:val="left"/>
+      <w:pPr>
+        <w:ind w:left="5040" w:hanging="360"/>
+      </w:pPr>
+      <w:rPr>
+        <w:rFonts w:ascii="Symbol" w:hAnsi="Symbol" w:hint="default"/>
+      </w:rPr>
+    </w:lvl>
+    <w:lvl w:ilvl="7" w:tplc="04190003" w:tentative="1">
+      <w:start w:val="1"/>
+      <w:numFmt w:val="bullet"/>
+      <w:lvlText w:val="o"/>
+      <w:lvlJc w:val="left"/>
+      <w:pPr>
+        <w:ind w:left="5760" w:hanging="360"/>
+      </w:pPr>
+      <w:rPr>
+        <w:rFonts w:ascii="Courier New" w:hAnsi="Courier New" w:cs="Courier New" w:hint="default"/>
+      </w:rPr>
+    </w:lvl>
+    <w:lvl w:ilvl="8" w:tplc="04190005" w:tentative="1">
+      <w:start w:val="1"/>
+      <w:numFmt w:val="bullet"/>
+      <w:lvlText w:val=""/>
+      <w:lvlJc w:val="left"/>
+      <w:pPr>
+        <w:ind w:left="6480" w:hanging="360"/>
+      </w:pPr>
+      <w:rPr>
+        <w:rFonts w:ascii="Wingdings" w:hAnsi="Wingdings" w:hint="default"/>
+      </w:rPr>
+    </w:lvl>
+  </w:abstractNum>
+  <w:abstractNum w:abstractNumId="6" w15:restartNumberingAfterBreak="0">
     <w:nsid w:val="29C0744F"/>
     <w:multiLevelType w:val="multilevel"/>
     <w:tmpl w:val="9E6281A6"/>
@@ -4327,7 +5911,7 @@
       </w:pPr>
     </w:lvl>
   </w:abstractNum>
-  <w:abstractNum w:abstractNumId="4" w15:restartNumberingAfterBreak="0">
+  <w:abstractNum w:abstractNumId="7" w15:restartNumberingAfterBreak="0">
     <w:nsid w:val="3DD25F73"/>
     <w:multiLevelType w:val="hybridMultilevel"/>
     <w:tmpl w:val="24620984"/>
@@ -4440,20 +6024,234 @@
       </w:pPr>
     </w:lvl>
   </w:abstractNum>
+  <w:abstractNum w:abstractNumId="8" w15:restartNumberingAfterBreak="0">
+    <w:nsid w:val="5796542E"/>
+    <w:multiLevelType w:val="hybridMultilevel"/>
+    <w:tmpl w:val="67E63A60"/>
+    <w:lvl w:ilvl="0" w:tplc="04190001">
+      <w:start w:val="1"/>
+      <w:numFmt w:val="bullet"/>
+      <w:lvlText w:val=""/>
+      <w:lvlJc w:val="left"/>
+      <w:pPr>
+        <w:ind w:left="720" w:hanging="360"/>
+      </w:pPr>
+      <w:rPr>
+        <w:rFonts w:ascii="Symbol" w:hAnsi="Symbol" w:hint="default"/>
+      </w:rPr>
+    </w:lvl>
+    <w:lvl w:ilvl="1" w:tplc="04190003" w:tentative="1">
+      <w:start w:val="1"/>
+      <w:numFmt w:val="bullet"/>
+      <w:lvlText w:val="o"/>
+      <w:lvlJc w:val="left"/>
+      <w:pPr>
+        <w:ind w:left="1440" w:hanging="360"/>
+      </w:pPr>
+      <w:rPr>
+        <w:rFonts w:ascii="Courier New" w:hAnsi="Courier New" w:cs="Courier New" w:hint="default"/>
+      </w:rPr>
+    </w:lvl>
+    <w:lvl w:ilvl="2" w:tplc="04190005" w:tentative="1">
+      <w:start w:val="1"/>
+      <w:numFmt w:val="bullet"/>
+      <w:lvlText w:val=""/>
+      <w:lvlJc w:val="left"/>
+      <w:pPr>
+        <w:ind w:left="2160" w:hanging="360"/>
+      </w:pPr>
+      <w:rPr>
+        <w:rFonts w:ascii="Wingdings" w:hAnsi="Wingdings" w:hint="default"/>
+      </w:rPr>
+    </w:lvl>
+    <w:lvl w:ilvl="3" w:tplc="04190001" w:tentative="1">
+      <w:start w:val="1"/>
+      <w:numFmt w:val="bullet"/>
+      <w:lvlText w:val=""/>
+      <w:lvlJc w:val="left"/>
+      <w:pPr>
+        <w:ind w:left="2880" w:hanging="360"/>
+      </w:pPr>
+      <w:rPr>
+        <w:rFonts w:ascii="Symbol" w:hAnsi="Symbol" w:hint="default"/>
+      </w:rPr>
+    </w:lvl>
+    <w:lvl w:ilvl="4" w:tplc="04190003" w:tentative="1">
+      <w:start w:val="1"/>
+      <w:numFmt w:val="bullet"/>
+      <w:lvlText w:val="o"/>
+      <w:lvlJc w:val="left"/>
+      <w:pPr>
+        <w:ind w:left="3600" w:hanging="360"/>
+      </w:pPr>
+      <w:rPr>
+        <w:rFonts w:ascii="Courier New" w:hAnsi="Courier New" w:cs="Courier New" w:hint="default"/>
+      </w:rPr>
+    </w:lvl>
+    <w:lvl w:ilvl="5" w:tplc="04190005" w:tentative="1">
+      <w:start w:val="1"/>
+      <w:numFmt w:val="bullet"/>
+      <w:lvlText w:val=""/>
+      <w:lvlJc w:val="left"/>
+      <w:pPr>
+        <w:ind w:left="4320" w:hanging="360"/>
+      </w:pPr>
+      <w:rPr>
+        <w:rFonts w:ascii="Wingdings" w:hAnsi="Wingdings" w:hint="default"/>
+      </w:rPr>
+    </w:lvl>
+    <w:lvl w:ilvl="6" w:tplc="04190001" w:tentative="1">
+      <w:start w:val="1"/>
+      <w:numFmt w:val="bullet"/>
+      <w:lvlText w:val=""/>
+      <w:lvlJc w:val="left"/>
+      <w:pPr>
+        <w:ind w:left="5040" w:hanging="360"/>
+      </w:pPr>
+      <w:rPr>
+        <w:rFonts w:ascii="Symbol" w:hAnsi="Symbol" w:hint="default"/>
+      </w:rPr>
+    </w:lvl>
+    <w:lvl w:ilvl="7" w:tplc="04190003" w:tentative="1">
+      <w:start w:val="1"/>
+      <w:numFmt w:val="bullet"/>
+      <w:lvlText w:val="o"/>
+      <w:lvlJc w:val="left"/>
+      <w:pPr>
+        <w:ind w:left="5760" w:hanging="360"/>
+      </w:pPr>
+      <w:rPr>
+        <w:rFonts w:ascii="Courier New" w:hAnsi="Courier New" w:cs="Courier New" w:hint="default"/>
+      </w:rPr>
+    </w:lvl>
+    <w:lvl w:ilvl="8" w:tplc="04190005" w:tentative="1">
+      <w:start w:val="1"/>
+      <w:numFmt w:val="bullet"/>
+      <w:lvlText w:val=""/>
+      <w:lvlJc w:val="left"/>
+      <w:pPr>
+        <w:ind w:left="6480" w:hanging="360"/>
+      </w:pPr>
+      <w:rPr>
+        <w:rFonts w:ascii="Wingdings" w:hAnsi="Wingdings" w:hint="default"/>
+      </w:rPr>
+    </w:lvl>
+  </w:abstractNum>
+  <w:abstractNum w:abstractNumId="9" w15:restartNumberingAfterBreak="0">
+    <w:nsid w:val="737635B0"/>
+    <w:multiLevelType w:val="hybridMultilevel"/>
+    <w:tmpl w:val="BB76394C"/>
+    <w:lvl w:ilvl="0" w:tplc="FFFFFFFF">
+      <w:start w:val="1"/>
+      <w:numFmt w:val="decimal"/>
+      <w:lvlText w:val="%1."/>
+      <w:lvlJc w:val="left"/>
+      <w:pPr>
+        <w:ind w:left="1429" w:hanging="360"/>
+      </w:pPr>
+    </w:lvl>
+    <w:lvl w:ilvl="1" w:tplc="FFFFFFFF" w:tentative="1">
+      <w:start w:val="1"/>
+      <w:numFmt w:val="lowerLetter"/>
+      <w:lvlText w:val="%2."/>
+      <w:lvlJc w:val="left"/>
+      <w:pPr>
+        <w:ind w:left="2149" w:hanging="360"/>
+      </w:pPr>
+    </w:lvl>
+    <w:lvl w:ilvl="2" w:tplc="FFFFFFFF" w:tentative="1">
+      <w:start w:val="1"/>
+      <w:numFmt w:val="lowerRoman"/>
+      <w:lvlText w:val="%3."/>
+      <w:lvlJc w:val="right"/>
+      <w:pPr>
+        <w:ind w:left="2869" w:hanging="180"/>
+      </w:pPr>
+    </w:lvl>
+    <w:lvl w:ilvl="3" w:tplc="FFFFFFFF" w:tentative="1">
+      <w:start w:val="1"/>
+      <w:numFmt w:val="decimal"/>
+      <w:lvlText w:val="%4."/>
+      <w:lvlJc w:val="left"/>
+      <w:pPr>
+        <w:ind w:left="3589" w:hanging="360"/>
+      </w:pPr>
+    </w:lvl>
+    <w:lvl w:ilvl="4" w:tplc="FFFFFFFF" w:tentative="1">
+      <w:start w:val="1"/>
+      <w:numFmt w:val="lowerLetter"/>
+      <w:lvlText w:val="%5."/>
+      <w:lvlJc w:val="left"/>
+      <w:pPr>
+        <w:ind w:left="4309" w:hanging="360"/>
+      </w:pPr>
+    </w:lvl>
+    <w:lvl w:ilvl="5" w:tplc="FFFFFFFF" w:tentative="1">
+      <w:start w:val="1"/>
+      <w:numFmt w:val="lowerRoman"/>
+      <w:lvlText w:val="%6."/>
+      <w:lvlJc w:val="right"/>
+      <w:pPr>
+        <w:ind w:left="5029" w:hanging="180"/>
+      </w:pPr>
+    </w:lvl>
+    <w:lvl w:ilvl="6" w:tplc="FFFFFFFF" w:tentative="1">
+      <w:start w:val="1"/>
+      <w:numFmt w:val="decimal"/>
+      <w:lvlText w:val="%7."/>
+      <w:lvlJc w:val="left"/>
+      <w:pPr>
+        <w:ind w:left="5749" w:hanging="360"/>
+      </w:pPr>
+    </w:lvl>
+    <w:lvl w:ilvl="7" w:tplc="FFFFFFFF" w:tentative="1">
+      <w:start w:val="1"/>
+      <w:numFmt w:val="lowerLetter"/>
+      <w:lvlText w:val="%8."/>
+      <w:lvlJc w:val="left"/>
+      <w:pPr>
+        <w:ind w:left="6469" w:hanging="360"/>
+      </w:pPr>
+    </w:lvl>
+    <w:lvl w:ilvl="8" w:tplc="FFFFFFFF" w:tentative="1">
+      <w:start w:val="1"/>
+      <w:numFmt w:val="lowerRoman"/>
+      <w:lvlText w:val="%9."/>
+      <w:lvlJc w:val="right"/>
+      <w:pPr>
+        <w:ind w:left="7189" w:hanging="180"/>
+      </w:pPr>
+    </w:lvl>
+  </w:abstractNum>
   <w:num w:numId="1" w16cid:durableId="436875940">
-    <w:abstractNumId w:val="4"/>
+    <w:abstractNumId w:val="7"/>
   </w:num>
   <w:num w:numId="2" w16cid:durableId="1574313889">
-    <w:abstractNumId w:val="2"/>
+    <w:abstractNumId w:val="3"/>
   </w:num>
   <w:num w:numId="3" w16cid:durableId="627007875">
-    <w:abstractNumId w:val="3"/>
+    <w:abstractNumId w:val="6"/>
   </w:num>
   <w:num w:numId="4" w16cid:durableId="1319841440">
-    <w:abstractNumId w:val="1"/>
+    <w:abstractNumId w:val="2"/>
   </w:num>
   <w:num w:numId="5" w16cid:durableId="372459964">
     <w:abstractNumId w:val="0"/>
+  </w:num>
+  <w:num w:numId="6" w16cid:durableId="1456171278">
+    <w:abstractNumId w:val="1"/>
+  </w:num>
+  <w:num w:numId="7" w16cid:durableId="1579170072">
+    <w:abstractNumId w:val="9"/>
+  </w:num>
+  <w:num w:numId="8" w16cid:durableId="1052928945">
+    <w:abstractNumId w:val="5"/>
+  </w:num>
+  <w:num w:numId="9" w16cid:durableId="1779444670">
+    <w:abstractNumId w:val="8"/>
+  </w:num>
+  <w:num w:numId="10" w16cid:durableId="1978684659">
+    <w:abstractNumId w:val="4"/>
   </w:num>
 </w:numbering>
 </file>
@@ -4855,6 +6653,27 @@
     <w:name w:val="Normal"/>
     <w:qFormat/>
   </w:style>
+  <w:style w:type="paragraph" w:styleId="1">
+    <w:name w:val="heading 1"/>
+    <w:basedOn w:val="a"/>
+    <w:next w:val="a"/>
+    <w:link w:val="10"/>
+    <w:uiPriority w:val="9"/>
+    <w:qFormat/>
+    <w:rsid w:val="00850257"/>
+    <w:pPr>
+      <w:keepNext/>
+      <w:keepLines/>
+      <w:spacing w:before="240" w:after="0"/>
+      <w:outlineLvl w:val="0"/>
+    </w:pPr>
+    <w:rPr>
+      <w:rFonts w:asciiTheme="majorHAnsi" w:eastAsiaTheme="majorEastAsia" w:hAnsiTheme="majorHAnsi" w:cstheme="majorBidi"/>
+      <w:color w:val="365F91" w:themeColor="accent1" w:themeShade="BF"/>
+      <w:sz w:val="32"/>
+      <w:szCs w:val="32"/>
+    </w:rPr>
+  </w:style>
   <w:style w:type="character" w:default="1" w:styleId="a0">
     <w:name w:val="Default Paragraph Font"/>
     <w:uiPriority w:val="1"/>
@@ -4987,6 +6806,53 @@
       <w:b/>
       <w:sz w:val="24"/>
       <w:lang w:eastAsia="ru-RU"/>
+    </w:rPr>
+  </w:style>
+  <w:style w:type="paragraph" w:styleId="aa">
+    <w:name w:val="List Paragraph"/>
+    <w:basedOn w:val="a"/>
+    <w:uiPriority w:val="34"/>
+    <w:qFormat/>
+    <w:rsid w:val="00711966"/>
+    <w:pPr>
+      <w:ind w:left="720"/>
+      <w:contextualSpacing/>
+    </w:pPr>
+  </w:style>
+  <w:style w:type="character" w:customStyle="1" w:styleId="10">
+    <w:name w:val="Заголовок 1 Знак"/>
+    <w:basedOn w:val="a0"/>
+    <w:link w:val="1"/>
+    <w:uiPriority w:val="9"/>
+    <w:rsid w:val="00850257"/>
+    <w:rPr>
+      <w:rFonts w:asciiTheme="majorHAnsi" w:eastAsiaTheme="majorEastAsia" w:hAnsiTheme="majorHAnsi" w:cstheme="majorBidi"/>
+      <w:color w:val="365F91" w:themeColor="accent1" w:themeShade="BF"/>
+      <w:sz w:val="32"/>
+      <w:szCs w:val="32"/>
+    </w:rPr>
+  </w:style>
+  <w:style w:type="character" w:styleId="ab">
+    <w:name w:val="Hyperlink"/>
+    <w:basedOn w:val="a0"/>
+    <w:uiPriority w:val="99"/>
+    <w:unhideWhenUsed/>
+    <w:rsid w:val="00850257"/>
+    <w:rPr>
+      <w:color w:val="0000FF" w:themeColor="hyperlink"/>
+      <w:u w:val="single"/>
+    </w:rPr>
+  </w:style>
+  <w:style w:type="character" w:styleId="ac">
+    <w:name w:val="Unresolved Mention"/>
+    <w:basedOn w:val="a0"/>
+    <w:uiPriority w:val="99"/>
+    <w:semiHidden/>
+    <w:unhideWhenUsed/>
+    <w:rsid w:val="00850257"/>
+    <w:rPr>
+      <w:color w:val="605E5C"/>
+      <w:shd w:val="clear" w:color="auto" w:fill="E1DFDD"/>
     </w:rPr>
   </w:style>
 </w:styles>
